--- a/WhiteRabbit_Documentation/Format3/Format3_arzneimittel.docx
+++ b/WhiteRabbit_Documentation/Format3/Format3_arzneimittel.docx
@@ -1,21 +1,32 @@
 
 <file path=word/document.xml><?xml version="1.0" encoding="utf-8"?>
-<w:document xmlns:w="http://schemas.openxmlformats.org/wordprocessingml/2006/main" xmlns:wp="http://schemas.openxmlformats.org/drawingml/2006/wordprocessingDrawing" xmlns:xsi="http://www.w3.org/2001/XMLSchema-instance">
+<w:document xmlns:wpc="http://schemas.microsoft.com/office/word/2010/wordprocessingCanvas" xmlns:cx="http://schemas.microsoft.com/office/drawing/2014/chartex" xmlns:cx1="http://schemas.microsoft.com/office/drawing/2015/9/8/chartex" xmlns:cx2="http://schemas.microsoft.com/office/drawing/2015/10/21/chartex" xmlns:cx3="http://schemas.microsoft.com/office/drawing/2016/5/9/chartex" xmlns:cx4="http://schemas.microsoft.com/office/drawing/2016/5/10/chartex" xmlns:cx5="http://schemas.microsoft.com/office/drawing/2016/5/11/chartex" xmlns:cx6="http://schemas.microsoft.com/office/drawing/2016/5/12/chartex" xmlns:cx7="http://schemas.microsoft.com/office/drawing/2016/5/13/chartex" xmlns:cx8="http://schemas.microsoft.com/office/drawing/2016/5/14/chartex" xmlns:mc="http://schemas.openxmlformats.org/markup-compatibility/2006" xmlns:aink="http://schemas.microsoft.com/office/drawing/2016/ink" xmlns:am3d="http://schemas.microsoft.com/office/drawing/2017/model3d" xmlns:o="urn:schemas-microsoft-com:office:office" xmlns:oel="http://schemas.microsoft.com/office/2019/extlst" xmlns:r="http://schemas.openxmlformats.org/officeDocument/2006/relationships" xmlns:m="http://schemas.openxmlformats.org/officeDocument/2006/math" xmlns:v="urn:schemas-microsoft-com:vml" xmlns:wp14="http://schemas.microsoft.com/office/word/2010/wordprocessingDrawing" xmlns:wp="http://schemas.openxmlformats.org/drawingml/2006/wordprocessingDrawing" xmlns:w10="urn:schemas-microsoft-com:office:word" xmlns:w="http://schemas.openxmlformats.org/wordprocessingml/2006/main" xmlns:w14="http://schemas.microsoft.com/office/word/2010/wordml" xmlns:w15="http://schemas.microsoft.com/office/word/2012/wordml" xmlns:w16cex="http://schemas.microsoft.com/office/word/2018/wordml/cex" xmlns:w16cid="http://schemas.microsoft.com/office/word/2016/wordml/cid" xmlns:w16="http://schemas.microsoft.com/office/word/2018/wordml" xmlns:w16sdtdh="http://schemas.microsoft.com/office/word/2020/wordml/sdtdatahash" xmlns:w16se="http://schemas.microsoft.com/office/word/2015/wordml/symex" xmlns:wpg="http://schemas.microsoft.com/office/word/2010/wordprocessingGroup" xmlns:wpi="http://schemas.microsoft.com/office/word/2010/wordprocessingInk" xmlns:wne="http://schemas.microsoft.com/office/word/2006/wordml" xmlns:wps="http://schemas.microsoft.com/office/word/2010/wordprocessingShape" mc:Ignorable="w14 w15 w16se w16cid w16 w16cex w16sdtdh wp14">
   <w:body>
     <w:p>
+      <w:pPr>
+        <w:rPr>
+          <w:lang w:val="en-US"/>
+        </w:rPr>
+      </w:pPr>
       <w:r>
         <w:rPr>
           <w:sz w:val="36"/>
+          <w:lang w:val="en-US"/>
         </w:rPr>
         <w:t>Source Data Mapping Approach to CDMV5.4</w:t>
       </w:r>
     </w:p>
     <w:p>
       <w:r>
+        <w:rPr>
+          <w:noProof/>
+        </w:rPr>
         <w:drawing>
-          <wp:inline distT="0" distB="0" distL="0" distR="0">
+          <wp:inline distT="0" distB="0" distL="0" distR="0" wp14:anchorId="4EFD2BC2" wp14:editId="6184961B">
             <wp:extent cx="5715000" cy="1885950"/>
+            <wp:effectExtent l="0" t="0" r="0" b="0"/>
             <wp:docPr id="2" name="Picture 2" descr="Generated"/>
+            <wp:cNvGraphicFramePr/>
             <a:graphic xmlns:a="http://schemas.openxmlformats.org/drawingml/2006/main">
               <a:graphicData uri="http://schemas.openxmlformats.org/drawingml/2006/picture">
                 <pic:pic xmlns:pic="http://schemas.openxmlformats.org/drawingml/2006/picture">
@@ -24,7 +35,7 @@
                     <pic:cNvPicPr/>
                   </pic:nvPicPr>
                   <pic:blipFill>
-                    <a:blip xmlns:r="http://schemas.openxmlformats.org/officeDocument/2006/relationships" r:embed="rId2"/>
+                    <a:blip r:embed="rId4"/>
                     <a:stretch>
                       <a:fillRect/>
                     </a:stretch>
@@ -46,47 +57,100 @@
       </w:r>
     </w:p>
     <w:p>
+      <w:pPr>
+        <w:rPr>
+          <w:lang w:val="en-US"/>
+        </w:rPr>
+      </w:pPr>
       <w:r>
         <w:rPr>
           <w:sz w:val="36"/>
+          <w:lang w:val="en-US"/>
         </w:rPr>
         <w:br w:type="page"/>
+      </w:r>
+      <w:r>
+        <w:rPr>
+          <w:sz w:val="36"/>
+          <w:lang w:val="en-US"/>
+        </w:rPr>
+        <w:lastRenderedPageBreak/>
         <w:t>Table name: person</w:t>
       </w:r>
     </w:p>
     <w:p>
+      <w:pPr>
+        <w:rPr>
+          <w:lang w:val="en-US"/>
+        </w:rPr>
+      </w:pPr>
       <w:r>
         <w:rPr>
           <w:sz w:val="36"/>
+          <w:lang w:val="en-US"/>
         </w:rPr>
         <w:br w:type="page"/>
+      </w:r>
+      <w:r>
+        <w:rPr>
+          <w:sz w:val="36"/>
+          <w:lang w:val="en-US"/>
+        </w:rPr>
+        <w:lastRenderedPageBreak/>
         <w:t>Table name: provider</w:t>
       </w:r>
     </w:p>
     <w:p>
+      <w:pPr>
+        <w:rPr>
+          <w:lang w:val="en-US"/>
+        </w:rPr>
+      </w:pPr>
       <w:r>
         <w:rPr>
           <w:sz w:val="28"/>
+          <w:lang w:val="en-US"/>
         </w:rPr>
         <w:t>Reading from rez_102137985_2019_01</w:t>
       </w:r>
     </w:p>
     <w:p>
-      <w:r>
+      <w:pPr>
+        <w:rPr>
+          <w:lang w:val="en-US"/>
+        </w:rPr>
+      </w:pPr>
+      <w:r>
+        <w:rPr>
+          <w:lang w:val="en-US"/>
+        </w:rPr>
         <w:t xml:space="preserve">Keep information of prescriping physican </w:t>
       </w:r>
     </w:p>
     <w:p>
-      <w:r>
+      <w:pPr>
+        <w:rPr>
+          <w:lang w:val="en-US"/>
+        </w:rPr>
+      </w:pPr>
+      <w:r>
+        <w:rPr>
+          <w:lang w:val="en-US"/>
+        </w:rPr>
         <w:t>Check if physican entry already exists</w:t>
       </w:r>
     </w:p>
     <w:p>
       <w:r>
+        <w:rPr>
+          <w:noProof/>
+        </w:rPr>
         <w:drawing>
-          <wp:inline distT="0" distB="0" distL="0" distR="0">
+          <wp:inline distT="0" distB="0" distL="0" distR="0" wp14:anchorId="367F617A" wp14:editId="4FCB4CBA">
             <wp:extent cx="5715000" cy="2743200"/>
+            <wp:effectExtent l="0" t="0" r="0" b="0"/>
             <wp:docPr id="3" name="Picture 3" descr="Generated"/>
+            <wp:cNvGraphicFramePr/>
             <a:graphic xmlns:a="http://schemas.openxmlformats.org/drawingml/2006/main">
               <a:graphicData uri="http://schemas.openxmlformats.org/drawingml/2006/picture">
                 <pic:pic xmlns:pic="http://schemas.openxmlformats.org/drawingml/2006/picture">
@@ -95,7 +159,7 @@
                     <pic:cNvPicPr/>
                   </pic:nvPicPr>
                   <pic:blipFill>
-                    <a:blip xmlns:r="http://schemas.openxmlformats.org/officeDocument/2006/relationships" r:embed="rId3"/>
+                    <a:blip r:embed="rId5"/>
                     <a:stretch>
                       <a:fillRect/>
                     </a:stretch>
@@ -119,19 +183,38 @@
     <w:tbl>
       <w:tblPr>
         <w:tblW w:w="0" w:type="auto"/>
+        <w:tblInd w:w="10" w:type="dxa"/>
         <w:tblBorders>
-          <w:top w:val="single"/>
-          <w:left w:val="single"/>
-          <w:bottom w:val="single"/>
-          <w:right w:val="single"/>
-          <w:insideH w:val="single"/>
-          <w:insideV w:val="single"/>
+          <w:top w:val="single" w:sz="0" w:space="0" w:color="auto"/>
+          <w:left w:val="single" w:sz="0" w:space="0" w:color="auto"/>
+          <w:bottom w:val="single" w:sz="0" w:space="0" w:color="auto"/>
+          <w:right w:val="single" w:sz="0" w:space="0" w:color="auto"/>
+          <w:insideH w:val="single" w:sz="0" w:space="0" w:color="auto"/>
+          <w:insideV w:val="single" w:sz="0" w:space="0" w:color="auto"/>
         </w:tblBorders>
+        <w:tblCellMar>
+          <w:left w:w="10" w:type="dxa"/>
+          <w:right w:w="10" w:type="dxa"/>
+        </w:tblCellMar>
+        <w:tblLook w:val="04A0" w:firstRow="1" w:lastRow="0" w:firstColumn="1" w:lastColumn="0" w:noHBand="0" w:noVBand="1"/>
       </w:tblPr>
-      <w:tr>
-        <w:tc>
-          <w:tcPr>
-            <w:shd w:color="auto" w:val="clear" w:fill="AAAAFF"/>
+      <w:tblGrid>
+        <w:gridCol w:w="2606"/>
+        <w:gridCol w:w="1286"/>
+        <w:gridCol w:w="476"/>
+        <w:gridCol w:w="4532"/>
+      </w:tblGrid>
+      <w:tr>
+        <w:tblPrEx>
+          <w:tblCellMar>
+            <w:top w:w="0" w:type="dxa"/>
+            <w:bottom w:w="0" w:type="dxa"/>
+          </w:tblCellMar>
+        </w:tblPrEx>
+        <w:tc>
+          <w:tcPr>
+            <w:tcW w:w="0" w:type="auto"/>
+            <w:shd w:val="clear" w:color="auto" w:fill="AAAAFF"/>
           </w:tcPr>
           <w:p>
             <w:r>
@@ -141,7 +224,8 @@
         </w:tc>
         <w:tc>
           <w:tcPr>
-            <w:shd w:color="auto" w:val="clear" w:fill="AAAAFF"/>
+            <w:tcW w:w="0" w:type="auto"/>
+            <w:shd w:val="clear" w:color="auto" w:fill="AAAAFF"/>
           </w:tcPr>
           <w:p>
             <w:r>
@@ -151,7 +235,8 @@
         </w:tc>
         <w:tc>
           <w:tcPr>
-            <w:shd w:color="auto" w:val="clear" w:fill="AAAAFF"/>
+            <w:tcW w:w="0" w:type="auto"/>
+            <w:shd w:val="clear" w:color="auto" w:fill="AAAAFF"/>
           </w:tcPr>
           <w:p>
             <w:r>
@@ -161,7 +246,8 @@
         </w:tc>
         <w:tc>
           <w:tcPr>
-            <w:shd w:color="auto" w:val="clear" w:fill="AAAAFF"/>
+            <w:tcW w:w="0" w:type="auto"/>
+            <w:shd w:val="clear" w:color="auto" w:fill="AAAAFF"/>
           </w:tcPr>
           <w:p>
             <w:r>
@@ -171,7 +257,16 @@
         </w:tc>
       </w:tr>
       <w:tr>
-        <w:tc>
+        <w:tblPrEx>
+          <w:tblCellMar>
+            <w:top w:w="0" w:type="dxa"/>
+            <w:bottom w:w="0" w:type="dxa"/>
+          </w:tblCellMar>
+        </w:tblPrEx>
+        <w:tc>
+          <w:tcPr>
+            <w:tcW w:w="0" w:type="auto"/>
+          </w:tcPr>
           <w:p>
             <w:r>
               <w:t>provider_name</w:t>
@@ -179,17 +274,35 @@
           </w:p>
         </w:tc>
         <w:tc>
-          <w:p/>
-        </w:tc>
-        <w:tc>
-          <w:p/>
-        </w:tc>
-        <w:tc>
-          <w:p/>
-        </w:tc>
-      </w:tr>
-      <w:tr>
-        <w:tc>
+          <w:tcPr>
+            <w:tcW w:w="0" w:type="auto"/>
+          </w:tcPr>
+          <w:p/>
+        </w:tc>
+        <w:tc>
+          <w:tcPr>
+            <w:tcW w:w="0" w:type="auto"/>
+          </w:tcPr>
+          <w:p/>
+        </w:tc>
+        <w:tc>
+          <w:tcPr>
+            <w:tcW w:w="0" w:type="auto"/>
+          </w:tcPr>
+          <w:p/>
+        </w:tc>
+      </w:tr>
+      <w:tr>
+        <w:tblPrEx>
+          <w:tblCellMar>
+            <w:top w:w="0" w:type="dxa"/>
+            <w:bottom w:w="0" w:type="dxa"/>
+          </w:tblCellMar>
+        </w:tblPrEx>
+        <w:tc>
+          <w:tcPr>
+            <w:tcW w:w="0" w:type="auto"/>
+          </w:tcPr>
           <w:p>
             <w:r>
               <w:t>npi</w:t>
@@ -197,17 +310,35 @@
           </w:p>
         </w:tc>
         <w:tc>
-          <w:p/>
-        </w:tc>
-        <w:tc>
-          <w:p/>
-        </w:tc>
-        <w:tc>
-          <w:p/>
-        </w:tc>
-      </w:tr>
-      <w:tr>
-        <w:tc>
+          <w:tcPr>
+            <w:tcW w:w="0" w:type="auto"/>
+          </w:tcPr>
+          <w:p/>
+        </w:tc>
+        <w:tc>
+          <w:tcPr>
+            <w:tcW w:w="0" w:type="auto"/>
+          </w:tcPr>
+          <w:p/>
+        </w:tc>
+        <w:tc>
+          <w:tcPr>
+            <w:tcW w:w="0" w:type="auto"/>
+          </w:tcPr>
+          <w:p/>
+        </w:tc>
+      </w:tr>
+      <w:tr>
+        <w:tblPrEx>
+          <w:tblCellMar>
+            <w:top w:w="0" w:type="dxa"/>
+            <w:bottom w:w="0" w:type="dxa"/>
+          </w:tblCellMar>
+        </w:tblPrEx>
+        <w:tc>
+          <w:tcPr>
+            <w:tcW w:w="0" w:type="auto"/>
+          </w:tcPr>
           <w:p>
             <w:r>
               <w:t>care_site_id</w:t>
@@ -215,6 +346,9 @@
           </w:p>
         </w:tc>
         <w:tc>
+          <w:tcPr>
+            <w:tcW w:w="0" w:type="auto"/>
+          </w:tcPr>
           <w:p>
             <w:r>
               <w:t>bsnrvopseudo</w:t>
@@ -222,9 +356,15 @@
           </w:p>
         </w:tc>
         <w:tc>
-          <w:p/>
-        </w:tc>
-        <w:tc>
+          <w:tcPr>
+            <w:tcW w:w="0" w:type="auto"/>
+          </w:tcPr>
+          <w:p/>
+        </w:tc>
+        <w:tc>
+          <w:tcPr>
+            <w:tcW w:w="0" w:type="auto"/>
+          </w:tcPr>
           <w:p>
             <w:r>
               <w:t>Pseudonym der verordnenden Betriebsstätte</w:t>
@@ -238,7 +378,16 @@
         </w:tc>
       </w:tr>
       <w:tr>
-        <w:tc>
+        <w:tblPrEx>
+          <w:tblCellMar>
+            <w:top w:w="0" w:type="dxa"/>
+            <w:bottom w:w="0" w:type="dxa"/>
+          </w:tblCellMar>
+        </w:tblPrEx>
+        <w:tc>
+          <w:tcPr>
+            <w:tcW w:w="0" w:type="auto"/>
+          </w:tcPr>
           <w:p>
             <w:r>
               <w:t>provider_id</w:t>
@@ -246,6 +395,9 @@
           </w:p>
         </w:tc>
         <w:tc>
+          <w:tcPr>
+            <w:tcW w:w="0" w:type="auto"/>
+          </w:tcPr>
           <w:p>
             <w:r>
               <w:t>lenrvopseudo</w:t>
@@ -253,9 +405,15 @@
           </w:p>
         </w:tc>
         <w:tc>
-          <w:p/>
-        </w:tc>
-        <w:tc>
+          <w:tcPr>
+            <w:tcW w:w="0" w:type="auto"/>
+          </w:tcPr>
+          <w:p/>
+        </w:tc>
+        <w:tc>
+          <w:tcPr>
+            <w:tcW w:w="0" w:type="auto"/>
+          </w:tcPr>
           <w:p>
             <w:r>
               <w:t xml:space="preserve">Pseudonym des verordnenden Leistungserbringers </w:t>
@@ -269,7 +427,16 @@
         </w:tc>
       </w:tr>
       <w:tr>
-        <w:tc>
+        <w:tblPrEx>
+          <w:tblCellMar>
+            <w:top w:w="0" w:type="dxa"/>
+            <w:bottom w:w="0" w:type="dxa"/>
+          </w:tblCellMar>
+        </w:tblPrEx>
+        <w:tc>
+          <w:tcPr>
+            <w:tcW w:w="0" w:type="auto"/>
+          </w:tcPr>
           <w:p>
             <w:r>
               <w:t>provider_source_value</w:t>
@@ -277,6 +444,9 @@
           </w:p>
         </w:tc>
         <w:tc>
+          <w:tcPr>
+            <w:tcW w:w="0" w:type="auto"/>
+          </w:tcPr>
           <w:p>
             <w:r>
               <w:t>lenrvopseudo</w:t>
@@ -284,14 +454,29 @@
           </w:p>
         </w:tc>
         <w:tc>
-          <w:p/>
-        </w:tc>
-        <w:tc>
-          <w:p/>
-        </w:tc>
-      </w:tr>
-      <w:tr>
-        <w:tc>
+          <w:tcPr>
+            <w:tcW w:w="0" w:type="auto"/>
+          </w:tcPr>
+          <w:p/>
+        </w:tc>
+        <w:tc>
+          <w:tcPr>
+            <w:tcW w:w="0" w:type="auto"/>
+          </w:tcPr>
+          <w:p/>
+        </w:tc>
+      </w:tr>
+      <w:tr>
+        <w:tblPrEx>
+          <w:tblCellMar>
+            <w:top w:w="0" w:type="dxa"/>
+            <w:bottom w:w="0" w:type="dxa"/>
+          </w:tblCellMar>
+        </w:tblPrEx>
+        <w:tc>
+          <w:tcPr>
+            <w:tcW w:w="0" w:type="auto"/>
+          </w:tcPr>
           <w:p>
             <w:r>
               <w:t>dea</w:t>
@@ -299,17 +484,35 @@
           </w:p>
         </w:tc>
         <w:tc>
-          <w:p/>
-        </w:tc>
-        <w:tc>
-          <w:p/>
-        </w:tc>
-        <w:tc>
-          <w:p/>
-        </w:tc>
-      </w:tr>
-      <w:tr>
-        <w:tc>
+          <w:tcPr>
+            <w:tcW w:w="0" w:type="auto"/>
+          </w:tcPr>
+          <w:p/>
+        </w:tc>
+        <w:tc>
+          <w:tcPr>
+            <w:tcW w:w="0" w:type="auto"/>
+          </w:tcPr>
+          <w:p/>
+        </w:tc>
+        <w:tc>
+          <w:tcPr>
+            <w:tcW w:w="0" w:type="auto"/>
+          </w:tcPr>
+          <w:p/>
+        </w:tc>
+      </w:tr>
+      <w:tr>
+        <w:tblPrEx>
+          <w:tblCellMar>
+            <w:top w:w="0" w:type="dxa"/>
+            <w:bottom w:w="0" w:type="dxa"/>
+          </w:tblCellMar>
+        </w:tblPrEx>
+        <w:tc>
+          <w:tcPr>
+            <w:tcW w:w="0" w:type="auto"/>
+          </w:tcPr>
           <w:p>
             <w:r>
               <w:t>specialty_concept_id</w:t>
@@ -317,6 +520,9 @@
           </w:p>
         </w:tc>
         <w:tc>
+          <w:tcPr>
+            <w:tcW w:w="0" w:type="auto"/>
+          </w:tcPr>
           <w:p>
             <w:r>
               <w:t>lenrvofg</w:t>
@@ -324,9 +530,15 @@
           </w:p>
         </w:tc>
         <w:tc>
-          <w:p/>
-        </w:tc>
-        <w:tc>
+          <w:tcPr>
+            <w:tcW w:w="0" w:type="auto"/>
+          </w:tcPr>
+          <w:p/>
+        </w:tc>
+        <w:tc>
+          <w:tcPr>
+            <w:tcW w:w="0" w:type="auto"/>
+          </w:tcPr>
           <w:p>
             <w:r>
               <w:t>custom concept</w:t>
@@ -335,7 +547,16 @@
         </w:tc>
       </w:tr>
       <w:tr>
-        <w:tc>
+        <w:tblPrEx>
+          <w:tblCellMar>
+            <w:top w:w="0" w:type="dxa"/>
+            <w:bottom w:w="0" w:type="dxa"/>
+          </w:tblCellMar>
+        </w:tblPrEx>
+        <w:tc>
+          <w:tcPr>
+            <w:tcW w:w="0" w:type="auto"/>
+          </w:tcPr>
           <w:p>
             <w:r>
               <w:t>year_of_birth</w:t>
@@ -343,17 +564,35 @@
           </w:p>
         </w:tc>
         <w:tc>
-          <w:p/>
-        </w:tc>
-        <w:tc>
-          <w:p/>
-        </w:tc>
-        <w:tc>
-          <w:p/>
-        </w:tc>
-      </w:tr>
-      <w:tr>
-        <w:tc>
+          <w:tcPr>
+            <w:tcW w:w="0" w:type="auto"/>
+          </w:tcPr>
+          <w:p/>
+        </w:tc>
+        <w:tc>
+          <w:tcPr>
+            <w:tcW w:w="0" w:type="auto"/>
+          </w:tcPr>
+          <w:p/>
+        </w:tc>
+        <w:tc>
+          <w:tcPr>
+            <w:tcW w:w="0" w:type="auto"/>
+          </w:tcPr>
+          <w:p/>
+        </w:tc>
+      </w:tr>
+      <w:tr>
+        <w:tblPrEx>
+          <w:tblCellMar>
+            <w:top w:w="0" w:type="dxa"/>
+            <w:bottom w:w="0" w:type="dxa"/>
+          </w:tblCellMar>
+        </w:tblPrEx>
+        <w:tc>
+          <w:tcPr>
+            <w:tcW w:w="0" w:type="auto"/>
+          </w:tcPr>
           <w:p>
             <w:r>
               <w:t>gender_concept_id</w:t>
@@ -361,17 +600,35 @@
           </w:p>
         </w:tc>
         <w:tc>
-          <w:p/>
-        </w:tc>
-        <w:tc>
-          <w:p/>
-        </w:tc>
-        <w:tc>
-          <w:p/>
-        </w:tc>
-      </w:tr>
-      <w:tr>
-        <w:tc>
+          <w:tcPr>
+            <w:tcW w:w="0" w:type="auto"/>
+          </w:tcPr>
+          <w:p/>
+        </w:tc>
+        <w:tc>
+          <w:tcPr>
+            <w:tcW w:w="0" w:type="auto"/>
+          </w:tcPr>
+          <w:p/>
+        </w:tc>
+        <w:tc>
+          <w:tcPr>
+            <w:tcW w:w="0" w:type="auto"/>
+          </w:tcPr>
+          <w:p/>
+        </w:tc>
+      </w:tr>
+      <w:tr>
+        <w:tblPrEx>
+          <w:tblCellMar>
+            <w:top w:w="0" w:type="dxa"/>
+            <w:bottom w:w="0" w:type="dxa"/>
+          </w:tblCellMar>
+        </w:tblPrEx>
+        <w:tc>
+          <w:tcPr>
+            <w:tcW w:w="0" w:type="auto"/>
+          </w:tcPr>
           <w:p>
             <w:r>
               <w:t>specialty_source_value</w:t>
@@ -379,6 +636,9 @@
           </w:p>
         </w:tc>
         <w:tc>
+          <w:tcPr>
+            <w:tcW w:w="0" w:type="auto"/>
+          </w:tcPr>
           <w:p>
             <w:r>
               <w:t>lenrvofg</w:t>
@@ -386,14 +646,29 @@
           </w:p>
         </w:tc>
         <w:tc>
-          <w:p/>
-        </w:tc>
-        <w:tc>
-          <w:p/>
-        </w:tc>
-      </w:tr>
-      <w:tr>
-        <w:tc>
+          <w:tcPr>
+            <w:tcW w:w="0" w:type="auto"/>
+          </w:tcPr>
+          <w:p/>
+        </w:tc>
+        <w:tc>
+          <w:tcPr>
+            <w:tcW w:w="0" w:type="auto"/>
+          </w:tcPr>
+          <w:p/>
+        </w:tc>
+      </w:tr>
+      <w:tr>
+        <w:tblPrEx>
+          <w:tblCellMar>
+            <w:top w:w="0" w:type="dxa"/>
+            <w:bottom w:w="0" w:type="dxa"/>
+          </w:tblCellMar>
+        </w:tblPrEx>
+        <w:tc>
+          <w:tcPr>
+            <w:tcW w:w="0" w:type="auto"/>
+          </w:tcPr>
           <w:p>
             <w:r>
               <w:t>specialty_source_concept_id</w:t>
@@ -401,6 +676,9 @@
           </w:p>
         </w:tc>
         <w:tc>
+          <w:tcPr>
+            <w:tcW w:w="0" w:type="auto"/>
+          </w:tcPr>
           <w:p>
             <w:r>
               <w:t>lenrvofg</w:t>
@@ -408,9 +686,15 @@
           </w:p>
         </w:tc>
         <w:tc>
-          <w:p/>
-        </w:tc>
-        <w:tc>
+          <w:tcPr>
+            <w:tcW w:w="0" w:type="auto"/>
+          </w:tcPr>
+          <w:p/>
+        </w:tc>
+        <w:tc>
+          <w:tcPr>
+            <w:tcW w:w="0" w:type="auto"/>
+          </w:tcPr>
           <w:p>
             <w:r>
               <w:t>Custom concept</w:t>
@@ -419,7 +703,16 @@
         </w:tc>
       </w:tr>
       <w:tr>
-        <w:tc>
+        <w:tblPrEx>
+          <w:tblCellMar>
+            <w:top w:w="0" w:type="dxa"/>
+            <w:bottom w:w="0" w:type="dxa"/>
+          </w:tblCellMar>
+        </w:tblPrEx>
+        <w:tc>
+          <w:tcPr>
+            <w:tcW w:w="0" w:type="auto"/>
+          </w:tcPr>
           <w:p>
             <w:r>
               <w:t>gender_source_value</w:t>
@@ -427,17 +720,35 @@
           </w:p>
         </w:tc>
         <w:tc>
-          <w:p/>
-        </w:tc>
-        <w:tc>
-          <w:p/>
-        </w:tc>
-        <w:tc>
-          <w:p/>
-        </w:tc>
-      </w:tr>
-      <w:tr>
-        <w:tc>
+          <w:tcPr>
+            <w:tcW w:w="0" w:type="auto"/>
+          </w:tcPr>
+          <w:p/>
+        </w:tc>
+        <w:tc>
+          <w:tcPr>
+            <w:tcW w:w="0" w:type="auto"/>
+          </w:tcPr>
+          <w:p/>
+        </w:tc>
+        <w:tc>
+          <w:tcPr>
+            <w:tcW w:w="0" w:type="auto"/>
+          </w:tcPr>
+          <w:p/>
+        </w:tc>
+      </w:tr>
+      <w:tr>
+        <w:tblPrEx>
+          <w:tblCellMar>
+            <w:top w:w="0" w:type="dxa"/>
+            <w:bottom w:w="0" w:type="dxa"/>
+          </w:tblCellMar>
+        </w:tblPrEx>
+        <w:tc>
+          <w:tcPr>
+            <w:tcW w:w="0" w:type="auto"/>
+          </w:tcPr>
           <w:p>
             <w:r>
               <w:t>gender_source_concept_id</w:t>
@@ -445,12 +756,21 @@
           </w:p>
         </w:tc>
         <w:tc>
-          <w:p/>
-        </w:tc>
-        <w:tc>
-          <w:p/>
-        </w:tc>
-        <w:tc>
+          <w:tcPr>
+            <w:tcW w:w="0" w:type="auto"/>
+          </w:tcPr>
+          <w:p/>
+        </w:tc>
+        <w:tc>
+          <w:tcPr>
+            <w:tcW w:w="0" w:type="auto"/>
+          </w:tcPr>
+          <w:p/>
+        </w:tc>
+        <w:tc>
+          <w:tcPr>
+            <w:tcW w:w="0" w:type="auto"/>
+          </w:tcPr>
           <w:p/>
         </w:tc>
       </w:tr>
@@ -461,6 +781,12 @@
           <w:sz w:val="36"/>
         </w:rPr>
         <w:br w:type="page"/>
+      </w:r>
+      <w:r>
+        <w:rPr>
+          <w:sz w:val="36"/>
+        </w:rPr>
+        <w:lastRenderedPageBreak/>
         <w:t>Table name: care_site</w:t>
       </w:r>
     </w:p>
@@ -473,16 +799,29 @@
       </w:r>
     </w:p>
     <w:p>
-      <w:r>
+      <w:pPr>
+        <w:rPr>
+          <w:lang w:val="en-US"/>
+        </w:rPr>
+      </w:pPr>
+      <w:r>
+        <w:rPr>
+          <w:lang w:val="en-US"/>
+        </w:rPr>
         <w:t xml:space="preserve">Keep information about prescriping care site </w:t>
       </w:r>
     </w:p>
     <w:p>
       <w:r>
+        <w:rPr>
+          <w:noProof/>
+        </w:rPr>
         <w:drawing>
-          <wp:inline distT="0" distB="0" distL="0" distR="0">
+          <wp:inline distT="0" distB="0" distL="0" distR="0" wp14:anchorId="454B5961" wp14:editId="76B0C7F6">
             <wp:extent cx="5715000" cy="1457325"/>
+            <wp:effectExtent l="0" t="0" r="0" b="0"/>
             <wp:docPr id="4" name="Picture 4" descr="Generated"/>
+            <wp:cNvGraphicFramePr/>
             <a:graphic xmlns:a="http://schemas.openxmlformats.org/drawingml/2006/main">
               <a:graphicData uri="http://schemas.openxmlformats.org/drawingml/2006/picture">
                 <pic:pic xmlns:pic="http://schemas.openxmlformats.org/drawingml/2006/picture">
@@ -491,7 +830,7 @@
                     <pic:cNvPicPr/>
                   </pic:nvPicPr>
                   <pic:blipFill>
-                    <a:blip xmlns:r="http://schemas.openxmlformats.org/officeDocument/2006/relationships" r:embed="rId4"/>
+                    <a:blip r:embed="rId6"/>
                     <a:stretch>
                       <a:fillRect/>
                     </a:stretch>
@@ -515,19 +854,38 @@
     <w:tbl>
       <w:tblPr>
         <w:tblW w:w="0" w:type="auto"/>
+        <w:tblInd w:w="10" w:type="dxa"/>
         <w:tblBorders>
-          <w:top w:val="single"/>
-          <w:left w:val="single"/>
-          <w:bottom w:val="single"/>
-          <w:right w:val="single"/>
-          <w:insideH w:val="single"/>
-          <w:insideV w:val="single"/>
+          <w:top w:val="single" w:sz="0" w:space="0" w:color="auto"/>
+          <w:left w:val="single" w:sz="0" w:space="0" w:color="auto"/>
+          <w:bottom w:val="single" w:sz="0" w:space="0" w:color="auto"/>
+          <w:right w:val="single" w:sz="0" w:space="0" w:color="auto"/>
+          <w:insideH w:val="single" w:sz="0" w:space="0" w:color="auto"/>
+          <w:insideV w:val="single" w:sz="0" w:space="0" w:color="auto"/>
         </w:tblBorders>
+        <w:tblCellMar>
+          <w:left w:w="10" w:type="dxa"/>
+          <w:right w:w="10" w:type="dxa"/>
+        </w:tblCellMar>
+        <w:tblLook w:val="04A0" w:firstRow="1" w:lastRow="0" w:firstColumn="1" w:lastColumn="0" w:noHBand="0" w:noVBand="1"/>
       </w:tblPr>
-      <w:tr>
-        <w:tc>
-          <w:tcPr>
-            <w:shd w:color="auto" w:val="clear" w:fill="AAAAFF"/>
+      <w:tblGrid>
+        <w:gridCol w:w="2813"/>
+        <w:gridCol w:w="1286"/>
+        <w:gridCol w:w="476"/>
+        <w:gridCol w:w="4507"/>
+      </w:tblGrid>
+      <w:tr>
+        <w:tblPrEx>
+          <w:tblCellMar>
+            <w:top w:w="0" w:type="dxa"/>
+            <w:bottom w:w="0" w:type="dxa"/>
+          </w:tblCellMar>
+        </w:tblPrEx>
+        <w:tc>
+          <w:tcPr>
+            <w:tcW w:w="0" w:type="auto"/>
+            <w:shd w:val="clear" w:color="auto" w:fill="AAAAFF"/>
           </w:tcPr>
           <w:p>
             <w:r>
@@ -537,7 +895,8 @@
         </w:tc>
         <w:tc>
           <w:tcPr>
-            <w:shd w:color="auto" w:val="clear" w:fill="AAAAFF"/>
+            <w:tcW w:w="0" w:type="auto"/>
+            <w:shd w:val="clear" w:color="auto" w:fill="AAAAFF"/>
           </w:tcPr>
           <w:p>
             <w:r>
@@ -547,7 +906,8 @@
         </w:tc>
         <w:tc>
           <w:tcPr>
-            <w:shd w:color="auto" w:val="clear" w:fill="AAAAFF"/>
+            <w:tcW w:w="0" w:type="auto"/>
+            <w:shd w:val="clear" w:color="auto" w:fill="AAAAFF"/>
           </w:tcPr>
           <w:p>
             <w:r>
@@ -557,7 +917,8 @@
         </w:tc>
         <w:tc>
           <w:tcPr>
-            <w:shd w:color="auto" w:val="clear" w:fill="AAAAFF"/>
+            <w:tcW w:w="0" w:type="auto"/>
+            <w:shd w:val="clear" w:color="auto" w:fill="AAAAFF"/>
           </w:tcPr>
           <w:p>
             <w:r>
@@ -567,7 +928,16 @@
         </w:tc>
       </w:tr>
       <w:tr>
-        <w:tc>
+        <w:tblPrEx>
+          <w:tblCellMar>
+            <w:top w:w="0" w:type="dxa"/>
+            <w:bottom w:w="0" w:type="dxa"/>
+          </w:tblCellMar>
+        </w:tblPrEx>
+        <w:tc>
+          <w:tcPr>
+            <w:tcW w:w="0" w:type="auto"/>
+          </w:tcPr>
           <w:p>
             <w:r>
               <w:t>care_site_id</w:t>
@@ -575,6 +945,9 @@
           </w:p>
         </w:tc>
         <w:tc>
+          <w:tcPr>
+            <w:tcW w:w="0" w:type="auto"/>
+          </w:tcPr>
           <w:p>
             <w:r>
               <w:t>bsnrvopseudo</w:t>
@@ -582,9 +955,15 @@
           </w:p>
         </w:tc>
         <w:tc>
-          <w:p/>
-        </w:tc>
-        <w:tc>
+          <w:tcPr>
+            <w:tcW w:w="0" w:type="auto"/>
+          </w:tcPr>
+          <w:p/>
+        </w:tc>
+        <w:tc>
+          <w:tcPr>
+            <w:tcW w:w="0" w:type="auto"/>
+          </w:tcPr>
           <w:p>
             <w:r>
               <w:t xml:space="preserve">Check if care_site_id already exists </w:t>
@@ -603,7 +982,16 @@
         </w:tc>
       </w:tr>
       <w:tr>
-        <w:tc>
+        <w:tblPrEx>
+          <w:tblCellMar>
+            <w:top w:w="0" w:type="dxa"/>
+            <w:bottom w:w="0" w:type="dxa"/>
+          </w:tblCellMar>
+        </w:tblPrEx>
+        <w:tc>
+          <w:tcPr>
+            <w:tcW w:w="0" w:type="auto"/>
+          </w:tcPr>
           <w:p>
             <w:r>
               <w:t>care_site_source_value</w:t>
@@ -611,6 +999,9 @@
           </w:p>
         </w:tc>
         <w:tc>
+          <w:tcPr>
+            <w:tcW w:w="0" w:type="auto"/>
+          </w:tcPr>
           <w:p>
             <w:r>
               <w:t>bsnrvopseudo</w:t>
@@ -618,14 +1009,29 @@
           </w:p>
         </w:tc>
         <w:tc>
-          <w:p/>
-        </w:tc>
-        <w:tc>
-          <w:p/>
-        </w:tc>
-      </w:tr>
-      <w:tr>
-        <w:tc>
+          <w:tcPr>
+            <w:tcW w:w="0" w:type="auto"/>
+          </w:tcPr>
+          <w:p/>
+        </w:tc>
+        <w:tc>
+          <w:tcPr>
+            <w:tcW w:w="0" w:type="auto"/>
+          </w:tcPr>
+          <w:p/>
+        </w:tc>
+      </w:tr>
+      <w:tr>
+        <w:tblPrEx>
+          <w:tblCellMar>
+            <w:top w:w="0" w:type="dxa"/>
+            <w:bottom w:w="0" w:type="dxa"/>
+          </w:tblCellMar>
+        </w:tblPrEx>
+        <w:tc>
+          <w:tcPr>
+            <w:tcW w:w="0" w:type="auto"/>
+          </w:tcPr>
           <w:p>
             <w:r>
               <w:t>care_site_name</w:t>
@@ -633,17 +1039,35 @@
           </w:p>
         </w:tc>
         <w:tc>
-          <w:p/>
-        </w:tc>
-        <w:tc>
-          <w:p/>
-        </w:tc>
-        <w:tc>
-          <w:p/>
-        </w:tc>
-      </w:tr>
-      <w:tr>
-        <w:tc>
+          <w:tcPr>
+            <w:tcW w:w="0" w:type="auto"/>
+          </w:tcPr>
+          <w:p/>
+        </w:tc>
+        <w:tc>
+          <w:tcPr>
+            <w:tcW w:w="0" w:type="auto"/>
+          </w:tcPr>
+          <w:p/>
+        </w:tc>
+        <w:tc>
+          <w:tcPr>
+            <w:tcW w:w="0" w:type="auto"/>
+          </w:tcPr>
+          <w:p/>
+        </w:tc>
+      </w:tr>
+      <w:tr>
+        <w:tblPrEx>
+          <w:tblCellMar>
+            <w:top w:w="0" w:type="dxa"/>
+            <w:bottom w:w="0" w:type="dxa"/>
+          </w:tblCellMar>
+        </w:tblPrEx>
+        <w:tc>
+          <w:tcPr>
+            <w:tcW w:w="0" w:type="auto"/>
+          </w:tcPr>
           <w:p>
             <w:r>
               <w:t>place_of_service_concept_id</w:t>
@@ -651,17 +1075,35 @@
           </w:p>
         </w:tc>
         <w:tc>
-          <w:p/>
-        </w:tc>
-        <w:tc>
-          <w:p/>
-        </w:tc>
-        <w:tc>
-          <w:p/>
-        </w:tc>
-      </w:tr>
-      <w:tr>
-        <w:tc>
+          <w:tcPr>
+            <w:tcW w:w="0" w:type="auto"/>
+          </w:tcPr>
+          <w:p/>
+        </w:tc>
+        <w:tc>
+          <w:tcPr>
+            <w:tcW w:w="0" w:type="auto"/>
+          </w:tcPr>
+          <w:p/>
+        </w:tc>
+        <w:tc>
+          <w:tcPr>
+            <w:tcW w:w="0" w:type="auto"/>
+          </w:tcPr>
+          <w:p/>
+        </w:tc>
+      </w:tr>
+      <w:tr>
+        <w:tblPrEx>
+          <w:tblCellMar>
+            <w:top w:w="0" w:type="dxa"/>
+            <w:bottom w:w="0" w:type="dxa"/>
+          </w:tblCellMar>
+        </w:tblPrEx>
+        <w:tc>
+          <w:tcPr>
+            <w:tcW w:w="0" w:type="auto"/>
+          </w:tcPr>
           <w:p>
             <w:r>
               <w:t>location_id</w:t>
@@ -669,6 +1111,9 @@
           </w:p>
         </w:tc>
         <w:tc>
+          <w:tcPr>
+            <w:tcW w:w="0" w:type="auto"/>
+          </w:tcPr>
           <w:p>
             <w:r>
               <w:t>bsnrvoregknz</w:t>
@@ -676,14 +1121,29 @@
           </w:p>
         </w:tc>
         <w:tc>
-          <w:p/>
-        </w:tc>
-        <w:tc>
-          <w:p/>
-        </w:tc>
-      </w:tr>
-      <w:tr>
-        <w:tc>
+          <w:tcPr>
+            <w:tcW w:w="0" w:type="auto"/>
+          </w:tcPr>
+          <w:p/>
+        </w:tc>
+        <w:tc>
+          <w:tcPr>
+            <w:tcW w:w="0" w:type="auto"/>
+          </w:tcPr>
+          <w:p/>
+        </w:tc>
+      </w:tr>
+      <w:tr>
+        <w:tblPrEx>
+          <w:tblCellMar>
+            <w:top w:w="0" w:type="dxa"/>
+            <w:bottom w:w="0" w:type="dxa"/>
+          </w:tblCellMar>
+        </w:tblPrEx>
+        <w:tc>
+          <w:tcPr>
+            <w:tcW w:w="0" w:type="auto"/>
+          </w:tcPr>
           <w:p>
             <w:r>
               <w:t>place_of_service_source_value</w:t>
@@ -691,12 +1151,21 @@
           </w:p>
         </w:tc>
         <w:tc>
-          <w:p/>
-        </w:tc>
-        <w:tc>
-          <w:p/>
-        </w:tc>
-        <w:tc>
+          <w:tcPr>
+            <w:tcW w:w="0" w:type="auto"/>
+          </w:tcPr>
+          <w:p/>
+        </w:tc>
+        <w:tc>
+          <w:tcPr>
+            <w:tcW w:w="0" w:type="auto"/>
+          </w:tcPr>
+          <w:p/>
+        </w:tc>
+        <w:tc>
+          <w:tcPr>
+            <w:tcW w:w="0" w:type="auto"/>
+          </w:tcPr>
           <w:p/>
         </w:tc>
       </w:tr>
@@ -707,6 +1176,12 @@
           <w:sz w:val="36"/>
         </w:rPr>
         <w:br w:type="page"/>
+      </w:r>
+      <w:r>
+        <w:rPr>
+          <w:sz w:val="36"/>
+        </w:rPr>
+        <w:lastRenderedPageBreak/>
         <w:t>Table name: observation_period</w:t>
       </w:r>
     </w:p>
@@ -716,22 +1191,47 @@
           <w:sz w:val="36"/>
         </w:rPr>
         <w:br w:type="page"/>
+      </w:r>
+      <w:r>
+        <w:rPr>
+          <w:sz w:val="36"/>
+        </w:rPr>
+        <w:lastRenderedPageBreak/>
         <w:t>Table name: visit_occurrence</w:t>
       </w:r>
     </w:p>
     <w:p>
+      <w:pPr>
+        <w:rPr>
+          <w:lang w:val="en-US"/>
+        </w:rPr>
+      </w:pPr>
       <w:r>
         <w:rPr>
           <w:sz w:val="36"/>
+          <w:lang w:val="en-US"/>
         </w:rPr>
         <w:br w:type="page"/>
+      </w:r>
+      <w:r>
+        <w:rPr>
+          <w:sz w:val="36"/>
+          <w:lang w:val="en-US"/>
+        </w:rPr>
+        <w:lastRenderedPageBreak/>
         <w:t>Table name: drug_exposure</w:t>
       </w:r>
     </w:p>
     <w:p>
+      <w:pPr>
+        <w:rPr>
+          <w:lang w:val="en-US"/>
+        </w:rPr>
+      </w:pPr>
       <w:r>
         <w:rPr>
           <w:sz w:val="28"/>
+          <w:lang w:val="en-US"/>
         </w:rPr>
         <w:t>Reading from rez_102137985_2019_01</w:t>
       </w:r>
@@ -743,10 +1243,15 @@
     </w:p>
     <w:p>
       <w:r>
+        <w:rPr>
+          <w:noProof/>
+        </w:rPr>
         <w:drawing>
-          <wp:inline distT="0" distB="0" distL="0" distR="0">
+          <wp:inline distT="0" distB="0" distL="0" distR="0" wp14:anchorId="76F40D84" wp14:editId="0BB7898D">
             <wp:extent cx="5715000" cy="4029075"/>
+            <wp:effectExtent l="0" t="0" r="0" b="0"/>
             <wp:docPr id="5" name="Picture 5" descr="Generated"/>
+            <wp:cNvGraphicFramePr/>
             <a:graphic xmlns:a="http://schemas.openxmlformats.org/drawingml/2006/main">
               <a:graphicData uri="http://schemas.openxmlformats.org/drawingml/2006/picture">
                 <pic:pic xmlns:pic="http://schemas.openxmlformats.org/drawingml/2006/picture">
@@ -755,7 +1260,7 @@
                     <pic:cNvPicPr/>
                   </pic:nvPicPr>
                   <pic:blipFill>
-                    <a:blip xmlns:r="http://schemas.openxmlformats.org/officeDocument/2006/relationships" r:embed="rId5"/>
+                    <a:blip r:embed="rId7"/>
                     <a:stretch>
                       <a:fillRect/>
                     </a:stretch>
@@ -779,19 +1284,38 @@
     <w:tbl>
       <w:tblPr>
         <w:tblW w:w="0" w:type="auto"/>
+        <w:tblInd w:w="10" w:type="dxa"/>
         <w:tblBorders>
-          <w:top w:val="single"/>
-          <w:left w:val="single"/>
-          <w:bottom w:val="single"/>
-          <w:right w:val="single"/>
-          <w:insideH w:val="single"/>
-          <w:insideV w:val="single"/>
+          <w:top w:val="single" w:sz="0" w:space="0" w:color="auto"/>
+          <w:left w:val="single" w:sz="0" w:space="0" w:color="auto"/>
+          <w:bottom w:val="single" w:sz="0" w:space="0" w:color="auto"/>
+          <w:right w:val="single" w:sz="0" w:space="0" w:color="auto"/>
+          <w:insideH w:val="single" w:sz="0" w:space="0" w:color="auto"/>
+          <w:insideV w:val="single" w:sz="0" w:space="0" w:color="auto"/>
         </w:tblBorders>
+        <w:tblCellMar>
+          <w:left w:w="10" w:type="dxa"/>
+          <w:right w:w="10" w:type="dxa"/>
+        </w:tblCellMar>
+        <w:tblLook w:val="04A0" w:firstRow="1" w:lastRow="0" w:firstColumn="1" w:lastColumn="0" w:noHBand="0" w:noVBand="1"/>
       </w:tblPr>
-      <w:tr>
-        <w:tc>
-          <w:tcPr>
-            <w:shd w:color="auto" w:val="clear" w:fill="AAAAFF"/>
+      <w:tblGrid>
+        <w:gridCol w:w="2797"/>
+        <w:gridCol w:w="1245"/>
+        <w:gridCol w:w="476"/>
+        <w:gridCol w:w="4564"/>
+      </w:tblGrid>
+      <w:tr>
+        <w:tblPrEx>
+          <w:tblCellMar>
+            <w:top w:w="0" w:type="dxa"/>
+            <w:bottom w:w="0" w:type="dxa"/>
+          </w:tblCellMar>
+        </w:tblPrEx>
+        <w:tc>
+          <w:tcPr>
+            <w:tcW w:w="0" w:type="auto"/>
+            <w:shd w:val="clear" w:color="auto" w:fill="AAAAFF"/>
           </w:tcPr>
           <w:p>
             <w:r>
@@ -801,7 +1325,8 @@
         </w:tc>
         <w:tc>
           <w:tcPr>
-            <w:shd w:color="auto" w:val="clear" w:fill="AAAAFF"/>
+            <w:tcW w:w="0" w:type="auto"/>
+            <w:shd w:val="clear" w:color="auto" w:fill="AAAAFF"/>
           </w:tcPr>
           <w:p>
             <w:r>
@@ -811,7 +1336,8 @@
         </w:tc>
         <w:tc>
           <w:tcPr>
-            <w:shd w:color="auto" w:val="clear" w:fill="AAAAFF"/>
+            <w:tcW w:w="0" w:type="auto"/>
+            <w:shd w:val="clear" w:color="auto" w:fill="AAAAFF"/>
           </w:tcPr>
           <w:p>
             <w:r>
@@ -821,7 +1347,8 @@
         </w:tc>
         <w:tc>
           <w:tcPr>
-            <w:shd w:color="auto" w:val="clear" w:fill="AAAAFF"/>
+            <w:tcW w:w="0" w:type="auto"/>
+            <w:shd w:val="clear" w:color="auto" w:fill="AAAAFF"/>
           </w:tcPr>
           <w:p>
             <w:r>
@@ -831,7 +1358,16 @@
         </w:tc>
       </w:tr>
       <w:tr>
-        <w:tc>
+        <w:tblPrEx>
+          <w:tblCellMar>
+            <w:top w:w="0" w:type="dxa"/>
+            <w:bottom w:w="0" w:type="dxa"/>
+          </w:tblCellMar>
+        </w:tblPrEx>
+        <w:tc>
+          <w:tcPr>
+            <w:tcW w:w="0" w:type="auto"/>
+          </w:tcPr>
           <w:p>
             <w:r>
               <w:t>drug_exposure_id</w:t>
@@ -839,6 +1375,9 @@
           </w:p>
         </w:tc>
         <w:tc>
+          <w:tcPr>
+            <w:tcW w:w="0" w:type="auto"/>
+          </w:tcPr>
           <w:p>
             <w:r>
               <w:t>reznr</w:t>
@@ -846,18 +1385,41 @@
           </w:p>
         </w:tc>
         <w:tc>
-          <w:p/>
-        </w:tc>
-        <w:tc>
-          <w:p>
-            <w:r>
+          <w:tcPr>
+            <w:tcW w:w="0" w:type="auto"/>
+          </w:tcPr>
+          <w:p/>
+        </w:tc>
+        <w:tc>
+          <w:tcPr>
+            <w:tcW w:w="0" w:type="auto"/>
+          </w:tcPr>
+          <w:p>
+            <w:pPr>
+              <w:rPr>
+                <w:lang w:val="en-US"/>
+              </w:rPr>
+            </w:pPr>
+            <w:r>
+              <w:rPr>
+                <w:lang w:val="en-US"/>
+              </w:rPr>
               <w:t>one common entry for ezd and rez. join by reznr (FULL JOIN!)</w:t>
             </w:r>
           </w:p>
         </w:tc>
       </w:tr>
       <w:tr>
-        <w:tc>
+        <w:tblPrEx>
+          <w:tblCellMar>
+            <w:top w:w="0" w:type="dxa"/>
+            <w:bottom w:w="0" w:type="dxa"/>
+          </w:tblCellMar>
+        </w:tblPrEx>
+        <w:tc>
+          <w:tcPr>
+            <w:tcW w:w="0" w:type="auto"/>
+          </w:tcPr>
           <w:p>
             <w:r>
               <w:t>provider_id</w:t>
@@ -865,6 +1427,9 @@
           </w:p>
         </w:tc>
         <w:tc>
+          <w:tcPr>
+            <w:tcW w:w="0" w:type="auto"/>
+          </w:tcPr>
           <w:p>
             <w:r>
               <w:t>lenrvopseudo</w:t>
@@ -872,14 +1437,29 @@
           </w:p>
         </w:tc>
         <w:tc>
-          <w:p/>
-        </w:tc>
-        <w:tc>
-          <w:p/>
-        </w:tc>
-      </w:tr>
-      <w:tr>
-        <w:tc>
+          <w:tcPr>
+            <w:tcW w:w="0" w:type="auto"/>
+          </w:tcPr>
+          <w:p/>
+        </w:tc>
+        <w:tc>
+          <w:tcPr>
+            <w:tcW w:w="0" w:type="auto"/>
+          </w:tcPr>
+          <w:p/>
+        </w:tc>
+      </w:tr>
+      <w:tr>
+        <w:tblPrEx>
+          <w:tblCellMar>
+            <w:top w:w="0" w:type="dxa"/>
+            <w:bottom w:w="0" w:type="dxa"/>
+          </w:tblCellMar>
+        </w:tblPrEx>
+        <w:tc>
+          <w:tcPr>
+            <w:tcW w:w="0" w:type="auto"/>
+          </w:tcPr>
           <w:p>
             <w:r>
               <w:t>person_id</w:t>
@@ -887,6 +1467,9 @@
           </w:p>
         </w:tc>
         <w:tc>
+          <w:tcPr>
+            <w:tcW w:w="0" w:type="auto"/>
+          </w:tcPr>
           <w:p>
             <w:r>
               <w:t>arbnr</w:t>
@@ -894,14 +1477,29 @@
           </w:p>
         </w:tc>
         <w:tc>
-          <w:p/>
-        </w:tc>
-        <w:tc>
-          <w:p/>
-        </w:tc>
-      </w:tr>
-      <w:tr>
-        <w:tc>
+          <w:tcPr>
+            <w:tcW w:w="0" w:type="auto"/>
+          </w:tcPr>
+          <w:p/>
+        </w:tc>
+        <w:tc>
+          <w:tcPr>
+            <w:tcW w:w="0" w:type="auto"/>
+          </w:tcPr>
+          <w:p/>
+        </w:tc>
+      </w:tr>
+      <w:tr>
+        <w:tblPrEx>
+          <w:tblCellMar>
+            <w:top w:w="0" w:type="dxa"/>
+            <w:bottom w:w="0" w:type="dxa"/>
+          </w:tblCellMar>
+        </w:tblPrEx>
+        <w:tc>
+          <w:tcPr>
+            <w:tcW w:w="0" w:type="auto"/>
+          </w:tcPr>
           <w:p>
             <w:r>
               <w:t>drug_exposure_start_date</w:t>
@@ -909,6 +1507,9 @@
           </w:p>
         </w:tc>
         <w:tc>
+          <w:tcPr>
+            <w:tcW w:w="0" w:type="auto"/>
+          </w:tcPr>
           <w:p>
             <w:r>
               <w:t>abgabedat</w:t>
@@ -916,33 +1517,74 @@
           </w:p>
         </w:tc>
         <w:tc>
-          <w:p/>
-        </w:tc>
-        <w:tc>
-          <w:p>
-            <w:r>
+          <w:tcPr>
+            <w:tcW w:w="0" w:type="auto"/>
+          </w:tcPr>
+          <w:p/>
+        </w:tc>
+        <w:tc>
+          <w:tcPr>
+            <w:tcW w:w="0" w:type="auto"/>
+          </w:tcPr>
+          <w:p>
+            <w:pPr>
+              <w:rPr>
+                <w:lang w:val="en-US"/>
+              </w:rPr>
+            </w:pPr>
+            <w:r>
+              <w:rPr>
+                <w:lang w:val="en-US"/>
+              </w:rPr>
               <w:t>JJJJMMTT ;</w:t>
             </w:r>
           </w:p>
           <w:p>
-            <w:r>
-              <w:t/>
-            </w:r>
-          </w:p>
-          <w:p>
-            <w:r>
+            <w:pPr>
+              <w:rPr>
+                <w:lang w:val="en-US"/>
+              </w:rPr>
+            </w:pPr>
+          </w:p>
+          <w:p>
+            <w:pPr>
+              <w:rPr>
+                <w:lang w:val="en-US"/>
+              </w:rPr>
+            </w:pPr>
+            <w:r>
+              <w:rPr>
+                <w:lang w:val="en-US"/>
+              </w:rPr>
               <w:t>If it is not indicated on prescription sheet, cannot be processed by machine, or does not yield a plausible value, billing month shall be indicated in the format "YYYYMM00""</w:t>
             </w:r>
           </w:p>
           <w:p>
-            <w:r>
+            <w:pPr>
+              <w:rPr>
+                <w:lang w:val="en-US"/>
+              </w:rPr>
+            </w:pPr>
+            <w:r>
+              <w:rPr>
+                <w:lang w:val="en-US"/>
+              </w:rPr>
               <w:t>=&gt; For implementation: +1 day if  YYYYMM00</w:t>
             </w:r>
           </w:p>
         </w:tc>
       </w:tr>
       <w:tr>
-        <w:tc>
+        <w:tblPrEx>
+          <w:tblCellMar>
+            <w:top w:w="0" w:type="dxa"/>
+            <w:bottom w:w="0" w:type="dxa"/>
+          </w:tblCellMar>
+        </w:tblPrEx>
+        <w:tc>
+          <w:tcPr>
+            <w:tcW w:w="0" w:type="auto"/>
+          </w:tcPr>
           <w:p>
             <w:r>
               <w:t>drug_concept_id</w:t>
@@ -950,6 +1592,9 @@
           </w:p>
         </w:tc>
         <w:tc>
+          <w:tcPr>
+            <w:tcW w:w="0" w:type="auto"/>
+          </w:tcPr>
           <w:p>
             <w:r>
               <w:t>pznrez</w:t>
@@ -957,9 +1602,15 @@
           </w:p>
         </w:tc>
         <w:tc>
-          <w:p/>
-        </w:tc>
-        <w:tc>
+          <w:tcPr>
+            <w:tcW w:w="0" w:type="auto"/>
+          </w:tcPr>
+          <w:p/>
+        </w:tc>
+        <w:tc>
+          <w:tcPr>
+            <w:tcW w:w="0" w:type="auto"/>
+          </w:tcPr>
           <w:p>
             <w:r>
               <w:t>0 since no mapping exists</w:t>
@@ -968,7 +1619,16 @@
         </w:tc>
       </w:tr>
       <w:tr>
-        <w:tc>
+        <w:tblPrEx>
+          <w:tblCellMar>
+            <w:top w:w="0" w:type="dxa"/>
+            <w:bottom w:w="0" w:type="dxa"/>
+          </w:tblCellMar>
+        </w:tblPrEx>
+        <w:tc>
+          <w:tcPr>
+            <w:tcW w:w="0" w:type="auto"/>
+          </w:tcPr>
           <w:p>
             <w:r>
               <w:t>drug_source_value</w:t>
@@ -976,6 +1636,9 @@
           </w:p>
         </w:tc>
         <w:tc>
+          <w:tcPr>
+            <w:tcW w:w="0" w:type="auto"/>
+          </w:tcPr>
           <w:p>
             <w:r>
               <w:t>pznrez</w:t>
@@ -983,14 +1646,29 @@
           </w:p>
         </w:tc>
         <w:tc>
-          <w:p/>
-        </w:tc>
-        <w:tc>
-          <w:p/>
-        </w:tc>
-      </w:tr>
-      <w:tr>
-        <w:tc>
+          <w:tcPr>
+            <w:tcW w:w="0" w:type="auto"/>
+          </w:tcPr>
+          <w:p/>
+        </w:tc>
+        <w:tc>
+          <w:tcPr>
+            <w:tcW w:w="0" w:type="auto"/>
+          </w:tcPr>
+          <w:p/>
+        </w:tc>
+      </w:tr>
+      <w:tr>
+        <w:tblPrEx>
+          <w:tblCellMar>
+            <w:top w:w="0" w:type="dxa"/>
+            <w:bottom w:w="0" w:type="dxa"/>
+          </w:tblCellMar>
+        </w:tblPrEx>
+        <w:tc>
+          <w:tcPr>
+            <w:tcW w:w="0" w:type="auto"/>
+          </w:tcPr>
           <w:p>
             <w:r>
               <w:t>quantity</w:t>
@@ -998,6 +1676,9 @@
           </w:p>
         </w:tc>
         <w:tc>
+          <w:tcPr>
+            <w:tcW w:w="0" w:type="auto"/>
+          </w:tcPr>
           <w:p>
             <w:r>
               <w:t>menge</w:t>
@@ -1005,32 +1686,66 @@
           </w:p>
         </w:tc>
         <w:tc>
-          <w:p/>
-        </w:tc>
-        <w:tc>
-          <w:p/>
-        </w:tc>
-      </w:tr>
-      <w:tr>
-        <w:tc>
-          <w:p>
-            <w:r>
+          <w:tcPr>
+            <w:tcW w:w="0" w:type="auto"/>
+          </w:tcPr>
+          <w:p/>
+        </w:tc>
+        <w:tc>
+          <w:tcPr>
+            <w:tcW w:w="0" w:type="auto"/>
+          </w:tcPr>
+          <w:p/>
+        </w:tc>
+      </w:tr>
+      <w:tr>
+        <w:tblPrEx>
+          <w:tblCellMar>
+            <w:top w:w="0" w:type="dxa"/>
+            <w:bottom w:w="0" w:type="dxa"/>
+          </w:tblCellMar>
+        </w:tblPrEx>
+        <w:tc>
+          <w:tcPr>
+            <w:tcW w:w="0" w:type="auto"/>
+          </w:tcPr>
+          <w:p>
+            <w:r>
+              <w:lastRenderedPageBreak/>
               <w:t>drug_exposure_start_datetime</w:t>
             </w:r>
           </w:p>
         </w:tc>
         <w:tc>
-          <w:p/>
-        </w:tc>
-        <w:tc>
-          <w:p/>
-        </w:tc>
-        <w:tc>
-          <w:p/>
-        </w:tc>
-      </w:tr>
-      <w:tr>
-        <w:tc>
+          <w:tcPr>
+            <w:tcW w:w="0" w:type="auto"/>
+          </w:tcPr>
+          <w:p/>
+        </w:tc>
+        <w:tc>
+          <w:tcPr>
+            <w:tcW w:w="0" w:type="auto"/>
+          </w:tcPr>
+          <w:p/>
+        </w:tc>
+        <w:tc>
+          <w:tcPr>
+            <w:tcW w:w="0" w:type="auto"/>
+          </w:tcPr>
+          <w:p/>
+        </w:tc>
+      </w:tr>
+      <w:tr>
+        <w:tblPrEx>
+          <w:tblCellMar>
+            <w:top w:w="0" w:type="dxa"/>
+            <w:bottom w:w="0" w:type="dxa"/>
+          </w:tblCellMar>
+        </w:tblPrEx>
+        <w:tc>
+          <w:tcPr>
+            <w:tcW w:w="0" w:type="auto"/>
+          </w:tcPr>
           <w:p>
             <w:r>
               <w:t>drug_exposure_end_date</w:t>
@@ -1038,17 +1753,35 @@
           </w:p>
         </w:tc>
         <w:tc>
-          <w:p/>
-        </w:tc>
-        <w:tc>
-          <w:p/>
-        </w:tc>
-        <w:tc>
-          <w:p/>
-        </w:tc>
-      </w:tr>
-      <w:tr>
-        <w:tc>
+          <w:tcPr>
+            <w:tcW w:w="0" w:type="auto"/>
+          </w:tcPr>
+          <w:p/>
+        </w:tc>
+        <w:tc>
+          <w:tcPr>
+            <w:tcW w:w="0" w:type="auto"/>
+          </w:tcPr>
+          <w:p/>
+        </w:tc>
+        <w:tc>
+          <w:tcPr>
+            <w:tcW w:w="0" w:type="auto"/>
+          </w:tcPr>
+          <w:p/>
+        </w:tc>
+      </w:tr>
+      <w:tr>
+        <w:tblPrEx>
+          <w:tblCellMar>
+            <w:top w:w="0" w:type="dxa"/>
+            <w:bottom w:w="0" w:type="dxa"/>
+          </w:tblCellMar>
+        </w:tblPrEx>
+        <w:tc>
+          <w:tcPr>
+            <w:tcW w:w="0" w:type="auto"/>
+          </w:tcPr>
           <w:p>
             <w:r>
               <w:t>drug_exposure_end_datetime</w:t>
@@ -1056,6 +1789,9 @@
           </w:p>
         </w:tc>
         <w:tc>
+          <w:tcPr>
+            <w:tcW w:w="0" w:type="auto"/>
+          </w:tcPr>
           <w:p>
             <w:r>
               <w:t>abgabedat</w:t>
@@ -1063,23 +1799,57 @@
           </w:p>
         </w:tc>
         <w:tc>
-          <w:p/>
-        </w:tc>
-        <w:tc>
-          <w:p>
-            <w:r>
-              <w:t xml:space="preserve">as in start_date  +7 days </w:t>
-            </w:r>
-          </w:p>
-          <w:p>
-            <w:r>
+          <w:tcPr>
+            <w:tcW w:w="0" w:type="auto"/>
+          </w:tcPr>
+          <w:p/>
+        </w:tc>
+        <w:tc>
+          <w:tcPr>
+            <w:tcW w:w="0" w:type="auto"/>
+          </w:tcPr>
+          <w:p>
+            <w:pPr>
+              <w:rPr>
+                <w:lang w:val="en-US"/>
+              </w:rPr>
+            </w:pPr>
+            <w:r>
+              <w:t>as in start_date  +</w:t>
+            </w:r>
+            <w:r>
+              <w:t>29</w:t>
+            </w:r>
+            <w:r>
+              <w:t xml:space="preserve"> days </w:t>
+            </w:r>
+          </w:p>
+          <w:p>
+            <w:pPr>
+              <w:rPr>
+                <w:lang w:val="en-US"/>
+              </w:rPr>
+            </w:pPr>
+            <w:r>
+              <w:rPr>
+                <w:lang w:val="en-US"/>
+              </w:rPr>
               <w:t>Note: If mapping will be available, we might can say something regarding drug exposure duration</w:t>
             </w:r>
           </w:p>
         </w:tc>
       </w:tr>
       <w:tr>
-        <w:tc>
+        <w:tblPrEx>
+          <w:tblCellMar>
+            <w:top w:w="0" w:type="dxa"/>
+            <w:bottom w:w="0" w:type="dxa"/>
+          </w:tblCellMar>
+        </w:tblPrEx>
+        <w:tc>
+          <w:tcPr>
+            <w:tcW w:w="0" w:type="auto"/>
+          </w:tcPr>
           <w:p>
             <w:r>
               <w:t>verbatim_end_date</w:t>
@@ -1087,17 +1857,35 @@
           </w:p>
         </w:tc>
         <w:tc>
-          <w:p/>
-        </w:tc>
-        <w:tc>
-          <w:p/>
-        </w:tc>
-        <w:tc>
-          <w:p/>
-        </w:tc>
-      </w:tr>
-      <w:tr>
-        <w:tc>
+          <w:tcPr>
+            <w:tcW w:w="0" w:type="auto"/>
+          </w:tcPr>
+          <w:p/>
+        </w:tc>
+        <w:tc>
+          <w:tcPr>
+            <w:tcW w:w="0" w:type="auto"/>
+          </w:tcPr>
+          <w:p/>
+        </w:tc>
+        <w:tc>
+          <w:tcPr>
+            <w:tcW w:w="0" w:type="auto"/>
+          </w:tcPr>
+          <w:p/>
+        </w:tc>
+      </w:tr>
+      <w:tr>
+        <w:tblPrEx>
+          <w:tblCellMar>
+            <w:top w:w="0" w:type="dxa"/>
+            <w:bottom w:w="0" w:type="dxa"/>
+          </w:tblCellMar>
+        </w:tblPrEx>
+        <w:tc>
+          <w:tcPr>
+            <w:tcW w:w="0" w:type="auto"/>
+          </w:tcPr>
           <w:p>
             <w:r>
               <w:t>drug_type_concept_id</w:t>
@@ -1105,6 +1893,9 @@
           </w:p>
         </w:tc>
         <w:tc>
+          <w:tcPr>
+            <w:tcW w:w="0" w:type="auto"/>
+          </w:tcPr>
           <w:p>
             <w:r>
               <w:t>begruendung</w:t>
@@ -1112,23 +1903,46 @@
           </w:p>
         </w:tc>
         <w:tc>
-          <w:p/>
-        </w:tc>
-        <w:tc>
-          <w:p>
-            <w:r>
+          <w:tcPr>
+            <w:tcW w:w="0" w:type="auto"/>
+          </w:tcPr>
+          <w:p/>
+        </w:tc>
+        <w:tc>
+          <w:tcPr>
+            <w:tcW w:w="0" w:type="auto"/>
+          </w:tcPr>
+          <w:p>
+            <w:pPr>
+              <w:rPr>
+                <w:lang w:val="en-US"/>
+              </w:rPr>
+            </w:pPr>
+            <w:r>
+              <w:rPr>
+                <w:lang w:val="en-US"/>
+              </w:rPr>
               <w:t>If 1=&gt; dental claim o.w. claim</w:t>
             </w:r>
           </w:p>
           <w:p>
             <w:r>
-              <w:t>32810	Claim</w:t>
-            </w:r>
-          </w:p>
-        </w:tc>
-      </w:tr>
-      <w:tr>
-        <w:tc>
+              <w:t>32810 Claim</w:t>
+            </w:r>
+          </w:p>
+        </w:tc>
+      </w:tr>
+      <w:tr>
+        <w:tblPrEx>
+          <w:tblCellMar>
+            <w:top w:w="0" w:type="dxa"/>
+            <w:bottom w:w="0" w:type="dxa"/>
+          </w:tblCellMar>
+        </w:tblPrEx>
+        <w:tc>
+          <w:tcPr>
+            <w:tcW w:w="0" w:type="auto"/>
+          </w:tcPr>
           <w:p>
             <w:r>
               <w:t>stop_reason</w:t>
@@ -1136,17 +1950,35 @@
           </w:p>
         </w:tc>
         <w:tc>
-          <w:p/>
-        </w:tc>
-        <w:tc>
-          <w:p/>
-        </w:tc>
-        <w:tc>
-          <w:p/>
-        </w:tc>
-      </w:tr>
-      <w:tr>
-        <w:tc>
+          <w:tcPr>
+            <w:tcW w:w="0" w:type="auto"/>
+          </w:tcPr>
+          <w:p/>
+        </w:tc>
+        <w:tc>
+          <w:tcPr>
+            <w:tcW w:w="0" w:type="auto"/>
+          </w:tcPr>
+          <w:p/>
+        </w:tc>
+        <w:tc>
+          <w:tcPr>
+            <w:tcW w:w="0" w:type="auto"/>
+          </w:tcPr>
+          <w:p/>
+        </w:tc>
+      </w:tr>
+      <w:tr>
+        <w:tblPrEx>
+          <w:tblCellMar>
+            <w:top w:w="0" w:type="dxa"/>
+            <w:bottom w:w="0" w:type="dxa"/>
+          </w:tblCellMar>
+        </w:tblPrEx>
+        <w:tc>
+          <w:tcPr>
+            <w:tcW w:w="0" w:type="auto"/>
+          </w:tcPr>
           <w:p>
             <w:r>
               <w:t>refills</w:t>
@@ -1154,17 +1986,35 @@
           </w:p>
         </w:tc>
         <w:tc>
-          <w:p/>
-        </w:tc>
-        <w:tc>
-          <w:p/>
-        </w:tc>
-        <w:tc>
-          <w:p/>
-        </w:tc>
-      </w:tr>
-      <w:tr>
-        <w:tc>
+          <w:tcPr>
+            <w:tcW w:w="0" w:type="auto"/>
+          </w:tcPr>
+          <w:p/>
+        </w:tc>
+        <w:tc>
+          <w:tcPr>
+            <w:tcW w:w="0" w:type="auto"/>
+          </w:tcPr>
+          <w:p/>
+        </w:tc>
+        <w:tc>
+          <w:tcPr>
+            <w:tcW w:w="0" w:type="auto"/>
+          </w:tcPr>
+          <w:p/>
+        </w:tc>
+      </w:tr>
+      <w:tr>
+        <w:tblPrEx>
+          <w:tblCellMar>
+            <w:top w:w="0" w:type="dxa"/>
+            <w:bottom w:w="0" w:type="dxa"/>
+          </w:tblCellMar>
+        </w:tblPrEx>
+        <w:tc>
+          <w:tcPr>
+            <w:tcW w:w="0" w:type="auto"/>
+          </w:tcPr>
           <w:p>
             <w:r>
               <w:t>days_supply</w:t>
@@ -1172,17 +2022,35 @@
           </w:p>
         </w:tc>
         <w:tc>
-          <w:p/>
-        </w:tc>
-        <w:tc>
-          <w:p/>
-        </w:tc>
-        <w:tc>
-          <w:p/>
-        </w:tc>
-      </w:tr>
-      <w:tr>
-        <w:tc>
+          <w:tcPr>
+            <w:tcW w:w="0" w:type="auto"/>
+          </w:tcPr>
+          <w:p/>
+        </w:tc>
+        <w:tc>
+          <w:tcPr>
+            <w:tcW w:w="0" w:type="auto"/>
+          </w:tcPr>
+          <w:p/>
+        </w:tc>
+        <w:tc>
+          <w:tcPr>
+            <w:tcW w:w="0" w:type="auto"/>
+          </w:tcPr>
+          <w:p/>
+        </w:tc>
+      </w:tr>
+      <w:tr>
+        <w:tblPrEx>
+          <w:tblCellMar>
+            <w:top w:w="0" w:type="dxa"/>
+            <w:bottom w:w="0" w:type="dxa"/>
+          </w:tblCellMar>
+        </w:tblPrEx>
+        <w:tc>
+          <w:tcPr>
+            <w:tcW w:w="0" w:type="auto"/>
+          </w:tcPr>
           <w:p>
             <w:r>
               <w:t>sig</w:t>
@@ -1190,17 +2058,35 @@
           </w:p>
         </w:tc>
         <w:tc>
-          <w:p/>
-        </w:tc>
-        <w:tc>
-          <w:p/>
-        </w:tc>
-        <w:tc>
-          <w:p/>
-        </w:tc>
-      </w:tr>
-      <w:tr>
-        <w:tc>
+          <w:tcPr>
+            <w:tcW w:w="0" w:type="auto"/>
+          </w:tcPr>
+          <w:p/>
+        </w:tc>
+        <w:tc>
+          <w:tcPr>
+            <w:tcW w:w="0" w:type="auto"/>
+          </w:tcPr>
+          <w:p/>
+        </w:tc>
+        <w:tc>
+          <w:tcPr>
+            <w:tcW w:w="0" w:type="auto"/>
+          </w:tcPr>
+          <w:p/>
+        </w:tc>
+      </w:tr>
+      <w:tr>
+        <w:tblPrEx>
+          <w:tblCellMar>
+            <w:top w:w="0" w:type="dxa"/>
+            <w:bottom w:w="0" w:type="dxa"/>
+          </w:tblCellMar>
+        </w:tblPrEx>
+        <w:tc>
+          <w:tcPr>
+            <w:tcW w:w="0" w:type="auto"/>
+          </w:tcPr>
           <w:p>
             <w:r>
               <w:t>route_concept_id</w:t>
@@ -1208,17 +2094,35 @@
           </w:p>
         </w:tc>
         <w:tc>
-          <w:p/>
-        </w:tc>
-        <w:tc>
-          <w:p/>
-        </w:tc>
-        <w:tc>
-          <w:p/>
-        </w:tc>
-      </w:tr>
-      <w:tr>
-        <w:tc>
+          <w:tcPr>
+            <w:tcW w:w="0" w:type="auto"/>
+          </w:tcPr>
+          <w:p/>
+        </w:tc>
+        <w:tc>
+          <w:tcPr>
+            <w:tcW w:w="0" w:type="auto"/>
+          </w:tcPr>
+          <w:p/>
+        </w:tc>
+        <w:tc>
+          <w:tcPr>
+            <w:tcW w:w="0" w:type="auto"/>
+          </w:tcPr>
+          <w:p/>
+        </w:tc>
+      </w:tr>
+      <w:tr>
+        <w:tblPrEx>
+          <w:tblCellMar>
+            <w:top w:w="0" w:type="dxa"/>
+            <w:bottom w:w="0" w:type="dxa"/>
+          </w:tblCellMar>
+        </w:tblPrEx>
+        <w:tc>
+          <w:tcPr>
+            <w:tcW w:w="0" w:type="auto"/>
+          </w:tcPr>
           <w:p>
             <w:r>
               <w:t>lot_number</w:t>
@@ -1226,17 +2130,35 @@
           </w:p>
         </w:tc>
         <w:tc>
-          <w:p/>
-        </w:tc>
-        <w:tc>
-          <w:p/>
-        </w:tc>
-        <w:tc>
-          <w:p/>
-        </w:tc>
-      </w:tr>
-      <w:tr>
-        <w:tc>
+          <w:tcPr>
+            <w:tcW w:w="0" w:type="auto"/>
+          </w:tcPr>
+          <w:p/>
+        </w:tc>
+        <w:tc>
+          <w:tcPr>
+            <w:tcW w:w="0" w:type="auto"/>
+          </w:tcPr>
+          <w:p/>
+        </w:tc>
+        <w:tc>
+          <w:tcPr>
+            <w:tcW w:w="0" w:type="auto"/>
+          </w:tcPr>
+          <w:p/>
+        </w:tc>
+      </w:tr>
+      <w:tr>
+        <w:tblPrEx>
+          <w:tblCellMar>
+            <w:top w:w="0" w:type="dxa"/>
+            <w:bottom w:w="0" w:type="dxa"/>
+          </w:tblCellMar>
+        </w:tblPrEx>
+        <w:tc>
+          <w:tcPr>
+            <w:tcW w:w="0" w:type="auto"/>
+          </w:tcPr>
           <w:p>
             <w:r>
               <w:t>visit_occurrence_id</w:t>
@@ -1244,17 +2166,35 @@
           </w:p>
         </w:tc>
         <w:tc>
-          <w:p/>
-        </w:tc>
-        <w:tc>
-          <w:p/>
-        </w:tc>
-        <w:tc>
-          <w:p/>
-        </w:tc>
-      </w:tr>
-      <w:tr>
-        <w:tc>
+          <w:tcPr>
+            <w:tcW w:w="0" w:type="auto"/>
+          </w:tcPr>
+          <w:p/>
+        </w:tc>
+        <w:tc>
+          <w:tcPr>
+            <w:tcW w:w="0" w:type="auto"/>
+          </w:tcPr>
+          <w:p/>
+        </w:tc>
+        <w:tc>
+          <w:tcPr>
+            <w:tcW w:w="0" w:type="auto"/>
+          </w:tcPr>
+          <w:p/>
+        </w:tc>
+      </w:tr>
+      <w:tr>
+        <w:tblPrEx>
+          <w:tblCellMar>
+            <w:top w:w="0" w:type="dxa"/>
+            <w:bottom w:w="0" w:type="dxa"/>
+          </w:tblCellMar>
+        </w:tblPrEx>
+        <w:tc>
+          <w:tcPr>
+            <w:tcW w:w="0" w:type="auto"/>
+          </w:tcPr>
           <w:p>
             <w:r>
               <w:t>visit_detail_id</w:t>
@@ -1262,17 +2202,35 @@
           </w:p>
         </w:tc>
         <w:tc>
-          <w:p/>
-        </w:tc>
-        <w:tc>
-          <w:p/>
-        </w:tc>
-        <w:tc>
-          <w:p/>
-        </w:tc>
-      </w:tr>
-      <w:tr>
-        <w:tc>
+          <w:tcPr>
+            <w:tcW w:w="0" w:type="auto"/>
+          </w:tcPr>
+          <w:p/>
+        </w:tc>
+        <w:tc>
+          <w:tcPr>
+            <w:tcW w:w="0" w:type="auto"/>
+          </w:tcPr>
+          <w:p/>
+        </w:tc>
+        <w:tc>
+          <w:tcPr>
+            <w:tcW w:w="0" w:type="auto"/>
+          </w:tcPr>
+          <w:p/>
+        </w:tc>
+      </w:tr>
+      <w:tr>
+        <w:tblPrEx>
+          <w:tblCellMar>
+            <w:top w:w="0" w:type="dxa"/>
+            <w:bottom w:w="0" w:type="dxa"/>
+          </w:tblCellMar>
+        </w:tblPrEx>
+        <w:tc>
+          <w:tcPr>
+            <w:tcW w:w="0" w:type="auto"/>
+          </w:tcPr>
           <w:p>
             <w:r>
               <w:t>drug_source_concept_id</w:t>
@@ -1280,17 +2238,35 @@
           </w:p>
         </w:tc>
         <w:tc>
-          <w:p/>
-        </w:tc>
-        <w:tc>
-          <w:p/>
-        </w:tc>
-        <w:tc>
-          <w:p/>
-        </w:tc>
-      </w:tr>
-      <w:tr>
-        <w:tc>
+          <w:tcPr>
+            <w:tcW w:w="0" w:type="auto"/>
+          </w:tcPr>
+          <w:p/>
+        </w:tc>
+        <w:tc>
+          <w:tcPr>
+            <w:tcW w:w="0" w:type="auto"/>
+          </w:tcPr>
+          <w:p/>
+        </w:tc>
+        <w:tc>
+          <w:tcPr>
+            <w:tcW w:w="0" w:type="auto"/>
+          </w:tcPr>
+          <w:p/>
+        </w:tc>
+      </w:tr>
+      <w:tr>
+        <w:tblPrEx>
+          <w:tblCellMar>
+            <w:top w:w="0" w:type="dxa"/>
+            <w:bottom w:w="0" w:type="dxa"/>
+          </w:tblCellMar>
+        </w:tblPrEx>
+        <w:tc>
+          <w:tcPr>
+            <w:tcW w:w="0" w:type="auto"/>
+          </w:tcPr>
           <w:p>
             <w:r>
               <w:t>route_source_value</w:t>
@@ -1298,17 +2274,35 @@
           </w:p>
         </w:tc>
         <w:tc>
-          <w:p/>
-        </w:tc>
-        <w:tc>
-          <w:p/>
-        </w:tc>
-        <w:tc>
-          <w:p/>
-        </w:tc>
-      </w:tr>
-      <w:tr>
-        <w:tc>
+          <w:tcPr>
+            <w:tcW w:w="0" w:type="auto"/>
+          </w:tcPr>
+          <w:p/>
+        </w:tc>
+        <w:tc>
+          <w:tcPr>
+            <w:tcW w:w="0" w:type="auto"/>
+          </w:tcPr>
+          <w:p/>
+        </w:tc>
+        <w:tc>
+          <w:tcPr>
+            <w:tcW w:w="0" w:type="auto"/>
+          </w:tcPr>
+          <w:p/>
+        </w:tc>
+      </w:tr>
+      <w:tr>
+        <w:tblPrEx>
+          <w:tblCellMar>
+            <w:top w:w="0" w:type="dxa"/>
+            <w:bottom w:w="0" w:type="dxa"/>
+          </w:tblCellMar>
+        </w:tblPrEx>
+        <w:tc>
+          <w:tcPr>
+            <w:tcW w:w="0" w:type="auto"/>
+          </w:tcPr>
           <w:p>
             <w:r>
               <w:t>dose_unit_source_value</w:t>
@@ -1316,12 +2310,21 @@
           </w:p>
         </w:tc>
         <w:tc>
-          <w:p/>
-        </w:tc>
-        <w:tc>
-          <w:p/>
-        </w:tc>
-        <w:tc>
+          <w:tcPr>
+            <w:tcW w:w="0" w:type="auto"/>
+          </w:tcPr>
+          <w:p/>
+        </w:tc>
+        <w:tc>
+          <w:tcPr>
+            <w:tcW w:w="0" w:type="auto"/>
+          </w:tcPr>
+          <w:p/>
+        </w:tc>
+        <w:tc>
+          <w:tcPr>
+            <w:tcW w:w="0" w:type="auto"/>
+          </w:tcPr>
           <w:p/>
         </w:tc>
       </w:tr>
@@ -1336,10 +2339,15 @@
     </w:p>
     <w:p>
       <w:r>
+        <w:rPr>
+          <w:noProof/>
+        </w:rPr>
         <w:drawing>
-          <wp:inline distT="0" distB="0" distL="0" distR="0">
+          <wp:inline distT="0" distB="0" distL="0" distR="0" wp14:anchorId="1B249ECC" wp14:editId="66ECB0E7">
             <wp:extent cx="5715000" cy="1028700"/>
+            <wp:effectExtent l="0" t="0" r="0" b="0"/>
             <wp:docPr id="6" name="Picture 6" descr="Generated"/>
+            <wp:cNvGraphicFramePr/>
             <a:graphic xmlns:a="http://schemas.openxmlformats.org/drawingml/2006/main">
               <a:graphicData uri="http://schemas.openxmlformats.org/drawingml/2006/picture">
                 <pic:pic xmlns:pic="http://schemas.openxmlformats.org/drawingml/2006/picture">
@@ -1348,7 +2356,7 @@
                     <pic:cNvPicPr/>
                   </pic:nvPicPr>
                   <pic:blipFill>
-                    <a:blip xmlns:r="http://schemas.openxmlformats.org/officeDocument/2006/relationships" r:embed="rId6"/>
+                    <a:blip r:embed="rId8"/>
                     <a:stretch>
                       <a:fillRect/>
                     </a:stretch>
@@ -1372,19 +2380,38 @@
     <w:tbl>
       <w:tblPr>
         <w:tblW w:w="0" w:type="auto"/>
+        <w:tblInd w:w="10" w:type="dxa"/>
         <w:tblBorders>
-          <w:top w:val="single"/>
-          <w:left w:val="single"/>
-          <w:bottom w:val="single"/>
-          <w:right w:val="single"/>
-          <w:insideH w:val="single"/>
-          <w:insideV w:val="single"/>
+          <w:top w:val="single" w:sz="0" w:space="0" w:color="auto"/>
+          <w:left w:val="single" w:sz="0" w:space="0" w:color="auto"/>
+          <w:bottom w:val="single" w:sz="0" w:space="0" w:color="auto"/>
+          <w:right w:val="single" w:sz="0" w:space="0" w:color="auto"/>
+          <w:insideH w:val="single" w:sz="0" w:space="0" w:color="auto"/>
+          <w:insideV w:val="single" w:sz="0" w:space="0" w:color="auto"/>
         </w:tblBorders>
+        <w:tblCellMar>
+          <w:left w:w="10" w:type="dxa"/>
+          <w:right w:w="10" w:type="dxa"/>
+        </w:tblCellMar>
+        <w:tblLook w:val="04A0" w:firstRow="1" w:lastRow="0" w:firstColumn="1" w:lastColumn="0" w:noHBand="0" w:noVBand="1"/>
       </w:tblPr>
-      <w:tr>
-        <w:tc>
-          <w:tcPr>
-            <w:shd w:color="auto" w:val="clear" w:fill="AAAAFF"/>
+      <w:tblGrid>
+        <w:gridCol w:w="2797"/>
+        <w:gridCol w:w="947"/>
+        <w:gridCol w:w="476"/>
+        <w:gridCol w:w="4862"/>
+      </w:tblGrid>
+      <w:tr>
+        <w:tblPrEx>
+          <w:tblCellMar>
+            <w:top w:w="0" w:type="dxa"/>
+            <w:bottom w:w="0" w:type="dxa"/>
+          </w:tblCellMar>
+        </w:tblPrEx>
+        <w:tc>
+          <w:tcPr>
+            <w:tcW w:w="0" w:type="auto"/>
+            <w:shd w:val="clear" w:color="auto" w:fill="AAAAFF"/>
           </w:tcPr>
           <w:p>
             <w:r>
@@ -1394,7 +2421,8 @@
         </w:tc>
         <w:tc>
           <w:tcPr>
-            <w:shd w:color="auto" w:val="clear" w:fill="AAAAFF"/>
+            <w:tcW w:w="0" w:type="auto"/>
+            <w:shd w:val="clear" w:color="auto" w:fill="AAAAFF"/>
           </w:tcPr>
           <w:p>
             <w:r>
@@ -1404,7 +2432,8 @@
         </w:tc>
         <w:tc>
           <w:tcPr>
-            <w:shd w:color="auto" w:val="clear" w:fill="AAAAFF"/>
+            <w:tcW w:w="0" w:type="auto"/>
+            <w:shd w:val="clear" w:color="auto" w:fill="AAAAFF"/>
           </w:tcPr>
           <w:p>
             <w:r>
@@ -1414,7 +2443,8 @@
         </w:tc>
         <w:tc>
           <w:tcPr>
-            <w:shd w:color="auto" w:val="clear" w:fill="AAAAFF"/>
+            <w:tcW w:w="0" w:type="auto"/>
+            <w:shd w:val="clear" w:color="auto" w:fill="AAAAFF"/>
           </w:tcPr>
           <w:p>
             <w:r>
@@ -1424,7 +2454,16 @@
         </w:tc>
       </w:tr>
       <w:tr>
-        <w:tc>
+        <w:tblPrEx>
+          <w:tblCellMar>
+            <w:top w:w="0" w:type="dxa"/>
+            <w:bottom w:w="0" w:type="dxa"/>
+          </w:tblCellMar>
+        </w:tblPrEx>
+        <w:tc>
+          <w:tcPr>
+            <w:tcW w:w="0" w:type="auto"/>
+          </w:tcPr>
           <w:p>
             <w:r>
               <w:t>drug_exposure_id</w:t>
@@ -1432,6 +2471,9 @@
           </w:p>
         </w:tc>
         <w:tc>
+          <w:tcPr>
+            <w:tcW w:w="0" w:type="auto"/>
+          </w:tcPr>
           <w:p>
             <w:r>
               <w:t>reznr</w:t>
@@ -1439,18 +2481,41 @@
           </w:p>
         </w:tc>
         <w:tc>
-          <w:p/>
-        </w:tc>
-        <w:tc>
-          <w:p>
-            <w:r>
+          <w:tcPr>
+            <w:tcW w:w="0" w:type="auto"/>
+          </w:tcPr>
+          <w:p/>
+        </w:tc>
+        <w:tc>
+          <w:tcPr>
+            <w:tcW w:w="0" w:type="auto"/>
+          </w:tcPr>
+          <w:p>
+            <w:pPr>
+              <w:rPr>
+                <w:lang w:val="en-US"/>
+              </w:rPr>
+            </w:pPr>
+            <w:r>
+              <w:rPr>
+                <w:lang w:val="en-US"/>
+              </w:rPr>
               <w:t>one common entry for ezd and rez. join by reznr (FULL JOIN!)</w:t>
             </w:r>
           </w:p>
         </w:tc>
       </w:tr>
       <w:tr>
-        <w:tc>
+        <w:tblPrEx>
+          <w:tblCellMar>
+            <w:top w:w="0" w:type="dxa"/>
+            <w:bottom w:w="0" w:type="dxa"/>
+          </w:tblCellMar>
+        </w:tblPrEx>
+        <w:tc>
+          <w:tcPr>
+            <w:tcW w:w="0" w:type="auto"/>
+          </w:tcPr>
           <w:p>
             <w:r>
               <w:t>provider_id</w:t>
@@ -1458,17 +2523,35 @@
           </w:p>
         </w:tc>
         <w:tc>
-          <w:p/>
-        </w:tc>
-        <w:tc>
-          <w:p/>
-        </w:tc>
-        <w:tc>
-          <w:p/>
-        </w:tc>
-      </w:tr>
-      <w:tr>
-        <w:tc>
+          <w:tcPr>
+            <w:tcW w:w="0" w:type="auto"/>
+          </w:tcPr>
+          <w:p/>
+        </w:tc>
+        <w:tc>
+          <w:tcPr>
+            <w:tcW w:w="0" w:type="auto"/>
+          </w:tcPr>
+          <w:p/>
+        </w:tc>
+        <w:tc>
+          <w:tcPr>
+            <w:tcW w:w="0" w:type="auto"/>
+          </w:tcPr>
+          <w:p/>
+        </w:tc>
+      </w:tr>
+      <w:tr>
+        <w:tblPrEx>
+          <w:tblCellMar>
+            <w:top w:w="0" w:type="dxa"/>
+            <w:bottom w:w="0" w:type="dxa"/>
+          </w:tblCellMar>
+        </w:tblPrEx>
+        <w:tc>
+          <w:tcPr>
+            <w:tcW w:w="0" w:type="auto"/>
+          </w:tcPr>
           <w:p>
             <w:r>
               <w:t>person_id</w:t>
@@ -1476,17 +2559,35 @@
           </w:p>
         </w:tc>
         <w:tc>
-          <w:p/>
-        </w:tc>
-        <w:tc>
-          <w:p/>
-        </w:tc>
-        <w:tc>
-          <w:p/>
-        </w:tc>
-      </w:tr>
-      <w:tr>
-        <w:tc>
+          <w:tcPr>
+            <w:tcW w:w="0" w:type="auto"/>
+          </w:tcPr>
+          <w:p/>
+        </w:tc>
+        <w:tc>
+          <w:tcPr>
+            <w:tcW w:w="0" w:type="auto"/>
+          </w:tcPr>
+          <w:p/>
+        </w:tc>
+        <w:tc>
+          <w:tcPr>
+            <w:tcW w:w="0" w:type="auto"/>
+          </w:tcPr>
+          <w:p/>
+        </w:tc>
+      </w:tr>
+      <w:tr>
+        <w:tblPrEx>
+          <w:tblCellMar>
+            <w:top w:w="0" w:type="dxa"/>
+            <w:bottom w:w="0" w:type="dxa"/>
+          </w:tblCellMar>
+        </w:tblPrEx>
+        <w:tc>
+          <w:tcPr>
+            <w:tcW w:w="0" w:type="auto"/>
+          </w:tcPr>
           <w:p>
             <w:r>
               <w:t>drug_exposure_start_date</w:t>
@@ -1494,17 +2595,35 @@
           </w:p>
         </w:tc>
         <w:tc>
-          <w:p/>
-        </w:tc>
-        <w:tc>
-          <w:p/>
-        </w:tc>
-        <w:tc>
-          <w:p/>
-        </w:tc>
-      </w:tr>
-      <w:tr>
-        <w:tc>
+          <w:tcPr>
+            <w:tcW w:w="0" w:type="auto"/>
+          </w:tcPr>
+          <w:p/>
+        </w:tc>
+        <w:tc>
+          <w:tcPr>
+            <w:tcW w:w="0" w:type="auto"/>
+          </w:tcPr>
+          <w:p/>
+        </w:tc>
+        <w:tc>
+          <w:tcPr>
+            <w:tcW w:w="0" w:type="auto"/>
+          </w:tcPr>
+          <w:p/>
+        </w:tc>
+      </w:tr>
+      <w:tr>
+        <w:tblPrEx>
+          <w:tblCellMar>
+            <w:top w:w="0" w:type="dxa"/>
+            <w:bottom w:w="0" w:type="dxa"/>
+          </w:tblCellMar>
+        </w:tblPrEx>
+        <w:tc>
+          <w:tcPr>
+            <w:tcW w:w="0" w:type="auto"/>
+          </w:tcPr>
           <w:p>
             <w:r>
               <w:t>drug_concept_id</w:t>
@@ -1512,24 +2631,46 @@
           </w:p>
         </w:tc>
         <w:tc>
-          <w:p/>
-        </w:tc>
-        <w:tc>
-          <w:p/>
-        </w:tc>
-        <w:tc>
-          <w:p/>
-        </w:tc>
-      </w:tr>
-      <w:tr>
-        <w:tc>
-          <w:p>
-            <w:r>
+          <w:tcPr>
+            <w:tcW w:w="0" w:type="auto"/>
+          </w:tcPr>
+          <w:p/>
+        </w:tc>
+        <w:tc>
+          <w:tcPr>
+            <w:tcW w:w="0" w:type="auto"/>
+          </w:tcPr>
+          <w:p/>
+        </w:tc>
+        <w:tc>
+          <w:tcPr>
+            <w:tcW w:w="0" w:type="auto"/>
+          </w:tcPr>
+          <w:p/>
+        </w:tc>
+      </w:tr>
+      <w:tr>
+        <w:tblPrEx>
+          <w:tblCellMar>
+            <w:top w:w="0" w:type="dxa"/>
+            <w:bottom w:w="0" w:type="dxa"/>
+          </w:tblCellMar>
+        </w:tblPrEx>
+        <w:tc>
+          <w:tcPr>
+            <w:tcW w:w="0" w:type="auto"/>
+          </w:tcPr>
+          <w:p>
+            <w:r>
+              <w:lastRenderedPageBreak/>
               <w:t>drug_source_value</w:t>
             </w:r>
           </w:p>
         </w:tc>
         <w:tc>
+          <w:tcPr>
+            <w:tcW w:w="0" w:type="auto"/>
+          </w:tcPr>
           <w:p>
             <w:r>
               <w:t>pznezd</w:t>
@@ -1537,18 +2678,41 @@
           </w:p>
         </w:tc>
         <w:tc>
-          <w:p/>
-        </w:tc>
-        <w:tc>
-          <w:p>
-            <w:r>
+          <w:tcPr>
+            <w:tcW w:w="0" w:type="auto"/>
+          </w:tcPr>
+          <w:p/>
+        </w:tc>
+        <w:tc>
+          <w:tcPr>
+            <w:tcW w:w="0" w:type="auto"/>
+          </w:tcPr>
+          <w:p>
+            <w:pPr>
+              <w:rPr>
+                <w:lang w:val="en-US"/>
+              </w:rPr>
+            </w:pPr>
+            <w:r>
+              <w:rPr>
+                <w:lang w:val="en-US"/>
+              </w:rPr>
               <w:t>We use the actual picked up PZN. If not available, we use the prescribed PZN.</w:t>
             </w:r>
           </w:p>
         </w:tc>
       </w:tr>
       <w:tr>
-        <w:tc>
+        <w:tblPrEx>
+          <w:tblCellMar>
+            <w:top w:w="0" w:type="dxa"/>
+            <w:bottom w:w="0" w:type="dxa"/>
+          </w:tblCellMar>
+        </w:tblPrEx>
+        <w:tc>
+          <w:tcPr>
+            <w:tcW w:w="0" w:type="auto"/>
+          </w:tcPr>
           <w:p>
             <w:r>
               <w:t>quantity</w:t>
@@ -1556,17 +2720,35 @@
           </w:p>
         </w:tc>
         <w:tc>
-          <w:p/>
-        </w:tc>
-        <w:tc>
-          <w:p/>
-        </w:tc>
-        <w:tc>
-          <w:p/>
-        </w:tc>
-      </w:tr>
-      <w:tr>
-        <w:tc>
+          <w:tcPr>
+            <w:tcW w:w="0" w:type="auto"/>
+          </w:tcPr>
+          <w:p/>
+        </w:tc>
+        <w:tc>
+          <w:tcPr>
+            <w:tcW w:w="0" w:type="auto"/>
+          </w:tcPr>
+          <w:p/>
+        </w:tc>
+        <w:tc>
+          <w:tcPr>
+            <w:tcW w:w="0" w:type="auto"/>
+          </w:tcPr>
+          <w:p/>
+        </w:tc>
+      </w:tr>
+      <w:tr>
+        <w:tblPrEx>
+          <w:tblCellMar>
+            <w:top w:w="0" w:type="dxa"/>
+            <w:bottom w:w="0" w:type="dxa"/>
+          </w:tblCellMar>
+        </w:tblPrEx>
+        <w:tc>
+          <w:tcPr>
+            <w:tcW w:w="0" w:type="auto"/>
+          </w:tcPr>
           <w:p>
             <w:r>
               <w:t>drug_exposure_start_datetime</w:t>
@@ -1574,17 +2756,35 @@
           </w:p>
         </w:tc>
         <w:tc>
-          <w:p/>
-        </w:tc>
-        <w:tc>
-          <w:p/>
-        </w:tc>
-        <w:tc>
-          <w:p/>
-        </w:tc>
-      </w:tr>
-      <w:tr>
-        <w:tc>
+          <w:tcPr>
+            <w:tcW w:w="0" w:type="auto"/>
+          </w:tcPr>
+          <w:p/>
+        </w:tc>
+        <w:tc>
+          <w:tcPr>
+            <w:tcW w:w="0" w:type="auto"/>
+          </w:tcPr>
+          <w:p/>
+        </w:tc>
+        <w:tc>
+          <w:tcPr>
+            <w:tcW w:w="0" w:type="auto"/>
+          </w:tcPr>
+          <w:p/>
+        </w:tc>
+      </w:tr>
+      <w:tr>
+        <w:tblPrEx>
+          <w:tblCellMar>
+            <w:top w:w="0" w:type="dxa"/>
+            <w:bottom w:w="0" w:type="dxa"/>
+          </w:tblCellMar>
+        </w:tblPrEx>
+        <w:tc>
+          <w:tcPr>
+            <w:tcW w:w="0" w:type="auto"/>
+          </w:tcPr>
           <w:p>
             <w:r>
               <w:t>drug_exposure_end_date</w:t>
@@ -1592,17 +2792,35 @@
           </w:p>
         </w:tc>
         <w:tc>
-          <w:p/>
-        </w:tc>
-        <w:tc>
-          <w:p/>
-        </w:tc>
-        <w:tc>
-          <w:p/>
-        </w:tc>
-      </w:tr>
-      <w:tr>
-        <w:tc>
+          <w:tcPr>
+            <w:tcW w:w="0" w:type="auto"/>
+          </w:tcPr>
+          <w:p/>
+        </w:tc>
+        <w:tc>
+          <w:tcPr>
+            <w:tcW w:w="0" w:type="auto"/>
+          </w:tcPr>
+          <w:p/>
+        </w:tc>
+        <w:tc>
+          <w:tcPr>
+            <w:tcW w:w="0" w:type="auto"/>
+          </w:tcPr>
+          <w:p/>
+        </w:tc>
+      </w:tr>
+      <w:tr>
+        <w:tblPrEx>
+          <w:tblCellMar>
+            <w:top w:w="0" w:type="dxa"/>
+            <w:bottom w:w="0" w:type="dxa"/>
+          </w:tblCellMar>
+        </w:tblPrEx>
+        <w:tc>
+          <w:tcPr>
+            <w:tcW w:w="0" w:type="auto"/>
+          </w:tcPr>
           <w:p>
             <w:r>
               <w:t>drug_exposure_end_datetime</w:t>
@@ -1610,17 +2828,35 @@
           </w:p>
         </w:tc>
         <w:tc>
-          <w:p/>
-        </w:tc>
-        <w:tc>
-          <w:p/>
-        </w:tc>
-        <w:tc>
-          <w:p/>
-        </w:tc>
-      </w:tr>
-      <w:tr>
-        <w:tc>
+          <w:tcPr>
+            <w:tcW w:w="0" w:type="auto"/>
+          </w:tcPr>
+          <w:p/>
+        </w:tc>
+        <w:tc>
+          <w:tcPr>
+            <w:tcW w:w="0" w:type="auto"/>
+          </w:tcPr>
+          <w:p/>
+        </w:tc>
+        <w:tc>
+          <w:tcPr>
+            <w:tcW w:w="0" w:type="auto"/>
+          </w:tcPr>
+          <w:p/>
+        </w:tc>
+      </w:tr>
+      <w:tr>
+        <w:tblPrEx>
+          <w:tblCellMar>
+            <w:top w:w="0" w:type="dxa"/>
+            <w:bottom w:w="0" w:type="dxa"/>
+          </w:tblCellMar>
+        </w:tblPrEx>
+        <w:tc>
+          <w:tcPr>
+            <w:tcW w:w="0" w:type="auto"/>
+          </w:tcPr>
           <w:p>
             <w:r>
               <w:t>verbatim_end_date</w:t>
@@ -1628,17 +2864,35 @@
           </w:p>
         </w:tc>
         <w:tc>
-          <w:p/>
-        </w:tc>
-        <w:tc>
-          <w:p/>
-        </w:tc>
-        <w:tc>
-          <w:p/>
-        </w:tc>
-      </w:tr>
-      <w:tr>
-        <w:tc>
+          <w:tcPr>
+            <w:tcW w:w="0" w:type="auto"/>
+          </w:tcPr>
+          <w:p/>
+        </w:tc>
+        <w:tc>
+          <w:tcPr>
+            <w:tcW w:w="0" w:type="auto"/>
+          </w:tcPr>
+          <w:p/>
+        </w:tc>
+        <w:tc>
+          <w:tcPr>
+            <w:tcW w:w="0" w:type="auto"/>
+          </w:tcPr>
+          <w:p/>
+        </w:tc>
+      </w:tr>
+      <w:tr>
+        <w:tblPrEx>
+          <w:tblCellMar>
+            <w:top w:w="0" w:type="dxa"/>
+            <w:bottom w:w="0" w:type="dxa"/>
+          </w:tblCellMar>
+        </w:tblPrEx>
+        <w:tc>
+          <w:tcPr>
+            <w:tcW w:w="0" w:type="auto"/>
+          </w:tcPr>
           <w:p>
             <w:r>
               <w:t>drug_type_concept_id</w:t>
@@ -1646,21 +2900,39 @@
           </w:p>
         </w:tc>
         <w:tc>
-          <w:p/>
-        </w:tc>
-        <w:tc>
-          <w:p/>
-        </w:tc>
-        <w:tc>
-          <w:p>
-            <w:r>
-              <w:t>32810	Claim</w:t>
-            </w:r>
-          </w:p>
-        </w:tc>
-      </w:tr>
-      <w:tr>
-        <w:tc>
+          <w:tcPr>
+            <w:tcW w:w="0" w:type="auto"/>
+          </w:tcPr>
+          <w:p/>
+        </w:tc>
+        <w:tc>
+          <w:tcPr>
+            <w:tcW w:w="0" w:type="auto"/>
+          </w:tcPr>
+          <w:p/>
+        </w:tc>
+        <w:tc>
+          <w:tcPr>
+            <w:tcW w:w="0" w:type="auto"/>
+          </w:tcPr>
+          <w:p>
+            <w:r>
+              <w:t>32810 Claim</w:t>
+            </w:r>
+          </w:p>
+        </w:tc>
+      </w:tr>
+      <w:tr>
+        <w:tblPrEx>
+          <w:tblCellMar>
+            <w:top w:w="0" w:type="dxa"/>
+            <w:bottom w:w="0" w:type="dxa"/>
+          </w:tblCellMar>
+        </w:tblPrEx>
+        <w:tc>
+          <w:tcPr>
+            <w:tcW w:w="0" w:type="auto"/>
+          </w:tcPr>
           <w:p>
             <w:r>
               <w:t>stop_reason</w:t>
@@ -1668,17 +2940,35 @@
           </w:p>
         </w:tc>
         <w:tc>
-          <w:p/>
-        </w:tc>
-        <w:tc>
-          <w:p/>
-        </w:tc>
-        <w:tc>
-          <w:p/>
-        </w:tc>
-      </w:tr>
-      <w:tr>
-        <w:tc>
+          <w:tcPr>
+            <w:tcW w:w="0" w:type="auto"/>
+          </w:tcPr>
+          <w:p/>
+        </w:tc>
+        <w:tc>
+          <w:tcPr>
+            <w:tcW w:w="0" w:type="auto"/>
+          </w:tcPr>
+          <w:p/>
+        </w:tc>
+        <w:tc>
+          <w:tcPr>
+            <w:tcW w:w="0" w:type="auto"/>
+          </w:tcPr>
+          <w:p/>
+        </w:tc>
+      </w:tr>
+      <w:tr>
+        <w:tblPrEx>
+          <w:tblCellMar>
+            <w:top w:w="0" w:type="dxa"/>
+            <w:bottom w:w="0" w:type="dxa"/>
+          </w:tblCellMar>
+        </w:tblPrEx>
+        <w:tc>
+          <w:tcPr>
+            <w:tcW w:w="0" w:type="auto"/>
+          </w:tcPr>
           <w:p>
             <w:r>
               <w:t>refills</w:t>
@@ -1686,17 +2976,35 @@
           </w:p>
         </w:tc>
         <w:tc>
-          <w:p/>
-        </w:tc>
-        <w:tc>
-          <w:p/>
-        </w:tc>
-        <w:tc>
-          <w:p/>
-        </w:tc>
-      </w:tr>
-      <w:tr>
-        <w:tc>
+          <w:tcPr>
+            <w:tcW w:w="0" w:type="auto"/>
+          </w:tcPr>
+          <w:p/>
+        </w:tc>
+        <w:tc>
+          <w:tcPr>
+            <w:tcW w:w="0" w:type="auto"/>
+          </w:tcPr>
+          <w:p/>
+        </w:tc>
+        <w:tc>
+          <w:tcPr>
+            <w:tcW w:w="0" w:type="auto"/>
+          </w:tcPr>
+          <w:p/>
+        </w:tc>
+      </w:tr>
+      <w:tr>
+        <w:tblPrEx>
+          <w:tblCellMar>
+            <w:top w:w="0" w:type="dxa"/>
+            <w:bottom w:w="0" w:type="dxa"/>
+          </w:tblCellMar>
+        </w:tblPrEx>
+        <w:tc>
+          <w:tcPr>
+            <w:tcW w:w="0" w:type="auto"/>
+          </w:tcPr>
           <w:p>
             <w:r>
               <w:t>days_supply</w:t>
@@ -1704,17 +3012,35 @@
           </w:p>
         </w:tc>
         <w:tc>
-          <w:p/>
-        </w:tc>
-        <w:tc>
-          <w:p/>
-        </w:tc>
-        <w:tc>
-          <w:p/>
-        </w:tc>
-      </w:tr>
-      <w:tr>
-        <w:tc>
+          <w:tcPr>
+            <w:tcW w:w="0" w:type="auto"/>
+          </w:tcPr>
+          <w:p/>
+        </w:tc>
+        <w:tc>
+          <w:tcPr>
+            <w:tcW w:w="0" w:type="auto"/>
+          </w:tcPr>
+          <w:p/>
+        </w:tc>
+        <w:tc>
+          <w:tcPr>
+            <w:tcW w:w="0" w:type="auto"/>
+          </w:tcPr>
+          <w:p/>
+        </w:tc>
+      </w:tr>
+      <w:tr>
+        <w:tblPrEx>
+          <w:tblCellMar>
+            <w:top w:w="0" w:type="dxa"/>
+            <w:bottom w:w="0" w:type="dxa"/>
+          </w:tblCellMar>
+        </w:tblPrEx>
+        <w:tc>
+          <w:tcPr>
+            <w:tcW w:w="0" w:type="auto"/>
+          </w:tcPr>
           <w:p>
             <w:r>
               <w:t>sig</w:t>
@@ -1722,17 +3048,35 @@
           </w:p>
         </w:tc>
         <w:tc>
-          <w:p/>
-        </w:tc>
-        <w:tc>
-          <w:p/>
-        </w:tc>
-        <w:tc>
-          <w:p/>
-        </w:tc>
-      </w:tr>
-      <w:tr>
-        <w:tc>
+          <w:tcPr>
+            <w:tcW w:w="0" w:type="auto"/>
+          </w:tcPr>
+          <w:p/>
+        </w:tc>
+        <w:tc>
+          <w:tcPr>
+            <w:tcW w:w="0" w:type="auto"/>
+          </w:tcPr>
+          <w:p/>
+        </w:tc>
+        <w:tc>
+          <w:tcPr>
+            <w:tcW w:w="0" w:type="auto"/>
+          </w:tcPr>
+          <w:p/>
+        </w:tc>
+      </w:tr>
+      <w:tr>
+        <w:tblPrEx>
+          <w:tblCellMar>
+            <w:top w:w="0" w:type="dxa"/>
+            <w:bottom w:w="0" w:type="dxa"/>
+          </w:tblCellMar>
+        </w:tblPrEx>
+        <w:tc>
+          <w:tcPr>
+            <w:tcW w:w="0" w:type="auto"/>
+          </w:tcPr>
           <w:p>
             <w:r>
               <w:t>route_concept_id</w:t>
@@ -1740,17 +3084,35 @@
           </w:p>
         </w:tc>
         <w:tc>
-          <w:p/>
-        </w:tc>
-        <w:tc>
-          <w:p/>
-        </w:tc>
-        <w:tc>
-          <w:p/>
-        </w:tc>
-      </w:tr>
-      <w:tr>
-        <w:tc>
+          <w:tcPr>
+            <w:tcW w:w="0" w:type="auto"/>
+          </w:tcPr>
+          <w:p/>
+        </w:tc>
+        <w:tc>
+          <w:tcPr>
+            <w:tcW w:w="0" w:type="auto"/>
+          </w:tcPr>
+          <w:p/>
+        </w:tc>
+        <w:tc>
+          <w:tcPr>
+            <w:tcW w:w="0" w:type="auto"/>
+          </w:tcPr>
+          <w:p/>
+        </w:tc>
+      </w:tr>
+      <w:tr>
+        <w:tblPrEx>
+          <w:tblCellMar>
+            <w:top w:w="0" w:type="dxa"/>
+            <w:bottom w:w="0" w:type="dxa"/>
+          </w:tblCellMar>
+        </w:tblPrEx>
+        <w:tc>
+          <w:tcPr>
+            <w:tcW w:w="0" w:type="auto"/>
+          </w:tcPr>
           <w:p>
             <w:r>
               <w:t>lot_number</w:t>
@@ -1758,17 +3120,35 @@
           </w:p>
         </w:tc>
         <w:tc>
-          <w:p/>
-        </w:tc>
-        <w:tc>
-          <w:p/>
-        </w:tc>
-        <w:tc>
-          <w:p/>
-        </w:tc>
-      </w:tr>
-      <w:tr>
-        <w:tc>
+          <w:tcPr>
+            <w:tcW w:w="0" w:type="auto"/>
+          </w:tcPr>
+          <w:p/>
+        </w:tc>
+        <w:tc>
+          <w:tcPr>
+            <w:tcW w:w="0" w:type="auto"/>
+          </w:tcPr>
+          <w:p/>
+        </w:tc>
+        <w:tc>
+          <w:tcPr>
+            <w:tcW w:w="0" w:type="auto"/>
+          </w:tcPr>
+          <w:p/>
+        </w:tc>
+      </w:tr>
+      <w:tr>
+        <w:tblPrEx>
+          <w:tblCellMar>
+            <w:top w:w="0" w:type="dxa"/>
+            <w:bottom w:w="0" w:type="dxa"/>
+          </w:tblCellMar>
+        </w:tblPrEx>
+        <w:tc>
+          <w:tcPr>
+            <w:tcW w:w="0" w:type="auto"/>
+          </w:tcPr>
           <w:p>
             <w:r>
               <w:t>visit_occurrence_id</w:t>
@@ -1776,17 +3156,35 @@
           </w:p>
         </w:tc>
         <w:tc>
-          <w:p/>
-        </w:tc>
-        <w:tc>
-          <w:p/>
-        </w:tc>
-        <w:tc>
-          <w:p/>
-        </w:tc>
-      </w:tr>
-      <w:tr>
-        <w:tc>
+          <w:tcPr>
+            <w:tcW w:w="0" w:type="auto"/>
+          </w:tcPr>
+          <w:p/>
+        </w:tc>
+        <w:tc>
+          <w:tcPr>
+            <w:tcW w:w="0" w:type="auto"/>
+          </w:tcPr>
+          <w:p/>
+        </w:tc>
+        <w:tc>
+          <w:tcPr>
+            <w:tcW w:w="0" w:type="auto"/>
+          </w:tcPr>
+          <w:p/>
+        </w:tc>
+      </w:tr>
+      <w:tr>
+        <w:tblPrEx>
+          <w:tblCellMar>
+            <w:top w:w="0" w:type="dxa"/>
+            <w:bottom w:w="0" w:type="dxa"/>
+          </w:tblCellMar>
+        </w:tblPrEx>
+        <w:tc>
+          <w:tcPr>
+            <w:tcW w:w="0" w:type="auto"/>
+          </w:tcPr>
           <w:p>
             <w:r>
               <w:t>visit_detail_id</w:t>
@@ -1794,17 +3192,35 @@
           </w:p>
         </w:tc>
         <w:tc>
-          <w:p/>
-        </w:tc>
-        <w:tc>
-          <w:p/>
-        </w:tc>
-        <w:tc>
-          <w:p/>
-        </w:tc>
-      </w:tr>
-      <w:tr>
-        <w:tc>
+          <w:tcPr>
+            <w:tcW w:w="0" w:type="auto"/>
+          </w:tcPr>
+          <w:p/>
+        </w:tc>
+        <w:tc>
+          <w:tcPr>
+            <w:tcW w:w="0" w:type="auto"/>
+          </w:tcPr>
+          <w:p/>
+        </w:tc>
+        <w:tc>
+          <w:tcPr>
+            <w:tcW w:w="0" w:type="auto"/>
+          </w:tcPr>
+          <w:p/>
+        </w:tc>
+      </w:tr>
+      <w:tr>
+        <w:tblPrEx>
+          <w:tblCellMar>
+            <w:top w:w="0" w:type="dxa"/>
+            <w:bottom w:w="0" w:type="dxa"/>
+          </w:tblCellMar>
+        </w:tblPrEx>
+        <w:tc>
+          <w:tcPr>
+            <w:tcW w:w="0" w:type="auto"/>
+          </w:tcPr>
           <w:p>
             <w:r>
               <w:t>drug_source_concept_id</w:t>
@@ -1812,17 +3228,35 @@
           </w:p>
         </w:tc>
         <w:tc>
-          <w:p/>
-        </w:tc>
-        <w:tc>
-          <w:p/>
-        </w:tc>
-        <w:tc>
-          <w:p/>
-        </w:tc>
-      </w:tr>
-      <w:tr>
-        <w:tc>
+          <w:tcPr>
+            <w:tcW w:w="0" w:type="auto"/>
+          </w:tcPr>
+          <w:p/>
+        </w:tc>
+        <w:tc>
+          <w:tcPr>
+            <w:tcW w:w="0" w:type="auto"/>
+          </w:tcPr>
+          <w:p/>
+        </w:tc>
+        <w:tc>
+          <w:tcPr>
+            <w:tcW w:w="0" w:type="auto"/>
+          </w:tcPr>
+          <w:p/>
+        </w:tc>
+      </w:tr>
+      <w:tr>
+        <w:tblPrEx>
+          <w:tblCellMar>
+            <w:top w:w="0" w:type="dxa"/>
+            <w:bottom w:w="0" w:type="dxa"/>
+          </w:tblCellMar>
+        </w:tblPrEx>
+        <w:tc>
+          <w:tcPr>
+            <w:tcW w:w="0" w:type="auto"/>
+          </w:tcPr>
           <w:p>
             <w:r>
               <w:t>route_source_value</w:t>
@@ -1830,17 +3264,35 @@
           </w:p>
         </w:tc>
         <w:tc>
-          <w:p/>
-        </w:tc>
-        <w:tc>
-          <w:p/>
-        </w:tc>
-        <w:tc>
-          <w:p/>
-        </w:tc>
-      </w:tr>
-      <w:tr>
-        <w:tc>
+          <w:tcPr>
+            <w:tcW w:w="0" w:type="auto"/>
+          </w:tcPr>
+          <w:p/>
+        </w:tc>
+        <w:tc>
+          <w:tcPr>
+            <w:tcW w:w="0" w:type="auto"/>
+          </w:tcPr>
+          <w:p/>
+        </w:tc>
+        <w:tc>
+          <w:tcPr>
+            <w:tcW w:w="0" w:type="auto"/>
+          </w:tcPr>
+          <w:p/>
+        </w:tc>
+      </w:tr>
+      <w:tr>
+        <w:tblPrEx>
+          <w:tblCellMar>
+            <w:top w:w="0" w:type="dxa"/>
+            <w:bottom w:w="0" w:type="dxa"/>
+          </w:tblCellMar>
+        </w:tblPrEx>
+        <w:tc>
+          <w:tcPr>
+            <w:tcW w:w="0" w:type="auto"/>
+          </w:tcPr>
           <w:p>
             <w:r>
               <w:t>dose_unit_source_value</w:t>
@@ -1848,12 +3300,21 @@
           </w:p>
         </w:tc>
         <w:tc>
-          <w:p/>
-        </w:tc>
-        <w:tc>
-          <w:p/>
-        </w:tc>
-        <w:tc>
+          <w:tcPr>
+            <w:tcW w:w="0" w:type="auto"/>
+          </w:tcPr>
+          <w:p/>
+        </w:tc>
+        <w:tc>
+          <w:tcPr>
+            <w:tcW w:w="0" w:type="auto"/>
+          </w:tcPr>
+          <w:p/>
+        </w:tc>
+        <w:tc>
+          <w:tcPr>
+            <w:tcW w:w="0" w:type="auto"/>
+          </w:tcPr>
           <w:p/>
         </w:tc>
       </w:tr>
@@ -1864,6 +3325,12 @@
           <w:sz w:val="36"/>
         </w:rPr>
         <w:br w:type="page"/>
+      </w:r>
+      <w:r>
+        <w:rPr>
+          <w:sz w:val="36"/>
+        </w:rPr>
+        <w:lastRenderedPageBreak/>
         <w:t>Table name: visit_detail</w:t>
       </w:r>
     </w:p>
@@ -1873,6 +3340,12 @@
           <w:sz w:val="36"/>
         </w:rPr>
         <w:br w:type="page"/>
+      </w:r>
+      <w:r>
+        <w:rPr>
+          <w:sz w:val="36"/>
+        </w:rPr>
+        <w:lastRenderedPageBreak/>
         <w:t>Table name: condition_occurrence</w:t>
       </w:r>
     </w:p>
@@ -1882,6 +3355,12 @@
           <w:sz w:val="36"/>
         </w:rPr>
         <w:br w:type="page"/>
+      </w:r>
+      <w:r>
+        <w:rPr>
+          <w:sz w:val="36"/>
+        </w:rPr>
+        <w:lastRenderedPageBreak/>
         <w:t>Table name: cost</w:t>
       </w:r>
     </w:p>
@@ -1895,10 +3374,15 @@
     </w:p>
     <w:p>
       <w:r>
+        <w:rPr>
+          <w:noProof/>
+        </w:rPr>
         <w:drawing>
-          <wp:inline distT="0" distB="0" distL="0" distR="0">
+          <wp:inline distT="0" distB="0" distL="0" distR="0" wp14:anchorId="214B81FC" wp14:editId="68C661E2">
             <wp:extent cx="5715000" cy="3171825"/>
+            <wp:effectExtent l="0" t="0" r="0" b="0"/>
             <wp:docPr id="7" name="Picture 7" descr="Generated"/>
+            <wp:cNvGraphicFramePr/>
             <a:graphic xmlns:a="http://schemas.openxmlformats.org/drawingml/2006/main">
               <a:graphicData uri="http://schemas.openxmlformats.org/drawingml/2006/picture">
                 <pic:pic xmlns:pic="http://schemas.openxmlformats.org/drawingml/2006/picture">
@@ -1907,7 +3391,7 @@
                     <pic:cNvPicPr/>
                   </pic:nvPicPr>
                   <pic:blipFill>
-                    <a:blip xmlns:r="http://schemas.openxmlformats.org/officeDocument/2006/relationships" r:embed="rId7"/>
+                    <a:blip r:embed="rId9"/>
                     <a:stretch>
                       <a:fillRect/>
                     </a:stretch>
@@ -1931,19 +3415,38 @@
     <w:tbl>
       <w:tblPr>
         <w:tblW w:w="0" w:type="auto"/>
+        <w:tblInd w:w="10" w:type="dxa"/>
         <w:tblBorders>
-          <w:top w:val="single"/>
-          <w:left w:val="single"/>
-          <w:bottom w:val="single"/>
-          <w:right w:val="single"/>
-          <w:insideH w:val="single"/>
-          <w:insideV w:val="single"/>
+          <w:top w:val="single" w:sz="0" w:space="0" w:color="auto"/>
+          <w:left w:val="single" w:sz="0" w:space="0" w:color="auto"/>
+          <w:bottom w:val="single" w:sz="0" w:space="0" w:color="auto"/>
+          <w:right w:val="single" w:sz="0" w:space="0" w:color="auto"/>
+          <w:insideH w:val="single" w:sz="0" w:space="0" w:color="auto"/>
+          <w:insideV w:val="single" w:sz="0" w:space="0" w:color="auto"/>
         </w:tblBorders>
+        <w:tblCellMar>
+          <w:left w:w="10" w:type="dxa"/>
+          <w:right w:w="10" w:type="dxa"/>
+        </w:tblCellMar>
+        <w:tblLook w:val="04A0" w:firstRow="1" w:lastRow="0" w:firstColumn="1" w:lastColumn="0" w:noHBand="0" w:noVBand="1"/>
       </w:tblPr>
-      <w:tr>
-        <w:tc>
-          <w:tcPr>
-            <w:shd w:color="auto" w:val="clear" w:fill="AAAAFF"/>
+      <w:tblGrid>
+        <w:gridCol w:w="2582"/>
+        <w:gridCol w:w="1061"/>
+        <w:gridCol w:w="476"/>
+        <w:gridCol w:w="4963"/>
+      </w:tblGrid>
+      <w:tr>
+        <w:tblPrEx>
+          <w:tblCellMar>
+            <w:top w:w="0" w:type="dxa"/>
+            <w:bottom w:w="0" w:type="dxa"/>
+          </w:tblCellMar>
+        </w:tblPrEx>
+        <w:tc>
+          <w:tcPr>
+            <w:tcW w:w="0" w:type="auto"/>
+            <w:shd w:val="clear" w:color="auto" w:fill="AAAAFF"/>
           </w:tcPr>
           <w:p>
             <w:r>
@@ -1953,7 +3456,8 @@
         </w:tc>
         <w:tc>
           <w:tcPr>
-            <w:shd w:color="auto" w:val="clear" w:fill="AAAAFF"/>
+            <w:tcW w:w="0" w:type="auto"/>
+            <w:shd w:val="clear" w:color="auto" w:fill="AAAAFF"/>
           </w:tcPr>
           <w:p>
             <w:r>
@@ -1963,7 +3467,8 @@
         </w:tc>
         <w:tc>
           <w:tcPr>
-            <w:shd w:color="auto" w:val="clear" w:fill="AAAAFF"/>
+            <w:tcW w:w="0" w:type="auto"/>
+            <w:shd w:val="clear" w:color="auto" w:fill="AAAAFF"/>
           </w:tcPr>
           <w:p>
             <w:r>
@@ -1973,7 +3478,8 @@
         </w:tc>
         <w:tc>
           <w:tcPr>
-            <w:shd w:color="auto" w:val="clear" w:fill="AAAAFF"/>
+            <w:tcW w:w="0" w:type="auto"/>
+            <w:shd w:val="clear" w:color="auto" w:fill="AAAAFF"/>
           </w:tcPr>
           <w:p>
             <w:r>
@@ -1983,7 +3489,16 @@
         </w:tc>
       </w:tr>
       <w:tr>
-        <w:tc>
+        <w:tblPrEx>
+          <w:tblCellMar>
+            <w:top w:w="0" w:type="dxa"/>
+            <w:bottom w:w="0" w:type="dxa"/>
+          </w:tblCellMar>
+        </w:tblPrEx>
+        <w:tc>
+          <w:tcPr>
+            <w:tcW w:w="0" w:type="auto"/>
+          </w:tcPr>
           <w:p>
             <w:r>
               <w:t>cost_id</w:t>
@@ -1991,12 +3506,21 @@
           </w:p>
         </w:tc>
         <w:tc>
-          <w:p/>
-        </w:tc>
-        <w:tc>
-          <w:p/>
-        </w:tc>
-        <w:tc>
+          <w:tcPr>
+            <w:tcW w:w="0" w:type="auto"/>
+          </w:tcPr>
+          <w:p/>
+        </w:tc>
+        <w:tc>
+          <w:tcPr>
+            <w:tcW w:w="0" w:type="auto"/>
+          </w:tcPr>
+          <w:p/>
+        </w:tc>
+        <w:tc>
+          <w:tcPr>
+            <w:tcW w:w="0" w:type="auto"/>
+          </w:tcPr>
           <w:p>
             <w:r>
               <w:t>generate</w:t>
@@ -2005,7 +3529,16 @@
         </w:tc>
       </w:tr>
       <w:tr>
-        <w:tc>
+        <w:tblPrEx>
+          <w:tblCellMar>
+            <w:top w:w="0" w:type="dxa"/>
+            <w:bottom w:w="0" w:type="dxa"/>
+          </w:tblCellMar>
+        </w:tblPrEx>
+        <w:tc>
+          <w:tcPr>
+            <w:tcW w:w="0" w:type="auto"/>
+          </w:tcPr>
           <w:p>
             <w:r>
               <w:t>payer_plan_period_id</w:t>
@@ -2013,6 +3546,9 @@
           </w:p>
         </w:tc>
         <w:tc>
+          <w:tcPr>
+            <w:tcW w:w="0" w:type="auto"/>
+          </w:tcPr>
           <w:p>
             <w:r>
               <w:t>arbnr</w:t>
@@ -2025,9 +3561,15 @@
           </w:p>
         </w:tc>
         <w:tc>
-          <w:p/>
-        </w:tc>
-        <w:tc>
+          <w:tcPr>
+            <w:tcW w:w="0" w:type="auto"/>
+          </w:tcPr>
+          <w:p/>
+        </w:tc>
+        <w:tc>
+          <w:tcPr>
+            <w:tcW w:w="0" w:type="auto"/>
+          </w:tcPr>
           <w:p>
             <w:r>
               <w:t>link by arbnr and quarter of abgabedat</w:t>
@@ -2036,7 +3578,16 @@
         </w:tc>
       </w:tr>
       <w:tr>
-        <w:tc>
+        <w:tblPrEx>
+          <w:tblCellMar>
+            <w:top w:w="0" w:type="dxa"/>
+            <w:bottom w:w="0" w:type="dxa"/>
+          </w:tblCellMar>
+        </w:tblPrEx>
+        <w:tc>
+          <w:tcPr>
+            <w:tcW w:w="0" w:type="auto"/>
+          </w:tcPr>
           <w:p>
             <w:r>
               <w:t>cost_event_id</w:t>
@@ -2044,6 +3595,9 @@
           </w:p>
         </w:tc>
         <w:tc>
+          <w:tcPr>
+            <w:tcW w:w="0" w:type="auto"/>
+          </w:tcPr>
           <w:p>
             <w:r>
               <w:t>reznr</w:t>
@@ -2051,9 +3605,15 @@
           </w:p>
         </w:tc>
         <w:tc>
-          <w:p/>
-        </w:tc>
-        <w:tc>
+          <w:tcPr>
+            <w:tcW w:w="0" w:type="auto"/>
+          </w:tcPr>
+          <w:p/>
+        </w:tc>
+        <w:tc>
+          <w:tcPr>
+            <w:tcW w:w="0" w:type="auto"/>
+          </w:tcPr>
           <w:p>
             <w:r>
               <w:t>reznr is key  of drug table</w:t>
@@ -2067,7 +3627,16 @@
         </w:tc>
       </w:tr>
       <w:tr>
-        <w:tc>
+        <w:tblPrEx>
+          <w:tblCellMar>
+            <w:top w:w="0" w:type="dxa"/>
+            <w:bottom w:w="0" w:type="dxa"/>
+          </w:tblCellMar>
+        </w:tblPrEx>
+        <w:tc>
+          <w:tcPr>
+            <w:tcW w:w="0" w:type="auto"/>
+          </w:tcPr>
           <w:p>
             <w:r>
               <w:t>cost_domain_id</w:t>
@@ -2075,6 +3644,9 @@
           </w:p>
         </w:tc>
         <w:tc>
+          <w:tcPr>
+            <w:tcW w:w="0" w:type="auto"/>
+          </w:tcPr>
           <w:p>
             <w:r>
               <w:t>reznr</w:t>
@@ -2082,9 +3654,15 @@
           </w:p>
         </w:tc>
         <w:tc>
-          <w:p/>
-        </w:tc>
-        <w:tc>
+          <w:tcPr>
+            <w:tcW w:w="0" w:type="auto"/>
+          </w:tcPr>
+          <w:p/>
+        </w:tc>
+        <w:tc>
+          <w:tcPr>
+            <w:tcW w:w="0" w:type="auto"/>
+          </w:tcPr>
           <w:p>
             <w:r>
               <w:t>Drug</w:t>
@@ -2093,7 +3671,16 @@
         </w:tc>
       </w:tr>
       <w:tr>
-        <w:tc>
+        <w:tblPrEx>
+          <w:tblCellMar>
+            <w:top w:w="0" w:type="dxa"/>
+            <w:bottom w:w="0" w:type="dxa"/>
+          </w:tblCellMar>
+        </w:tblPrEx>
+        <w:tc>
+          <w:tcPr>
+            <w:tcW w:w="0" w:type="auto"/>
+          </w:tcPr>
           <w:p>
             <w:r>
               <w:t>cost_type_concept_id</w:t>
@@ -2101,21 +3688,39 @@
           </w:p>
         </w:tc>
         <w:tc>
-          <w:p/>
-        </w:tc>
-        <w:tc>
-          <w:p/>
-        </w:tc>
-        <w:tc>
-          <w:p>
-            <w:r>
-              <w:t>32810	Claim</w:t>
-            </w:r>
-          </w:p>
-        </w:tc>
-      </w:tr>
-      <w:tr>
-        <w:tc>
+          <w:tcPr>
+            <w:tcW w:w="0" w:type="auto"/>
+          </w:tcPr>
+          <w:p/>
+        </w:tc>
+        <w:tc>
+          <w:tcPr>
+            <w:tcW w:w="0" w:type="auto"/>
+          </w:tcPr>
+          <w:p/>
+        </w:tc>
+        <w:tc>
+          <w:tcPr>
+            <w:tcW w:w="0" w:type="auto"/>
+          </w:tcPr>
+          <w:p>
+            <w:r>
+              <w:t>32810 Claim</w:t>
+            </w:r>
+          </w:p>
+        </w:tc>
+      </w:tr>
+      <w:tr>
+        <w:tblPrEx>
+          <w:tblCellMar>
+            <w:top w:w="0" w:type="dxa"/>
+            <w:bottom w:w="0" w:type="dxa"/>
+          </w:tblCellMar>
+        </w:tblPrEx>
+        <w:tc>
+          <w:tcPr>
+            <w:tcW w:w="0" w:type="auto"/>
+          </w:tcPr>
           <w:p>
             <w:r>
               <w:t>currency_concept_id</w:t>
@@ -2123,12 +3728,21 @@
           </w:p>
         </w:tc>
         <w:tc>
-          <w:p/>
-        </w:tc>
-        <w:tc>
-          <w:p/>
-        </w:tc>
-        <w:tc>
+          <w:tcPr>
+            <w:tcW w:w="0" w:type="auto"/>
+          </w:tcPr>
+          <w:p/>
+        </w:tc>
+        <w:tc>
+          <w:tcPr>
+            <w:tcW w:w="0" w:type="auto"/>
+          </w:tcPr>
+          <w:p/>
+        </w:tc>
+        <w:tc>
+          <w:tcPr>
+            <w:tcW w:w="0" w:type="auto"/>
+          </w:tcPr>
           <w:p>
             <w:r>
               <w:t>Euro</w:t>
@@ -2137,7 +3751,16 @@
         </w:tc>
       </w:tr>
       <w:tr>
-        <w:tc>
+        <w:tblPrEx>
+          <w:tblCellMar>
+            <w:top w:w="0" w:type="dxa"/>
+            <w:bottom w:w="0" w:type="dxa"/>
+          </w:tblCellMar>
+        </w:tblPrEx>
+        <w:tc>
+          <w:tcPr>
+            <w:tcW w:w="0" w:type="auto"/>
+          </w:tcPr>
           <w:p>
             <w:r>
               <w:t>total_charge</w:t>
@@ -2145,6 +3768,9 @@
           </w:p>
         </w:tc>
         <w:tc>
+          <w:tcPr>
+            <w:tcW w:w="0" w:type="auto"/>
+          </w:tcPr>
           <w:p>
             <w:r>
               <w:t>ambetrag</w:t>
@@ -2152,9 +3778,15 @@
           </w:p>
         </w:tc>
         <w:tc>
-          <w:p/>
-        </w:tc>
-        <w:tc>
+          <w:tcPr>
+            <w:tcW w:w="0" w:type="auto"/>
+          </w:tcPr>
+          <w:p/>
+        </w:tc>
+        <w:tc>
+          <w:tcPr>
+            <w:tcW w:w="0" w:type="auto"/>
+          </w:tcPr>
           <w:p>
             <w:r>
               <w:t>It is the actual price the drug is sold</w:t>
@@ -2163,7 +3795,16 @@
         </w:tc>
       </w:tr>
       <w:tr>
-        <w:tc>
+        <w:tblPrEx>
+          <w:tblCellMar>
+            <w:top w:w="0" w:type="dxa"/>
+            <w:bottom w:w="0" w:type="dxa"/>
+          </w:tblCellMar>
+        </w:tblPrEx>
+        <w:tc>
+          <w:tcPr>
+            <w:tcW w:w="0" w:type="auto"/>
+          </w:tcPr>
           <w:p>
             <w:r>
               <w:t>total_cost</w:t>
@@ -2171,6 +3812,9 @@
           </w:p>
         </w:tc>
         <w:tc>
+          <w:tcPr>
+            <w:tcW w:w="0" w:type="auto"/>
+          </w:tcPr>
           <w:p>
             <w:r>
               <w:t>ambetrag</w:t>
@@ -2183,9 +3827,15 @@
           </w:p>
         </w:tc>
         <w:tc>
-          <w:p/>
-        </w:tc>
-        <w:tc>
+          <w:tcPr>
+            <w:tcW w:w="0" w:type="auto"/>
+          </w:tcPr>
+          <w:p/>
+        </w:tc>
+        <w:tc>
+          <w:tcPr>
+            <w:tcW w:w="0" w:type="auto"/>
+          </w:tcPr>
           <w:p>
             <w:r>
               <w:t>Can be negative, if company sells drug cheaper than it would be covered by the health insurance.</w:t>
@@ -2194,7 +3844,16 @@
         </w:tc>
       </w:tr>
       <w:tr>
-        <w:tc>
+        <w:tblPrEx>
+          <w:tblCellMar>
+            <w:top w:w="0" w:type="dxa"/>
+            <w:bottom w:w="0" w:type="dxa"/>
+          </w:tblCellMar>
+        </w:tblPrEx>
+        <w:tc>
+          <w:tcPr>
+            <w:tcW w:w="0" w:type="auto"/>
+          </w:tcPr>
           <w:p>
             <w:r>
               <w:t>total_paid</w:t>
@@ -2202,17 +3861,35 @@
           </w:p>
         </w:tc>
         <w:tc>
-          <w:p/>
-        </w:tc>
-        <w:tc>
-          <w:p/>
-        </w:tc>
-        <w:tc>
-          <w:p/>
-        </w:tc>
-      </w:tr>
-      <w:tr>
-        <w:tc>
+          <w:tcPr>
+            <w:tcW w:w="0" w:type="auto"/>
+          </w:tcPr>
+          <w:p/>
+        </w:tc>
+        <w:tc>
+          <w:tcPr>
+            <w:tcW w:w="0" w:type="auto"/>
+          </w:tcPr>
+          <w:p/>
+        </w:tc>
+        <w:tc>
+          <w:tcPr>
+            <w:tcW w:w="0" w:type="auto"/>
+          </w:tcPr>
+          <w:p/>
+        </w:tc>
+      </w:tr>
+      <w:tr>
+        <w:tblPrEx>
+          <w:tblCellMar>
+            <w:top w:w="0" w:type="dxa"/>
+            <w:bottom w:w="0" w:type="dxa"/>
+          </w:tblCellMar>
+        </w:tblPrEx>
+        <w:tc>
+          <w:tcPr>
+            <w:tcW w:w="0" w:type="auto"/>
+          </w:tcPr>
           <w:p>
             <w:r>
               <w:t>paid_by_payer</w:t>
@@ -2220,17 +3897,35 @@
           </w:p>
         </w:tc>
         <w:tc>
-          <w:p/>
-        </w:tc>
-        <w:tc>
-          <w:p/>
-        </w:tc>
-        <w:tc>
-          <w:p/>
-        </w:tc>
-      </w:tr>
-      <w:tr>
-        <w:tc>
+          <w:tcPr>
+            <w:tcW w:w="0" w:type="auto"/>
+          </w:tcPr>
+          <w:p/>
+        </w:tc>
+        <w:tc>
+          <w:tcPr>
+            <w:tcW w:w="0" w:type="auto"/>
+          </w:tcPr>
+          <w:p/>
+        </w:tc>
+        <w:tc>
+          <w:tcPr>
+            <w:tcW w:w="0" w:type="auto"/>
+          </w:tcPr>
+          <w:p/>
+        </w:tc>
+      </w:tr>
+      <w:tr>
+        <w:tblPrEx>
+          <w:tblCellMar>
+            <w:top w:w="0" w:type="dxa"/>
+            <w:bottom w:w="0" w:type="dxa"/>
+          </w:tblCellMar>
+        </w:tblPrEx>
+        <w:tc>
+          <w:tcPr>
+            <w:tcW w:w="0" w:type="auto"/>
+          </w:tcPr>
           <w:p>
             <w:r>
               <w:t>paid_by_patient</w:t>
@@ -2238,6 +3933,9 @@
           </w:p>
         </w:tc>
         <w:tc>
+          <w:tcPr>
+            <w:tcW w:w="0" w:type="auto"/>
+          </w:tcPr>
           <w:p>
             <w:r>
               <w:t>eigenbet</w:t>
@@ -2250,14 +3948,29 @@
           </w:p>
         </w:tc>
         <w:tc>
-          <w:p/>
-        </w:tc>
-        <w:tc>
-          <w:p/>
-        </w:tc>
-      </w:tr>
-      <w:tr>
-        <w:tc>
+          <w:tcPr>
+            <w:tcW w:w="0" w:type="auto"/>
+          </w:tcPr>
+          <w:p/>
+        </w:tc>
+        <w:tc>
+          <w:tcPr>
+            <w:tcW w:w="0" w:type="auto"/>
+          </w:tcPr>
+          <w:p/>
+        </w:tc>
+      </w:tr>
+      <w:tr>
+        <w:tblPrEx>
+          <w:tblCellMar>
+            <w:top w:w="0" w:type="dxa"/>
+            <w:bottom w:w="0" w:type="dxa"/>
+          </w:tblCellMar>
+        </w:tblPrEx>
+        <w:tc>
+          <w:tcPr>
+            <w:tcW w:w="0" w:type="auto"/>
+          </w:tcPr>
           <w:p>
             <w:r>
               <w:t>paid_patient_copay</w:t>
@@ -2265,35 +3978,72 @@
           </w:p>
         </w:tc>
         <w:tc>
-          <w:p/>
-        </w:tc>
-        <w:tc>
-          <w:p/>
-        </w:tc>
-        <w:tc>
-          <w:p/>
-        </w:tc>
-      </w:tr>
-      <w:tr>
-        <w:tc>
-          <w:p>
-            <w:r>
+          <w:tcPr>
+            <w:tcW w:w="0" w:type="auto"/>
+          </w:tcPr>
+          <w:p/>
+        </w:tc>
+        <w:tc>
+          <w:tcPr>
+            <w:tcW w:w="0" w:type="auto"/>
+          </w:tcPr>
+          <w:p/>
+        </w:tc>
+        <w:tc>
+          <w:tcPr>
+            <w:tcW w:w="0" w:type="auto"/>
+          </w:tcPr>
+          <w:p/>
+        </w:tc>
+      </w:tr>
+      <w:tr>
+        <w:tblPrEx>
+          <w:tblCellMar>
+            <w:top w:w="0" w:type="dxa"/>
+            <w:bottom w:w="0" w:type="dxa"/>
+          </w:tblCellMar>
+        </w:tblPrEx>
+        <w:tc>
+          <w:tcPr>
+            <w:tcW w:w="0" w:type="auto"/>
+          </w:tcPr>
+          <w:p>
+            <w:r>
+              <w:lastRenderedPageBreak/>
               <w:t>paid_patient_coinsurance</w:t>
             </w:r>
           </w:p>
         </w:tc>
         <w:tc>
-          <w:p/>
-        </w:tc>
-        <w:tc>
-          <w:p/>
-        </w:tc>
-        <w:tc>
-          <w:p/>
-        </w:tc>
-      </w:tr>
-      <w:tr>
-        <w:tc>
+          <w:tcPr>
+            <w:tcW w:w="0" w:type="auto"/>
+          </w:tcPr>
+          <w:p/>
+        </w:tc>
+        <w:tc>
+          <w:tcPr>
+            <w:tcW w:w="0" w:type="auto"/>
+          </w:tcPr>
+          <w:p/>
+        </w:tc>
+        <w:tc>
+          <w:tcPr>
+            <w:tcW w:w="0" w:type="auto"/>
+          </w:tcPr>
+          <w:p/>
+        </w:tc>
+      </w:tr>
+      <w:tr>
+        <w:tblPrEx>
+          <w:tblCellMar>
+            <w:top w:w="0" w:type="dxa"/>
+            <w:bottom w:w="0" w:type="dxa"/>
+          </w:tblCellMar>
+        </w:tblPrEx>
+        <w:tc>
+          <w:tcPr>
+            <w:tcW w:w="0" w:type="auto"/>
+          </w:tcPr>
           <w:p>
             <w:r>
               <w:t>paid_patient_deductible</w:t>
@@ -2301,17 +4051,35 @@
           </w:p>
         </w:tc>
         <w:tc>
-          <w:p/>
-        </w:tc>
-        <w:tc>
-          <w:p/>
-        </w:tc>
-        <w:tc>
-          <w:p/>
-        </w:tc>
-      </w:tr>
-      <w:tr>
-        <w:tc>
+          <w:tcPr>
+            <w:tcW w:w="0" w:type="auto"/>
+          </w:tcPr>
+          <w:p/>
+        </w:tc>
+        <w:tc>
+          <w:tcPr>
+            <w:tcW w:w="0" w:type="auto"/>
+          </w:tcPr>
+          <w:p/>
+        </w:tc>
+        <w:tc>
+          <w:tcPr>
+            <w:tcW w:w="0" w:type="auto"/>
+          </w:tcPr>
+          <w:p/>
+        </w:tc>
+      </w:tr>
+      <w:tr>
+        <w:tblPrEx>
+          <w:tblCellMar>
+            <w:top w:w="0" w:type="dxa"/>
+            <w:bottom w:w="0" w:type="dxa"/>
+          </w:tblCellMar>
+        </w:tblPrEx>
+        <w:tc>
+          <w:tcPr>
+            <w:tcW w:w="0" w:type="auto"/>
+          </w:tcPr>
           <w:p>
             <w:r>
               <w:t>paid_by_primary</w:t>
@@ -2319,17 +4087,35 @@
           </w:p>
         </w:tc>
         <w:tc>
-          <w:p/>
-        </w:tc>
-        <w:tc>
-          <w:p/>
-        </w:tc>
-        <w:tc>
-          <w:p/>
-        </w:tc>
-      </w:tr>
-      <w:tr>
-        <w:tc>
+          <w:tcPr>
+            <w:tcW w:w="0" w:type="auto"/>
+          </w:tcPr>
+          <w:p/>
+        </w:tc>
+        <w:tc>
+          <w:tcPr>
+            <w:tcW w:w="0" w:type="auto"/>
+          </w:tcPr>
+          <w:p/>
+        </w:tc>
+        <w:tc>
+          <w:tcPr>
+            <w:tcW w:w="0" w:type="auto"/>
+          </w:tcPr>
+          <w:p/>
+        </w:tc>
+      </w:tr>
+      <w:tr>
+        <w:tblPrEx>
+          <w:tblCellMar>
+            <w:top w:w="0" w:type="dxa"/>
+            <w:bottom w:w="0" w:type="dxa"/>
+          </w:tblCellMar>
+        </w:tblPrEx>
+        <w:tc>
+          <w:tcPr>
+            <w:tcW w:w="0" w:type="auto"/>
+          </w:tcPr>
           <w:p>
             <w:r>
               <w:t>paid_ingredient_cost</w:t>
@@ -2337,17 +4123,35 @@
           </w:p>
         </w:tc>
         <w:tc>
-          <w:p/>
-        </w:tc>
-        <w:tc>
-          <w:p/>
-        </w:tc>
-        <w:tc>
-          <w:p/>
-        </w:tc>
-      </w:tr>
-      <w:tr>
-        <w:tc>
+          <w:tcPr>
+            <w:tcW w:w="0" w:type="auto"/>
+          </w:tcPr>
+          <w:p/>
+        </w:tc>
+        <w:tc>
+          <w:tcPr>
+            <w:tcW w:w="0" w:type="auto"/>
+          </w:tcPr>
+          <w:p/>
+        </w:tc>
+        <w:tc>
+          <w:tcPr>
+            <w:tcW w:w="0" w:type="auto"/>
+          </w:tcPr>
+          <w:p/>
+        </w:tc>
+      </w:tr>
+      <w:tr>
+        <w:tblPrEx>
+          <w:tblCellMar>
+            <w:top w:w="0" w:type="dxa"/>
+            <w:bottom w:w="0" w:type="dxa"/>
+          </w:tblCellMar>
+        </w:tblPrEx>
+        <w:tc>
+          <w:tcPr>
+            <w:tcW w:w="0" w:type="auto"/>
+          </w:tcPr>
           <w:p>
             <w:r>
               <w:t>paid_dispensing_fee</w:t>
@@ -2355,17 +4159,35 @@
           </w:p>
         </w:tc>
         <w:tc>
-          <w:p/>
-        </w:tc>
-        <w:tc>
-          <w:p/>
-        </w:tc>
-        <w:tc>
-          <w:p/>
-        </w:tc>
-      </w:tr>
-      <w:tr>
-        <w:tc>
+          <w:tcPr>
+            <w:tcW w:w="0" w:type="auto"/>
+          </w:tcPr>
+          <w:p/>
+        </w:tc>
+        <w:tc>
+          <w:tcPr>
+            <w:tcW w:w="0" w:type="auto"/>
+          </w:tcPr>
+          <w:p/>
+        </w:tc>
+        <w:tc>
+          <w:tcPr>
+            <w:tcW w:w="0" w:type="auto"/>
+          </w:tcPr>
+          <w:p/>
+        </w:tc>
+      </w:tr>
+      <w:tr>
+        <w:tblPrEx>
+          <w:tblCellMar>
+            <w:top w:w="0" w:type="dxa"/>
+            <w:bottom w:w="0" w:type="dxa"/>
+          </w:tblCellMar>
+        </w:tblPrEx>
+        <w:tc>
+          <w:tcPr>
+            <w:tcW w:w="0" w:type="auto"/>
+          </w:tcPr>
           <w:p>
             <w:r>
               <w:t>amount_allowed</w:t>
@@ -2373,17 +4195,35 @@
           </w:p>
         </w:tc>
         <w:tc>
-          <w:p/>
-        </w:tc>
-        <w:tc>
-          <w:p/>
-        </w:tc>
-        <w:tc>
-          <w:p/>
-        </w:tc>
-      </w:tr>
-      <w:tr>
-        <w:tc>
+          <w:tcPr>
+            <w:tcW w:w="0" w:type="auto"/>
+          </w:tcPr>
+          <w:p/>
+        </w:tc>
+        <w:tc>
+          <w:tcPr>
+            <w:tcW w:w="0" w:type="auto"/>
+          </w:tcPr>
+          <w:p/>
+        </w:tc>
+        <w:tc>
+          <w:tcPr>
+            <w:tcW w:w="0" w:type="auto"/>
+          </w:tcPr>
+          <w:p/>
+        </w:tc>
+      </w:tr>
+      <w:tr>
+        <w:tblPrEx>
+          <w:tblCellMar>
+            <w:top w:w="0" w:type="dxa"/>
+            <w:bottom w:w="0" w:type="dxa"/>
+          </w:tblCellMar>
+        </w:tblPrEx>
+        <w:tc>
+          <w:tcPr>
+            <w:tcW w:w="0" w:type="auto"/>
+          </w:tcPr>
           <w:p>
             <w:r>
               <w:t>revenue_code_concept_id</w:t>
@@ -2391,17 +4231,35 @@
           </w:p>
         </w:tc>
         <w:tc>
-          <w:p/>
-        </w:tc>
-        <w:tc>
-          <w:p/>
-        </w:tc>
-        <w:tc>
-          <w:p/>
-        </w:tc>
-      </w:tr>
-      <w:tr>
-        <w:tc>
+          <w:tcPr>
+            <w:tcW w:w="0" w:type="auto"/>
+          </w:tcPr>
+          <w:p/>
+        </w:tc>
+        <w:tc>
+          <w:tcPr>
+            <w:tcW w:w="0" w:type="auto"/>
+          </w:tcPr>
+          <w:p/>
+        </w:tc>
+        <w:tc>
+          <w:tcPr>
+            <w:tcW w:w="0" w:type="auto"/>
+          </w:tcPr>
+          <w:p/>
+        </w:tc>
+      </w:tr>
+      <w:tr>
+        <w:tblPrEx>
+          <w:tblCellMar>
+            <w:top w:w="0" w:type="dxa"/>
+            <w:bottom w:w="0" w:type="dxa"/>
+          </w:tblCellMar>
+        </w:tblPrEx>
+        <w:tc>
+          <w:tcPr>
+            <w:tcW w:w="0" w:type="auto"/>
+          </w:tcPr>
           <w:p>
             <w:r>
               <w:t>revenue_code_source_value</w:t>
@@ -2409,17 +4267,35 @@
           </w:p>
         </w:tc>
         <w:tc>
-          <w:p/>
-        </w:tc>
-        <w:tc>
-          <w:p/>
-        </w:tc>
-        <w:tc>
-          <w:p/>
-        </w:tc>
-      </w:tr>
-      <w:tr>
-        <w:tc>
+          <w:tcPr>
+            <w:tcW w:w="0" w:type="auto"/>
+          </w:tcPr>
+          <w:p/>
+        </w:tc>
+        <w:tc>
+          <w:tcPr>
+            <w:tcW w:w="0" w:type="auto"/>
+          </w:tcPr>
+          <w:p/>
+        </w:tc>
+        <w:tc>
+          <w:tcPr>
+            <w:tcW w:w="0" w:type="auto"/>
+          </w:tcPr>
+          <w:p/>
+        </w:tc>
+      </w:tr>
+      <w:tr>
+        <w:tblPrEx>
+          <w:tblCellMar>
+            <w:top w:w="0" w:type="dxa"/>
+            <w:bottom w:w="0" w:type="dxa"/>
+          </w:tblCellMar>
+        </w:tblPrEx>
+        <w:tc>
+          <w:tcPr>
+            <w:tcW w:w="0" w:type="auto"/>
+          </w:tcPr>
           <w:p>
             <w:r>
               <w:t>drg_concept_id</w:t>
@@ -2427,17 +4303,35 @@
           </w:p>
         </w:tc>
         <w:tc>
-          <w:p/>
-        </w:tc>
-        <w:tc>
-          <w:p/>
-        </w:tc>
-        <w:tc>
-          <w:p/>
-        </w:tc>
-      </w:tr>
-      <w:tr>
-        <w:tc>
+          <w:tcPr>
+            <w:tcW w:w="0" w:type="auto"/>
+          </w:tcPr>
+          <w:p/>
+        </w:tc>
+        <w:tc>
+          <w:tcPr>
+            <w:tcW w:w="0" w:type="auto"/>
+          </w:tcPr>
+          <w:p/>
+        </w:tc>
+        <w:tc>
+          <w:tcPr>
+            <w:tcW w:w="0" w:type="auto"/>
+          </w:tcPr>
+          <w:p/>
+        </w:tc>
+      </w:tr>
+      <w:tr>
+        <w:tblPrEx>
+          <w:tblCellMar>
+            <w:top w:w="0" w:type="dxa"/>
+            <w:bottom w:w="0" w:type="dxa"/>
+          </w:tblCellMar>
+        </w:tblPrEx>
+        <w:tc>
+          <w:tcPr>
+            <w:tcW w:w="0" w:type="auto"/>
+          </w:tcPr>
           <w:p>
             <w:r>
               <w:t>drg_source_value</w:t>
@@ -2445,12 +4339,21 @@
           </w:p>
         </w:tc>
         <w:tc>
-          <w:p/>
-        </w:tc>
-        <w:tc>
-          <w:p/>
-        </w:tc>
-        <w:tc>
+          <w:tcPr>
+            <w:tcW w:w="0" w:type="auto"/>
+          </w:tcPr>
+          <w:p/>
+        </w:tc>
+        <w:tc>
+          <w:tcPr>
+            <w:tcW w:w="0" w:type="auto"/>
+          </w:tcPr>
+          <w:p/>
+        </w:tc>
+        <w:tc>
+          <w:tcPr>
+            <w:tcW w:w="0" w:type="auto"/>
+          </w:tcPr>
           <w:p/>
         </w:tc>
       </w:tr>
@@ -2461,6 +4364,12 @@
           <w:sz w:val="36"/>
         </w:rPr>
         <w:br w:type="page"/>
+      </w:r>
+      <w:r>
+        <w:rPr>
+          <w:sz w:val="36"/>
+        </w:rPr>
+        <w:lastRenderedPageBreak/>
         <w:t>Table name: procedure_occurrence</w:t>
       </w:r>
     </w:p>
@@ -2470,6 +4379,12 @@
           <w:sz w:val="36"/>
         </w:rPr>
         <w:br w:type="page"/>
+      </w:r>
+      <w:r>
+        <w:rPr>
+          <w:sz w:val="36"/>
+        </w:rPr>
+        <w:lastRenderedPageBreak/>
         <w:t>Table name: device_exposure</w:t>
       </w:r>
     </w:p>
@@ -2479,6 +4394,12 @@
           <w:sz w:val="36"/>
         </w:rPr>
         <w:br w:type="page"/>
+      </w:r>
+      <w:r>
+        <w:rPr>
+          <w:sz w:val="36"/>
+        </w:rPr>
+        <w:lastRenderedPageBreak/>
         <w:t>Table name: measurement</w:t>
       </w:r>
     </w:p>
@@ -2488,6 +4409,12 @@
           <w:sz w:val="36"/>
         </w:rPr>
         <w:br w:type="page"/>
+      </w:r>
+      <w:r>
+        <w:rPr>
+          <w:sz w:val="36"/>
+        </w:rPr>
+        <w:lastRenderedPageBreak/>
         <w:t>Table name: observation</w:t>
       </w:r>
     </w:p>
@@ -2497,6 +4424,12 @@
           <w:sz w:val="36"/>
         </w:rPr>
         <w:br w:type="page"/>
+      </w:r>
+      <w:r>
+        <w:rPr>
+          <w:sz w:val="36"/>
+        </w:rPr>
+        <w:lastRenderedPageBreak/>
         <w:t>Table name: death</w:t>
       </w:r>
     </w:p>
@@ -2506,6 +4439,12 @@
           <w:sz w:val="36"/>
         </w:rPr>
         <w:br w:type="page"/>
+      </w:r>
+      <w:r>
+        <w:rPr>
+          <w:sz w:val="36"/>
+        </w:rPr>
+        <w:lastRenderedPageBreak/>
         <w:t>Table name: note</w:t>
       </w:r>
     </w:p>
@@ -2515,6 +4454,12 @@
           <w:sz w:val="36"/>
         </w:rPr>
         <w:br w:type="page"/>
+      </w:r>
+      <w:r>
+        <w:rPr>
+          <w:sz w:val="36"/>
+        </w:rPr>
+        <w:lastRenderedPageBreak/>
         <w:t>Table name: note_nlp</w:t>
       </w:r>
     </w:p>
@@ -2524,6 +4469,12 @@
           <w:sz w:val="36"/>
         </w:rPr>
         <w:br w:type="page"/>
+      </w:r>
+      <w:r>
+        <w:rPr>
+          <w:sz w:val="36"/>
+        </w:rPr>
+        <w:lastRenderedPageBreak/>
         <w:t>Table name: specimen</w:t>
       </w:r>
     </w:p>
@@ -2533,6 +4484,12 @@
           <w:sz w:val="36"/>
         </w:rPr>
         <w:br w:type="page"/>
+      </w:r>
+      <w:r>
+        <w:rPr>
+          <w:sz w:val="36"/>
+        </w:rPr>
+        <w:lastRenderedPageBreak/>
         <w:t>Table name: fact_relationship</w:t>
       </w:r>
     </w:p>
@@ -2542,6 +4499,12 @@
           <w:sz w:val="36"/>
         </w:rPr>
         <w:br w:type="page"/>
+      </w:r>
+      <w:r>
+        <w:rPr>
+          <w:sz w:val="36"/>
+        </w:rPr>
+        <w:lastRenderedPageBreak/>
         <w:t>Table name: location</w:t>
       </w:r>
     </w:p>
@@ -2551,6 +4514,12 @@
           <w:sz w:val="36"/>
         </w:rPr>
         <w:br w:type="page"/>
+      </w:r>
+      <w:r>
+        <w:rPr>
+          <w:sz w:val="36"/>
+        </w:rPr>
+        <w:lastRenderedPageBreak/>
         <w:t>Table name: payer_plan_period</w:t>
       </w:r>
     </w:p>
@@ -2560,6 +4529,12 @@
           <w:sz w:val="36"/>
         </w:rPr>
         <w:br w:type="page"/>
+      </w:r>
+      <w:r>
+        <w:rPr>
+          <w:sz w:val="36"/>
+        </w:rPr>
+        <w:lastRenderedPageBreak/>
         <w:t>Table name: drug_era</w:t>
       </w:r>
     </w:p>
@@ -2569,6 +4544,12 @@
           <w:sz w:val="36"/>
         </w:rPr>
         <w:br w:type="page"/>
+      </w:r>
+      <w:r>
+        <w:rPr>
+          <w:sz w:val="36"/>
+        </w:rPr>
+        <w:lastRenderedPageBreak/>
         <w:t>Table name: dose_era</w:t>
       </w:r>
     </w:p>
@@ -2578,6 +4559,12 @@
           <w:sz w:val="36"/>
         </w:rPr>
         <w:br w:type="page"/>
+      </w:r>
+      <w:r>
+        <w:rPr>
+          <w:sz w:val="36"/>
+        </w:rPr>
+        <w:lastRenderedPageBreak/>
         <w:t>Table name: condition_era</w:t>
       </w:r>
     </w:p>
@@ -2587,6 +4574,12 @@
           <w:sz w:val="36"/>
         </w:rPr>
         <w:br w:type="page"/>
+      </w:r>
+      <w:r>
+        <w:rPr>
+          <w:sz w:val="36"/>
+        </w:rPr>
+        <w:lastRenderedPageBreak/>
         <w:t>Table name: episode</w:t>
       </w:r>
     </w:p>
@@ -2596,6 +4589,12 @@
           <w:sz w:val="36"/>
         </w:rPr>
         <w:br w:type="page"/>
+      </w:r>
+      <w:r>
+        <w:rPr>
+          <w:sz w:val="36"/>
+        </w:rPr>
+        <w:lastRenderedPageBreak/>
         <w:t>Table name: episode_event</w:t>
       </w:r>
     </w:p>
@@ -2605,6 +4604,12 @@
           <w:sz w:val="36"/>
         </w:rPr>
         <w:br w:type="page"/>
+      </w:r>
+      <w:r>
+        <w:rPr>
+          <w:sz w:val="36"/>
+        </w:rPr>
+        <w:lastRenderedPageBreak/>
         <w:t>Table name: metadata</w:t>
       </w:r>
     </w:p>
@@ -2614,6 +4619,12 @@
           <w:sz w:val="36"/>
         </w:rPr>
         <w:br w:type="page"/>
+      </w:r>
+      <w:r>
+        <w:rPr>
+          <w:sz w:val="36"/>
+        </w:rPr>
+        <w:lastRenderedPageBreak/>
         <w:t>Table name: cdm_source</w:t>
       </w:r>
     </w:p>
@@ -2623,6 +4634,12 @@
           <w:sz w:val="36"/>
         </w:rPr>
         <w:br w:type="page"/>
+      </w:r>
+      <w:r>
+        <w:rPr>
+          <w:sz w:val="36"/>
+        </w:rPr>
+        <w:lastRenderedPageBreak/>
         <w:t>Table name: cohort</w:t>
       </w:r>
     </w:p>
@@ -2632,6 +4649,12 @@
           <w:sz w:val="36"/>
         </w:rPr>
         <w:br w:type="page"/>
+      </w:r>
+      <w:r>
+        <w:rPr>
+          <w:sz w:val="36"/>
+        </w:rPr>
+        <w:lastRenderedPageBreak/>
         <w:t>Table name: cohort_definition</w:t>
       </w:r>
     </w:p>
@@ -2641,6 +4664,12 @@
           <w:sz w:val="36"/>
         </w:rPr>
         <w:br w:type="page"/>
+      </w:r>
+      <w:r>
+        <w:rPr>
+          <w:sz w:val="36"/>
+        </w:rPr>
+        <w:lastRenderedPageBreak/>
         <w:t>Appendix: source tables</w:t>
       </w:r>
     </w:p>
@@ -2655,19 +4684,38 @@
     <w:tbl>
       <w:tblPr>
         <w:tblW w:w="0" w:type="auto"/>
+        <w:tblInd w:w="10" w:type="dxa"/>
         <w:tblBorders>
-          <w:top w:val="single"/>
-          <w:left w:val="single"/>
-          <w:bottom w:val="single"/>
-          <w:right w:val="single"/>
-          <w:insideH w:val="single"/>
-          <w:insideV w:val="single"/>
+          <w:top w:val="single" w:sz="0" w:space="0" w:color="auto"/>
+          <w:left w:val="single" w:sz="0" w:space="0" w:color="auto"/>
+          <w:bottom w:val="single" w:sz="0" w:space="0" w:color="auto"/>
+          <w:right w:val="single" w:sz="0" w:space="0" w:color="auto"/>
+          <w:insideH w:val="single" w:sz="0" w:space="0" w:color="auto"/>
+          <w:insideV w:val="single" w:sz="0" w:space="0" w:color="auto"/>
         </w:tblBorders>
+        <w:tblCellMar>
+          <w:left w:w="10" w:type="dxa"/>
+          <w:right w:w="10" w:type="dxa"/>
+        </w:tblCellMar>
+        <w:tblLook w:val="04A0" w:firstRow="1" w:lastRow="0" w:firstColumn="1" w:lastColumn="0" w:noHBand="0" w:noVBand="1"/>
       </w:tblPr>
-      <w:tr>
-        <w:tc>
-          <w:tcPr>
-            <w:shd w:color="auto" w:val="clear" w:fill="AAAAFF"/>
+      <w:tblGrid>
+        <w:gridCol w:w="1780"/>
+        <w:gridCol w:w="1450"/>
+        <w:gridCol w:w="1461"/>
+        <w:gridCol w:w="4391"/>
+      </w:tblGrid>
+      <w:tr>
+        <w:tblPrEx>
+          <w:tblCellMar>
+            <w:top w:w="0" w:type="dxa"/>
+            <w:bottom w:w="0" w:type="dxa"/>
+          </w:tblCellMar>
+        </w:tblPrEx>
+        <w:tc>
+          <w:tcPr>
+            <w:tcW w:w="0" w:type="auto"/>
+            <w:shd w:val="clear" w:color="auto" w:fill="AAAAFF"/>
           </w:tcPr>
           <w:p>
             <w:r>
@@ -2677,7 +4725,8 @@
         </w:tc>
         <w:tc>
           <w:tcPr>
-            <w:shd w:color="auto" w:val="clear" w:fill="AAAAFF"/>
+            <w:tcW w:w="0" w:type="auto"/>
+            <w:shd w:val="clear" w:color="auto" w:fill="AAAAFF"/>
           </w:tcPr>
           <w:p>
             <w:r>
@@ -2687,7 +4736,8 @@
         </w:tc>
         <w:tc>
           <w:tcPr>
-            <w:shd w:color="auto" w:val="clear" w:fill="AAAAFF"/>
+            <w:tcW w:w="0" w:type="auto"/>
+            <w:shd w:val="clear" w:color="auto" w:fill="AAAAFF"/>
           </w:tcPr>
           <w:p>
             <w:r>
@@ -2697,7 +4747,8 @@
         </w:tc>
         <w:tc>
           <w:tcPr>
-            <w:shd w:color="auto" w:val="clear" w:fill="AAAAFF"/>
+            <w:tcW w:w="0" w:type="auto"/>
+            <w:shd w:val="clear" w:color="auto" w:fill="AAAAFF"/>
           </w:tcPr>
           <w:p>
             <w:r>
@@ -2707,7 +4758,16 @@
         </w:tc>
       </w:tr>
       <w:tr>
-        <w:tc>
+        <w:tblPrEx>
+          <w:tblCellMar>
+            <w:top w:w="0" w:type="dxa"/>
+            <w:bottom w:w="0" w:type="dxa"/>
+          </w:tblCellMar>
+        </w:tblPrEx>
+        <w:tc>
+          <w:tcPr>
+            <w:tcW w:w="0" w:type="auto"/>
+          </w:tcPr>
           <w:p>
             <w:r>
               <w:t>bsnrvopseudo</w:t>
@@ -2715,6 +4775,9 @@
           </w:p>
         </w:tc>
         <w:tc>
+          <w:tcPr>
+            <w:tcW w:w="0" w:type="auto"/>
+          </w:tcPr>
           <w:p>
             <w:r>
               <w:t>numeric</w:t>
@@ -2722,13 +4785,15 @@
           </w:p>
         </w:tc>
         <w:tc>
-          <w:p>
-            <w:r>
-              <w:t xsi:nil="true"/>
-            </w:r>
-          </w:p>
-        </w:tc>
-        <w:tc>
+          <w:tcPr>
+            <w:tcW w:w="0" w:type="auto"/>
+          </w:tcPr>
+          <w:p/>
+        </w:tc>
+        <w:tc>
+          <w:tcPr>
+            <w:tcW w:w="0" w:type="auto"/>
+          </w:tcPr>
           <w:p>
             <w:r>
               <w:t>pseudonym of care site of prescirping physican</w:t>
@@ -2737,7 +4802,16 @@
         </w:tc>
       </w:tr>
       <w:tr>
-        <w:tc>
+        <w:tblPrEx>
+          <w:tblCellMar>
+            <w:top w:w="0" w:type="dxa"/>
+            <w:bottom w:w="0" w:type="dxa"/>
+          </w:tblCellMar>
+        </w:tblPrEx>
+        <w:tc>
+          <w:tcPr>
+            <w:tcW w:w="0" w:type="auto"/>
+          </w:tcPr>
           <w:p>
             <w:r>
               <w:t>lenrvopseudo</w:t>
@@ -2745,6 +4819,9 @@
           </w:p>
         </w:tc>
         <w:tc>
+          <w:tcPr>
+            <w:tcW w:w="0" w:type="auto"/>
+          </w:tcPr>
           <w:p>
             <w:r>
               <w:t>numeric</w:t>
@@ -2752,18 +4829,29 @@
           </w:p>
         </w:tc>
         <w:tc>
-          <w:p>
-            <w:r>
-              <w:t xsi:nil="true"/>
-            </w:r>
-          </w:p>
-        </w:tc>
-        <w:tc>
-          <w:p/>
-        </w:tc>
-      </w:tr>
-      <w:tr>
-        <w:tc>
+          <w:tcPr>
+            <w:tcW w:w="0" w:type="auto"/>
+          </w:tcPr>
+          <w:p/>
+        </w:tc>
+        <w:tc>
+          <w:tcPr>
+            <w:tcW w:w="0" w:type="auto"/>
+          </w:tcPr>
+          <w:p/>
+        </w:tc>
+      </w:tr>
+      <w:tr>
+        <w:tblPrEx>
+          <w:tblCellMar>
+            <w:top w:w="0" w:type="dxa"/>
+            <w:bottom w:w="0" w:type="dxa"/>
+          </w:tblCellMar>
+        </w:tblPrEx>
+        <w:tc>
+          <w:tcPr>
+            <w:tcW w:w="0" w:type="auto"/>
+          </w:tcPr>
           <w:p>
             <w:r>
               <w:t>arbnr</w:t>
@@ -2771,6 +4859,9 @@
           </w:p>
         </w:tc>
         <w:tc>
+          <w:tcPr>
+            <w:tcW w:w="0" w:type="auto"/>
+          </w:tcPr>
           <w:p>
             <w:r>
               <w:t>numeric</w:t>
@@ -2778,18 +4869,29 @@
           </w:p>
         </w:tc>
         <w:tc>
-          <w:p>
-            <w:r>
-              <w:t xsi:nil="true"/>
-            </w:r>
-          </w:p>
-        </w:tc>
-        <w:tc>
-          <w:p/>
-        </w:tc>
-      </w:tr>
-      <w:tr>
-        <w:tc>
+          <w:tcPr>
+            <w:tcW w:w="0" w:type="auto"/>
+          </w:tcPr>
+          <w:p/>
+        </w:tc>
+        <w:tc>
+          <w:tcPr>
+            <w:tcW w:w="0" w:type="auto"/>
+          </w:tcPr>
+          <w:p/>
+        </w:tc>
+      </w:tr>
+      <w:tr>
+        <w:tblPrEx>
+          <w:tblCellMar>
+            <w:top w:w="0" w:type="dxa"/>
+            <w:bottom w:w="0" w:type="dxa"/>
+          </w:tblCellMar>
+        </w:tblPrEx>
+        <w:tc>
+          <w:tcPr>
+            <w:tcW w:w="0" w:type="auto"/>
+          </w:tcPr>
           <w:p>
             <w:r>
               <w:t>bsnrvoregknz</w:t>
@@ -2797,6 +4899,9 @@
           </w:p>
         </w:tc>
         <w:tc>
+          <w:tcPr>
+            <w:tcW w:w="0" w:type="auto"/>
+          </w:tcPr>
           <w:p>
             <w:r>
               <w:t>numeric</w:t>
@@ -2804,6 +4909,9 @@
           </w:p>
         </w:tc>
         <w:tc>
+          <w:tcPr>
+            <w:tcW w:w="0" w:type="auto"/>
+          </w:tcPr>
           <w:p>
             <w:r>
               <w:t>55</w:t>
@@ -2811,6 +4919,9 @@
           </w:p>
         </w:tc>
         <w:tc>
+          <w:tcPr>
+            <w:tcW w:w="0" w:type="auto"/>
+          </w:tcPr>
           <w:p>
             <w:r>
               <w:t>Regionalkennzeichen der verordnenden Betriebsstätte</w:t>
@@ -2824,7 +4935,16 @@
         </w:tc>
       </w:tr>
       <w:tr>
-        <w:tc>
+        <w:tblPrEx>
+          <w:tblCellMar>
+            <w:top w:w="0" w:type="dxa"/>
+            <w:bottom w:w="0" w:type="dxa"/>
+          </w:tblCellMar>
+        </w:tblPrEx>
+        <w:tc>
+          <w:tcPr>
+            <w:tcW w:w="0" w:type="auto"/>
+          </w:tcPr>
           <w:p>
             <w:r>
               <w:t>lenrvofg</w:t>
@@ -2832,6 +4952,9 @@
           </w:p>
         </w:tc>
         <w:tc>
+          <w:tcPr>
+            <w:tcW w:w="0" w:type="auto"/>
+          </w:tcPr>
           <w:p>
             <w:r>
               <w:t>numeric</w:t>
@@ -2839,6 +4962,9 @@
           </w:p>
         </w:tc>
         <w:tc>
+          <w:tcPr>
+            <w:tcW w:w="0" w:type="auto"/>
+          </w:tcPr>
           <w:p>
             <w:r>
               <w:t>44</w:t>
@@ -2846,16 +4972,15 @@
           </w:p>
         </w:tc>
         <w:tc>
+          <w:tcPr>
+            <w:tcW w:w="0" w:type="auto"/>
+          </w:tcPr>
           <w:p>
             <w:r>
               <w:t>"Fachgruppe des verordnenden Leistungserbringers "</w:t>
             </w:r>
           </w:p>
-          <w:p>
-            <w:r>
-              <w:t/>
-            </w:r>
-          </w:p>
+          <w:p/>
           <w:p>
             <w:r>
               <w:t>Specality of the prescribing physician</w:t>
@@ -2864,7 +4989,16 @@
         </w:tc>
       </w:tr>
       <w:tr>
-        <w:tc>
+        <w:tblPrEx>
+          <w:tblCellMar>
+            <w:top w:w="0" w:type="dxa"/>
+            <w:bottom w:w="0" w:type="dxa"/>
+          </w:tblCellMar>
+        </w:tblPrEx>
+        <w:tc>
+          <w:tcPr>
+            <w:tcW w:w="0" w:type="auto"/>
+          </w:tcPr>
           <w:p>
             <w:r>
               <w:t>abgabedat</w:t>
@@ -2872,6 +5006,9 @@
           </w:p>
         </w:tc>
         <w:tc>
+          <w:tcPr>
+            <w:tcW w:w="0" w:type="auto"/>
+          </w:tcPr>
           <w:p>
             <w:r>
               <w:t>numeric</w:t>
@@ -2879,6 +5016,9 @@
           </w:p>
         </w:tc>
         <w:tc>
+          <w:tcPr>
+            <w:tcW w:w="0" w:type="auto"/>
+          </w:tcPr>
           <w:p>
             <w:r>
               <w:t>20191207</w:t>
@@ -2886,11 +5026,23 @@
           </w:p>
         </w:tc>
         <w:tc>
-          <w:p/>
-        </w:tc>
-      </w:tr>
-      <w:tr>
-        <w:tc>
+          <w:tcPr>
+            <w:tcW w:w="0" w:type="auto"/>
+          </w:tcPr>
+          <w:p/>
+        </w:tc>
+      </w:tr>
+      <w:tr>
+        <w:tblPrEx>
+          <w:tblCellMar>
+            <w:top w:w="0" w:type="dxa"/>
+            <w:bottom w:w="0" w:type="dxa"/>
+          </w:tblCellMar>
+        </w:tblPrEx>
+        <w:tc>
+          <w:tcPr>
+            <w:tcW w:w="0" w:type="auto"/>
+          </w:tcPr>
           <w:p>
             <w:r>
               <w:t>reznr</w:t>
@@ -2898,6 +5050,9 @@
           </w:p>
         </w:tc>
         <w:tc>
+          <w:tcPr>
+            <w:tcW w:w="0" w:type="auto"/>
+          </w:tcPr>
           <w:p>
             <w:r>
               <w:t>numeric</w:t>
@@ -2905,18 +5060,29 @@
           </w:p>
         </w:tc>
         <w:tc>
-          <w:p>
-            <w:r>
-              <w:t xsi:nil="true"/>
-            </w:r>
-          </w:p>
-        </w:tc>
-        <w:tc>
-          <w:p/>
-        </w:tc>
-      </w:tr>
-      <w:tr>
-        <w:tc>
+          <w:tcPr>
+            <w:tcW w:w="0" w:type="auto"/>
+          </w:tcPr>
+          <w:p/>
+        </w:tc>
+        <w:tc>
+          <w:tcPr>
+            <w:tcW w:w="0" w:type="auto"/>
+          </w:tcPr>
+          <w:p/>
+        </w:tc>
+      </w:tr>
+      <w:tr>
+        <w:tblPrEx>
+          <w:tblCellMar>
+            <w:top w:w="0" w:type="dxa"/>
+            <w:bottom w:w="0" w:type="dxa"/>
+          </w:tblCellMar>
+        </w:tblPrEx>
+        <w:tc>
+          <w:tcPr>
+            <w:tcW w:w="0" w:type="auto"/>
+          </w:tcPr>
           <w:p>
             <w:r>
               <w:t>pznrez</w:t>
@@ -2924,6 +5090,9 @@
           </w:p>
         </w:tc>
         <w:tc>
+          <w:tcPr>
+            <w:tcW w:w="0" w:type="auto"/>
+          </w:tcPr>
           <w:p>
             <w:r>
               <w:t>character varying</w:t>
@@ -2931,18 +5100,29 @@
           </w:p>
         </w:tc>
         <w:tc>
-          <w:p>
-            <w:r>
-              <w:t xsi:nil="true"/>
-            </w:r>
-          </w:p>
-        </w:tc>
-        <w:tc>
-          <w:p/>
-        </w:tc>
-      </w:tr>
-      <w:tr>
-        <w:tc>
+          <w:tcPr>
+            <w:tcW w:w="0" w:type="auto"/>
+          </w:tcPr>
+          <w:p/>
+        </w:tc>
+        <w:tc>
+          <w:tcPr>
+            <w:tcW w:w="0" w:type="auto"/>
+          </w:tcPr>
+          <w:p/>
+        </w:tc>
+      </w:tr>
+      <w:tr>
+        <w:tblPrEx>
+          <w:tblCellMar>
+            <w:top w:w="0" w:type="dxa"/>
+            <w:bottom w:w="0" w:type="dxa"/>
+          </w:tblCellMar>
+        </w:tblPrEx>
+        <w:tc>
+          <w:tcPr>
+            <w:tcW w:w="0" w:type="auto"/>
+          </w:tcPr>
           <w:p>
             <w:r>
               <w:t>vodat</w:t>
@@ -2950,6 +5130,9 @@
           </w:p>
         </w:tc>
         <w:tc>
+          <w:tcPr>
+            <w:tcW w:w="0" w:type="auto"/>
+          </w:tcPr>
           <w:p>
             <w:r>
               <w:t>numeric</w:t>
@@ -2957,6 +5140,9 @@
           </w:p>
         </w:tc>
         <w:tc>
+          <w:tcPr>
+            <w:tcW w:w="0" w:type="auto"/>
+          </w:tcPr>
           <w:p>
             <w:r>
               <w:t>20190201</w:t>
@@ -2964,11 +5150,23 @@
           </w:p>
         </w:tc>
         <w:tc>
-          <w:p/>
-        </w:tc>
-      </w:tr>
-      <w:tr>
-        <w:tc>
+          <w:tcPr>
+            <w:tcW w:w="0" w:type="auto"/>
+          </w:tcPr>
+          <w:p/>
+        </w:tc>
+      </w:tr>
+      <w:tr>
+        <w:tblPrEx>
+          <w:tblCellMar>
+            <w:top w:w="0" w:type="dxa"/>
+            <w:bottom w:w="0" w:type="dxa"/>
+          </w:tblCellMar>
+        </w:tblPrEx>
+        <w:tc>
+          <w:tcPr>
+            <w:tcW w:w="0" w:type="auto"/>
+          </w:tcPr>
           <w:p>
             <w:r>
               <w:t>ambetrag</w:t>
@@ -2976,6 +5174,9 @@
           </w:p>
         </w:tc>
         <w:tc>
+          <w:tcPr>
+            <w:tcW w:w="0" w:type="auto"/>
+          </w:tcPr>
           <w:p>
             <w:r>
               <w:t>money</w:t>
@@ -2983,6 +5184,9 @@
           </w:p>
         </w:tc>
         <w:tc>
+          <w:tcPr>
+            <w:tcW w:w="0" w:type="auto"/>
+          </w:tcPr>
           <w:p>
             <w:r>
               <w:t>83,20 €</w:t>
@@ -2990,6 +5194,9 @@
           </w:p>
         </w:tc>
         <w:tc>
+          <w:tcPr>
+            <w:tcW w:w="0" w:type="auto"/>
+          </w:tcPr>
           <w:p>
             <w:r>
               <w:t>gross price of durg</w:t>
@@ -2998,7 +5205,16 @@
         </w:tc>
       </w:tr>
       <w:tr>
-        <w:tc>
+        <w:tblPrEx>
+          <w:tblCellMar>
+            <w:top w:w="0" w:type="dxa"/>
+            <w:bottom w:w="0" w:type="dxa"/>
+          </w:tblCellMar>
+        </w:tblPrEx>
+        <w:tc>
+          <w:tcPr>
+            <w:tcW w:w="0" w:type="auto"/>
+          </w:tcPr>
           <w:p>
             <w:r>
               <w:t>menge</w:t>
@@ -3006,6 +5222,9 @@
           </w:p>
         </w:tc>
         <w:tc>
+          <w:tcPr>
+            <w:tcW w:w="0" w:type="auto"/>
+          </w:tcPr>
           <w:p>
             <w:r>
               <w:t>numeric</w:t>
@@ -3013,6 +5232,9 @@
           </w:p>
         </w:tc>
         <w:tc>
+          <w:tcPr>
+            <w:tcW w:w="0" w:type="auto"/>
+          </w:tcPr>
           <w:p>
             <w:r>
               <w:t>2</w:t>
@@ -3020,6 +5242,9 @@
           </w:p>
         </w:tc>
         <w:tc>
+          <w:tcPr>
+            <w:tcW w:w="0" w:type="auto"/>
+          </w:tcPr>
           <w:p>
             <w:r>
               <w:t>amount</w:t>
@@ -3028,7 +5253,16 @@
         </w:tc>
       </w:tr>
       <w:tr>
-        <w:tc>
+        <w:tblPrEx>
+          <w:tblCellMar>
+            <w:top w:w="0" w:type="dxa"/>
+            <w:bottom w:w="0" w:type="dxa"/>
+          </w:tblCellMar>
+        </w:tblPrEx>
+        <w:tc>
+          <w:tcPr>
+            <w:tcW w:w="0" w:type="auto"/>
+          </w:tcPr>
           <w:p>
             <w:r>
               <w:t>abschlaege</w:t>
@@ -3036,6 +5270,9 @@
           </w:p>
         </w:tc>
         <w:tc>
+          <w:tcPr>
+            <w:tcW w:w="0" w:type="auto"/>
+          </w:tcPr>
           <w:p>
             <w:r>
               <w:t>money</w:t>
@@ -3043,6 +5280,9 @@
           </w:p>
         </w:tc>
         <w:tc>
+          <w:tcPr>
+            <w:tcW w:w="0" w:type="auto"/>
+          </w:tcPr>
           <w:p>
             <w:r>
               <w:t>3,50 €</w:t>
@@ -3050,11 +5290,23 @@
           </w:p>
         </w:tc>
         <w:tc>
-          <w:p/>
-        </w:tc>
-      </w:tr>
-      <w:tr>
-        <w:tc>
+          <w:tcPr>
+            <w:tcW w:w="0" w:type="auto"/>
+          </w:tcPr>
+          <w:p/>
+        </w:tc>
+      </w:tr>
+      <w:tr>
+        <w:tblPrEx>
+          <w:tblCellMar>
+            <w:top w:w="0" w:type="dxa"/>
+            <w:bottom w:w="0" w:type="dxa"/>
+          </w:tblCellMar>
+        </w:tblPrEx>
+        <w:tc>
+          <w:tcPr>
+            <w:tcW w:w="0" w:type="auto"/>
+          </w:tcPr>
           <w:p>
             <w:r>
               <w:t>zuzahlges</w:t>
@@ -3062,6 +5314,9 @@
           </w:p>
         </w:tc>
         <w:tc>
+          <w:tcPr>
+            <w:tcW w:w="0" w:type="auto"/>
+          </w:tcPr>
           <w:p>
             <w:r>
               <w:t>money</w:t>
@@ -3069,6 +5324,9 @@
           </w:p>
         </w:tc>
         <w:tc>
+          <w:tcPr>
+            <w:tcW w:w="0" w:type="auto"/>
+          </w:tcPr>
           <w:p>
             <w:r>
               <w:t>0,00 €</w:t>
@@ -3076,11 +5334,23 @@
           </w:p>
         </w:tc>
         <w:tc>
-          <w:p/>
-        </w:tc>
-      </w:tr>
-      <w:tr>
-        <w:tc>
+          <w:tcPr>
+            <w:tcW w:w="0" w:type="auto"/>
+          </w:tcPr>
+          <w:p/>
+        </w:tc>
+      </w:tr>
+      <w:tr>
+        <w:tblPrEx>
+          <w:tblCellMar>
+            <w:top w:w="0" w:type="dxa"/>
+            <w:bottom w:w="0" w:type="dxa"/>
+          </w:tblCellMar>
+        </w:tblPrEx>
+        <w:tc>
+          <w:tcPr>
+            <w:tcW w:w="0" w:type="auto"/>
+          </w:tcPr>
           <w:p>
             <w:r>
               <w:t>eigenbet</w:t>
@@ -3088,6 +5358,9 @@
           </w:p>
         </w:tc>
         <w:tc>
+          <w:tcPr>
+            <w:tcW w:w="0" w:type="auto"/>
+          </w:tcPr>
           <w:p>
             <w:r>
               <w:t>money</w:t>
@@ -3095,6 +5368,9 @@
           </w:p>
         </w:tc>
         <w:tc>
+          <w:tcPr>
+            <w:tcW w:w="0" w:type="auto"/>
+          </w:tcPr>
           <w:p>
             <w:r>
               <w:t>66,90 €</w:t>
@@ -3102,11 +5378,23 @@
           </w:p>
         </w:tc>
         <w:tc>
-          <w:p/>
-        </w:tc>
-      </w:tr>
-      <w:tr>
-        <w:tc>
+          <w:tcPr>
+            <w:tcW w:w="0" w:type="auto"/>
+          </w:tcPr>
+          <w:p/>
+        </w:tc>
+      </w:tr>
+      <w:tr>
+        <w:tblPrEx>
+          <w:tblCellMar>
+            <w:top w:w="0" w:type="dxa"/>
+            <w:bottom w:w="0" w:type="dxa"/>
+          </w:tblCellMar>
+        </w:tblPrEx>
+        <w:tc>
+          <w:tcPr>
+            <w:tcW w:w="0" w:type="auto"/>
+          </w:tcPr>
           <w:p>
             <w:r>
               <w:t>bsnrvovb</w:t>
@@ -3114,6 +5402,9 @@
           </w:p>
         </w:tc>
         <w:tc>
+          <w:tcPr>
+            <w:tcW w:w="0" w:type="auto"/>
+          </w:tcPr>
           <w:p>
             <w:r>
               <w:t>numeric</w:t>
@@ -3121,13 +5412,15 @@
           </w:p>
         </w:tc>
         <w:tc>
-          <w:p>
-            <w:r>
-              <w:t/>
-            </w:r>
-          </w:p>
-        </w:tc>
-        <w:tc>
+          <w:tcPr>
+            <w:tcW w:w="0" w:type="auto"/>
+          </w:tcPr>
+          <w:p/>
+        </w:tc>
+        <w:tc>
+          <w:tcPr>
+            <w:tcW w:w="0" w:type="auto"/>
+          </w:tcPr>
           <w:p>
             <w:r>
               <w:t>leer bzw NULL -&gt; not transmitted</w:t>
@@ -3136,7 +5429,16 @@
         </w:tc>
       </w:tr>
       <w:tr>
-        <w:tc>
+        <w:tblPrEx>
+          <w:tblCellMar>
+            <w:top w:w="0" w:type="dxa"/>
+            <w:bottom w:w="0" w:type="dxa"/>
+          </w:tblCellMar>
+        </w:tblPrEx>
+        <w:tc>
+          <w:tcPr>
+            <w:tcW w:w="0" w:type="auto"/>
+          </w:tcPr>
           <w:p>
             <w:r>
               <w:t>begruendung</w:t>
@@ -3144,6 +5446,9 @@
           </w:p>
         </w:tc>
         <w:tc>
+          <w:tcPr>
+            <w:tcW w:w="0" w:type="auto"/>
+          </w:tcPr>
           <w:p>
             <w:r>
               <w:t>numeric</w:t>
@@ -3151,6 +5456,9 @@
           </w:p>
         </w:tc>
         <w:tc>
+          <w:tcPr>
+            <w:tcW w:w="0" w:type="auto"/>
+          </w:tcPr>
           <w:p>
             <w:r>
               <w:t>0</w:t>
@@ -3158,11 +5466,23 @@
           </w:p>
         </w:tc>
         <w:tc>
-          <w:p/>
-        </w:tc>
-      </w:tr>
-      <w:tr>
-        <w:tc>
+          <w:tcPr>
+            <w:tcW w:w="0" w:type="auto"/>
+          </w:tcPr>
+          <w:p/>
+        </w:tc>
+      </w:tr>
+      <w:tr>
+        <w:tblPrEx>
+          <w:tblCellMar>
+            <w:top w:w="0" w:type="dxa"/>
+            <w:bottom w:w="0" w:type="dxa"/>
+          </w:tblCellMar>
+        </w:tblPrEx>
+        <w:tc>
+          <w:tcPr>
+            <w:tcW w:w="0" w:type="auto"/>
+          </w:tcPr>
           <w:p>
             <w:r>
               <w:t>lenrvopruef</w:t>
@@ -3170,6 +5490,9 @@
           </w:p>
         </w:tc>
         <w:tc>
+          <w:tcPr>
+            <w:tcW w:w="0" w:type="auto"/>
+          </w:tcPr>
           <w:p>
             <w:r>
               <w:t>numeric</w:t>
@@ -3177,6 +5500,9 @@
           </w:p>
         </w:tc>
         <w:tc>
+          <w:tcPr>
+            <w:tcW w:w="0" w:type="auto"/>
+          </w:tcPr>
           <w:p>
             <w:r>
               <w:t>0</w:t>
@@ -3184,11 +5510,23 @@
           </w:p>
         </w:tc>
         <w:tc>
-          <w:p/>
-        </w:tc>
-      </w:tr>
-      <w:tr>
-        <w:tc>
+          <w:tcPr>
+            <w:tcW w:w="0" w:type="auto"/>
+          </w:tcPr>
+          <w:p/>
+        </w:tc>
+      </w:tr>
+      <w:tr>
+        <w:tblPrEx>
+          <w:tblCellMar>
+            <w:top w:w="0" w:type="dxa"/>
+            <w:bottom w:w="0" w:type="dxa"/>
+          </w:tblCellMar>
+        </w:tblPrEx>
+        <w:tc>
+          <w:tcPr>
+            <w:tcW w:w="0" w:type="auto"/>
+          </w:tcPr>
           <w:p>
             <w:r>
               <w:t>lenrvopseudoarztnr</w:t>
@@ -3196,6 +5534,9 @@
           </w:p>
         </w:tc>
         <w:tc>
+          <w:tcPr>
+            <w:tcW w:w="0" w:type="auto"/>
+          </w:tcPr>
           <w:p>
             <w:r>
               <w:t>numeric</w:t>
@@ -3203,6 +5544,9 @@
           </w:p>
         </w:tc>
         <w:tc>
+          <w:tcPr>
+            <w:tcW w:w="0" w:type="auto"/>
+          </w:tcPr>
           <w:p>
             <w:r>
               <w:t>0</w:t>
@@ -3210,11 +5554,23 @@
           </w:p>
         </w:tc>
         <w:tc>
-          <w:p/>
-        </w:tc>
-      </w:tr>
-      <w:tr>
-        <w:tc>
+          <w:tcPr>
+            <w:tcW w:w="0" w:type="auto"/>
+          </w:tcPr>
+          <w:p/>
+        </w:tc>
+      </w:tr>
+      <w:tr>
+        <w:tblPrEx>
+          <w:tblCellMar>
+            <w:top w:w="0" w:type="dxa"/>
+            <w:bottom w:w="0" w:type="dxa"/>
+          </w:tblCellMar>
+        </w:tblPrEx>
+        <w:tc>
+          <w:tcPr>
+            <w:tcW w:w="0" w:type="auto"/>
+          </w:tcPr>
           <w:p>
             <w:r>
               <w:t>vertragskz</w:t>
@@ -3222,6 +5578,9 @@
           </w:p>
         </w:tc>
         <w:tc>
+          <w:tcPr>
+            <w:tcW w:w="0" w:type="auto"/>
+          </w:tcPr>
           <w:p>
             <w:r>
               <w:t>character varying</w:t>
@@ -3229,18 +5588,29 @@
           </w:p>
         </w:tc>
         <w:tc>
-          <w:p>
-            <w:r>
-              <w:t/>
-            </w:r>
-          </w:p>
-        </w:tc>
-        <w:tc>
-          <w:p/>
-        </w:tc>
-      </w:tr>
-      <w:tr>
-        <w:tc>
+          <w:tcPr>
+            <w:tcW w:w="0" w:type="auto"/>
+          </w:tcPr>
+          <w:p/>
+        </w:tc>
+        <w:tc>
+          <w:tcPr>
+            <w:tcW w:w="0" w:type="auto"/>
+          </w:tcPr>
+          <w:p/>
+        </w:tc>
+      </w:tr>
+      <w:tr>
+        <w:tblPrEx>
+          <w:tblCellMar>
+            <w:top w:w="0" w:type="dxa"/>
+            <w:bottom w:w="0" w:type="dxa"/>
+          </w:tblCellMar>
+        </w:tblPrEx>
+        <w:tc>
+          <w:tcPr>
+            <w:tcW w:w="0" w:type="auto"/>
+          </w:tcPr>
           <w:p>
             <w:r>
               <w:t>apopseudo</w:t>
@@ -3248,6 +5618,9 @@
           </w:p>
         </w:tc>
         <w:tc>
+          <w:tcPr>
+            <w:tcW w:w="0" w:type="auto"/>
+          </w:tcPr>
           <w:p>
             <w:r>
               <w:t>numeric</w:t>
@@ -3255,6 +5628,9 @@
           </w:p>
         </w:tc>
         <w:tc>
+          <w:tcPr>
+            <w:tcW w:w="0" w:type="auto"/>
+          </w:tcPr>
           <w:p>
             <w:r>
               <w:t>234478230393</w:t>
@@ -3262,11 +5638,23 @@
           </w:p>
         </w:tc>
         <w:tc>
-          <w:p/>
-        </w:tc>
-      </w:tr>
-      <w:tr>
-        <w:tc>
+          <w:tcPr>
+            <w:tcW w:w="0" w:type="auto"/>
+          </w:tcPr>
+          <w:p/>
+        </w:tc>
+      </w:tr>
+      <w:tr>
+        <w:tblPrEx>
+          <w:tblCellMar>
+            <w:top w:w="0" w:type="dxa"/>
+            <w:bottom w:w="0" w:type="dxa"/>
+          </w:tblCellMar>
+        </w:tblPrEx>
+        <w:tc>
+          <w:tcPr>
+            <w:tcW w:w="0" w:type="auto"/>
+          </w:tcPr>
           <w:p>
             <w:r>
               <w:t>apoklass</w:t>
@@ -3274,6 +5662,9 @@
           </w:p>
         </w:tc>
         <w:tc>
+          <w:tcPr>
+            <w:tcW w:w="0" w:type="auto"/>
+          </w:tcPr>
           <w:p>
             <w:r>
               <w:t>numeric</w:t>
@@ -3281,6 +5672,9 @@
           </w:p>
         </w:tc>
         <w:tc>
+          <w:tcPr>
+            <w:tcW w:w="0" w:type="auto"/>
+          </w:tcPr>
           <w:p>
             <w:r>
               <w:t>30</w:t>
@@ -3288,18 +5682,34 @@
           </w:p>
         </w:tc>
         <w:tc>
-          <w:p/>
-        </w:tc>
-      </w:tr>
-      <w:tr>
-        <w:tc>
-          <w:p>
-            <w:r>
+          <w:tcPr>
+            <w:tcW w:w="0" w:type="auto"/>
+          </w:tcPr>
+          <w:p/>
+        </w:tc>
+      </w:tr>
+      <w:tr>
+        <w:tblPrEx>
+          <w:tblCellMar>
+            <w:top w:w="0" w:type="dxa"/>
+            <w:bottom w:w="0" w:type="dxa"/>
+          </w:tblCellMar>
+        </w:tblPrEx>
+        <w:tc>
+          <w:tcPr>
+            <w:tcW w:w="0" w:type="auto"/>
+          </w:tcPr>
+          <w:p>
+            <w:r>
+              <w:lastRenderedPageBreak/>
               <w:t>aporegknz</w:t>
             </w:r>
           </w:p>
         </w:tc>
         <w:tc>
+          <w:tcPr>
+            <w:tcW w:w="0" w:type="auto"/>
+          </w:tcPr>
           <w:p>
             <w:r>
               <w:t>numeric</w:t>
@@ -3307,6 +5717,9 @@
           </w:p>
         </w:tc>
         <w:tc>
+          <w:tcPr>
+            <w:tcW w:w="0" w:type="auto"/>
+          </w:tcPr>
           <w:p>
             <w:r>
               <w:t>49</w:t>
@@ -3314,11 +5727,23 @@
           </w:p>
         </w:tc>
         <w:tc>
-          <w:p/>
-        </w:tc>
-      </w:tr>
-      <w:tr>
-        <w:tc>
+          <w:tcPr>
+            <w:tcW w:w="0" w:type="auto"/>
+          </w:tcPr>
+          <w:p/>
+        </w:tc>
+      </w:tr>
+      <w:tr>
+        <w:tblPrEx>
+          <w:tblCellMar>
+            <w:top w:w="0" w:type="dxa"/>
+            <w:bottom w:w="0" w:type="dxa"/>
+          </w:tblCellMar>
+        </w:tblPrEx>
+        <w:tc>
+          <w:tcPr>
+            <w:tcW w:w="0" w:type="auto"/>
+          </w:tcPr>
           <w:p>
             <w:r>
               <w:t>apopruef</w:t>
@@ -3326,6 +5751,9 @@
           </w:p>
         </w:tc>
         <w:tc>
+          <w:tcPr>
+            <w:tcW w:w="0" w:type="auto"/>
+          </w:tcPr>
           <w:p>
             <w:r>
               <w:t>numeric</w:t>
@@ -3333,6 +5761,9 @@
           </w:p>
         </w:tc>
         <w:tc>
+          <w:tcPr>
+            <w:tcW w:w="0" w:type="auto"/>
+          </w:tcPr>
           <w:p>
             <w:r>
               <w:t>0</w:t>
@@ -3340,11 +5771,23 @@
           </w:p>
         </w:tc>
         <w:tc>
-          <w:p/>
-        </w:tc>
-      </w:tr>
-      <w:tr>
-        <w:tc>
+          <w:tcPr>
+            <w:tcW w:w="0" w:type="auto"/>
+          </w:tcPr>
+          <w:p/>
+        </w:tc>
+      </w:tr>
+      <w:tr>
+        <w:tblPrEx>
+          <w:tblCellMar>
+            <w:top w:w="0" w:type="dxa"/>
+            <w:bottom w:w="0" w:type="dxa"/>
+          </w:tblCellMar>
+        </w:tblPrEx>
+        <w:tc>
+          <w:tcPr>
+            <w:tcW w:w="0" w:type="auto"/>
+          </w:tcPr>
           <w:p>
             <w:r>
               <w:t>apositz</w:t>
@@ -3352,6 +5795,9 @@
           </w:p>
         </w:tc>
         <w:tc>
+          <w:tcPr>
+            <w:tcW w:w="0" w:type="auto"/>
+          </w:tcPr>
           <w:p>
             <w:r>
               <w:t>numeric</w:t>
@@ -3359,6 +5805,9 @@
           </w:p>
         </w:tc>
         <w:tc>
+          <w:tcPr>
+            <w:tcW w:w="0" w:type="auto"/>
+          </w:tcPr>
           <w:p>
             <w:r>
               <w:t>1</w:t>
@@ -3366,11 +5815,23 @@
           </w:p>
         </w:tc>
         <w:tc>
-          <w:p/>
-        </w:tc>
-      </w:tr>
-      <w:tr>
-        <w:tc>
+          <w:tcPr>
+            <w:tcW w:w="0" w:type="auto"/>
+          </w:tcPr>
+          <w:p/>
+        </w:tc>
+      </w:tr>
+      <w:tr>
+        <w:tblPrEx>
+          <w:tblCellMar>
+            <w:top w:w="0" w:type="dxa"/>
+            <w:bottom w:w="0" w:type="dxa"/>
+          </w:tblCellMar>
+        </w:tblPrEx>
+        <w:tc>
+          <w:tcPr>
+            <w:tcW w:w="0" w:type="auto"/>
+          </w:tcPr>
           <w:p>
             <w:r>
               <w:t>apotyp</w:t>
@@ -3378,6 +5839,9 @@
           </w:p>
         </w:tc>
         <w:tc>
+          <w:tcPr>
+            <w:tcW w:w="0" w:type="auto"/>
+          </w:tcPr>
           <w:p>
             <w:r>
               <w:t>character varying</w:t>
@@ -3385,13 +5849,15 @@
           </w:p>
         </w:tc>
         <w:tc>
-          <w:p>
-            <w:r>
-              <w:t/>
-            </w:r>
-          </w:p>
-        </w:tc>
-        <w:tc>
+          <w:tcPr>
+            <w:tcW w:w="0" w:type="auto"/>
+          </w:tcPr>
+          <w:p/>
+        </w:tc>
+        <w:tc>
+          <w:tcPr>
+            <w:tcW w:w="0" w:type="auto"/>
+          </w:tcPr>
           <w:p>
             <w:r>
               <w:t>leer bzw NULL =&gt; not transmitted</w:t>
@@ -3400,7 +5866,16 @@
         </w:tc>
       </w:tr>
       <w:tr>
-        <w:tc>
+        <w:tblPrEx>
+          <w:tblCellMar>
+            <w:top w:w="0" w:type="dxa"/>
+            <w:bottom w:w="0" w:type="dxa"/>
+          </w:tblCellMar>
+        </w:tblPrEx>
+        <w:tc>
+          <w:tcPr>
+            <w:tcW w:w="0" w:type="auto"/>
+          </w:tcPr>
           <w:p>
             <w:r>
               <w:t>noctu</w:t>
@@ -3408,6 +5883,9 @@
           </w:p>
         </w:tc>
         <w:tc>
+          <w:tcPr>
+            <w:tcW w:w="0" w:type="auto"/>
+          </w:tcPr>
           <w:p>
             <w:r>
               <w:t>character varying</w:t>
@@ -3415,18 +5893,29 @@
           </w:p>
         </w:tc>
         <w:tc>
-          <w:p>
-            <w:r>
-              <w:t/>
-            </w:r>
-          </w:p>
-        </w:tc>
-        <w:tc>
-          <w:p/>
-        </w:tc>
-      </w:tr>
-      <w:tr>
-        <w:tc>
+          <w:tcPr>
+            <w:tcW w:w="0" w:type="auto"/>
+          </w:tcPr>
+          <w:p/>
+        </w:tc>
+        <w:tc>
+          <w:tcPr>
+            <w:tcW w:w="0" w:type="auto"/>
+          </w:tcPr>
+          <w:p/>
+        </w:tc>
+      </w:tr>
+      <w:tr>
+        <w:tblPrEx>
+          <w:tblCellMar>
+            <w:top w:w="0" w:type="dxa"/>
+            <w:bottom w:w="0" w:type="dxa"/>
+          </w:tblCellMar>
+        </w:tblPrEx>
+        <w:tc>
+          <w:tcPr>
+            <w:tcW w:w="0" w:type="auto"/>
+          </w:tcPr>
           <w:p>
             <w:r>
               <w:t>autidem</w:t>
@@ -3434,6 +5923,9 @@
           </w:p>
         </w:tc>
         <w:tc>
+          <w:tcPr>
+            <w:tcW w:w="0" w:type="auto"/>
+          </w:tcPr>
           <w:p>
             <w:r>
               <w:t>character varying</w:t>
@@ -3441,6 +5933,9 @@
           </w:p>
         </w:tc>
         <w:tc>
+          <w:tcPr>
+            <w:tcW w:w="0" w:type="auto"/>
+          </w:tcPr>
           <w:p>
             <w:r>
               <w:t>0</w:t>
@@ -3448,11 +5943,23 @@
           </w:p>
         </w:tc>
         <w:tc>
-          <w:p/>
-        </w:tc>
-      </w:tr>
-      <w:tr>
-        <w:tc>
+          <w:tcPr>
+            <w:tcW w:w="0" w:type="auto"/>
+          </w:tcPr>
+          <w:p/>
+        </w:tc>
+      </w:tr>
+      <w:tr>
+        <w:tblPrEx>
+          <w:tblCellMar>
+            <w:top w:w="0" w:type="dxa"/>
+            <w:bottom w:w="0" w:type="dxa"/>
+          </w:tblCellMar>
+        </w:tblPrEx>
+        <w:tc>
+          <w:tcPr>
+            <w:tcW w:w="0" w:type="auto"/>
+          </w:tcPr>
           <w:p>
             <w:r>
               <w:t>wirkstoffvo</w:t>
@@ -3460,6 +5967,9 @@
           </w:p>
         </w:tc>
         <w:tc>
+          <w:tcPr>
+            <w:tcW w:w="0" w:type="auto"/>
+          </w:tcPr>
           <w:p>
             <w:r>
               <w:t>character varying</w:t>
@@ -3467,6 +5977,9 @@
           </w:p>
         </w:tc>
         <w:tc>
+          <w:tcPr>
+            <w:tcW w:w="0" w:type="auto"/>
+          </w:tcPr>
           <w:p>
             <w:r>
               <w:t>1</w:t>
@@ -3474,11 +5987,23 @@
           </w:p>
         </w:tc>
         <w:tc>
-          <w:p/>
-        </w:tc>
-      </w:tr>
-      <w:tr>
-        <w:tc>
+          <w:tcPr>
+            <w:tcW w:w="0" w:type="auto"/>
+          </w:tcPr>
+          <w:p/>
+        </w:tc>
+      </w:tr>
+      <w:tr>
+        <w:tblPrEx>
+          <w:tblCellMar>
+            <w:top w:w="0" w:type="dxa"/>
+            <w:bottom w:w="0" w:type="dxa"/>
+          </w:tblCellMar>
+        </w:tblPrEx>
+        <w:tc>
+          <w:tcPr>
+            <w:tcW w:w="0" w:type="auto"/>
+          </w:tcPr>
           <w:p>
             <w:r>
               <w:t>zuzahlkz</w:t>
@@ -3486,6 +6011,9 @@
           </w:p>
         </w:tc>
         <w:tc>
+          <w:tcPr>
+            <w:tcW w:w="0" w:type="auto"/>
+          </w:tcPr>
           <w:p>
             <w:r>
               <w:t>character varying</w:t>
@@ -3493,6 +6021,9 @@
           </w:p>
         </w:tc>
         <w:tc>
+          <w:tcPr>
+            <w:tcW w:w="0" w:type="auto"/>
+          </w:tcPr>
           <w:p>
             <w:r>
               <w:t>0</w:t>
@@ -3500,11 +6031,23 @@
           </w:p>
         </w:tc>
         <w:tc>
-          <w:p/>
-        </w:tc>
-      </w:tr>
-      <w:tr>
-        <w:tc>
+          <w:tcPr>
+            <w:tcW w:w="0" w:type="auto"/>
+          </w:tcPr>
+          <w:p/>
+        </w:tc>
+      </w:tr>
+      <w:tr>
+        <w:tblPrEx>
+          <w:tblCellMar>
+            <w:top w:w="0" w:type="dxa"/>
+            <w:bottom w:w="0" w:type="dxa"/>
+          </w:tblCellMar>
+        </w:tblPrEx>
+        <w:tc>
+          <w:tcPr>
+            <w:tcW w:w="0" w:type="auto"/>
+          </w:tcPr>
           <w:p>
             <w:r>
               <w:t>zuzahl</w:t>
@@ -3512,6 +6055,9 @@
           </w:p>
         </w:tc>
         <w:tc>
+          <w:tcPr>
+            <w:tcW w:w="0" w:type="auto"/>
+          </w:tcPr>
           <w:p>
             <w:r>
               <w:t>money</w:t>
@@ -3519,13 +6065,15 @@
           </w:p>
         </w:tc>
         <w:tc>
-          <w:p>
-            <w:r>
-              <w:t/>
-            </w:r>
-          </w:p>
-        </w:tc>
-        <w:tc>
+          <w:tcPr>
+            <w:tcW w:w="0" w:type="auto"/>
+          </w:tcPr>
+          <w:p/>
+        </w:tc>
+        <w:tc>
+          <w:tcPr>
+            <w:tcW w:w="0" w:type="auto"/>
+          </w:tcPr>
           <w:p>
             <w:r>
               <w:t>leer bzw NULL =&gt; not transmitted</w:t>
@@ -3534,7 +6082,16 @@
         </w:tc>
       </w:tr>
       <w:tr>
-        <w:tc>
+        <w:tblPrEx>
+          <w:tblCellMar>
+            <w:top w:w="0" w:type="dxa"/>
+            <w:bottom w:w="0" w:type="dxa"/>
+          </w:tblCellMar>
+        </w:tblPrEx>
+        <w:tc>
+          <w:tcPr>
+            <w:tcW w:w="0" w:type="auto"/>
+          </w:tcPr>
           <w:p>
             <w:r>
               <w:t>mehrkosten</w:t>
@@ -3542,6 +6099,9 @@
           </w:p>
         </w:tc>
         <w:tc>
+          <w:tcPr>
+            <w:tcW w:w="0" w:type="auto"/>
+          </w:tcPr>
           <w:p>
             <w:r>
               <w:t>money</w:t>
@@ -3549,13 +6109,15 @@
           </w:p>
         </w:tc>
         <w:tc>
-          <w:p>
-            <w:r>
-              <w:t/>
-            </w:r>
-          </w:p>
-        </w:tc>
-        <w:tc>
+          <w:tcPr>
+            <w:tcW w:w="0" w:type="auto"/>
+          </w:tcPr>
+          <w:p/>
+        </w:tc>
+        <w:tc>
+          <w:tcPr>
+            <w:tcW w:w="0" w:type="auto"/>
+          </w:tcPr>
           <w:p>
             <w:r>
               <w:t>leer bzw NULL =&gt; not transmitted</w:t>
@@ -3582,11 +6144,7 @@
         <w:t xml:space="preserve">Additional electronic Data </w:t>
       </w:r>
     </w:p>
-    <w:p>
-      <w:r>
-        <w:t/>
-      </w:r>
-    </w:p>
+    <w:p/>
     <w:p>
       <w:r>
         <w:t xml:space="preserve">(Only "factor" will be transfered, which is similar to menge of REZ, therefore we do not have any addtional information. No need to map) </w:t>
@@ -3595,19 +6153,38 @@
     <w:tbl>
       <w:tblPr>
         <w:tblW w:w="0" w:type="auto"/>
+        <w:tblInd w:w="10" w:type="dxa"/>
         <w:tblBorders>
-          <w:top w:val="single"/>
-          <w:left w:val="single"/>
-          <w:bottom w:val="single"/>
-          <w:right w:val="single"/>
-          <w:insideH w:val="single"/>
-          <w:insideV w:val="single"/>
+          <w:top w:val="single" w:sz="0" w:space="0" w:color="auto"/>
+          <w:left w:val="single" w:sz="0" w:space="0" w:color="auto"/>
+          <w:bottom w:val="single" w:sz="0" w:space="0" w:color="auto"/>
+          <w:right w:val="single" w:sz="0" w:space="0" w:color="auto"/>
+          <w:insideH w:val="single" w:sz="0" w:space="0" w:color="auto"/>
+          <w:insideV w:val="single" w:sz="0" w:space="0" w:color="auto"/>
         </w:tblBorders>
+        <w:tblCellMar>
+          <w:left w:w="10" w:type="dxa"/>
+          <w:right w:w="10" w:type="dxa"/>
+        </w:tblCellMar>
+        <w:tblLook w:val="04A0" w:firstRow="1" w:lastRow="0" w:firstColumn="1" w:lastColumn="0" w:noHBand="0" w:noVBand="1"/>
       </w:tblPr>
-      <w:tr>
-        <w:tc>
-          <w:tcPr>
-            <w:shd w:color="auto" w:val="clear" w:fill="AAAAFF"/>
+      <w:tblGrid>
+        <w:gridCol w:w="1661"/>
+        <w:gridCol w:w="1316"/>
+        <w:gridCol w:w="1136"/>
+        <w:gridCol w:w="4969"/>
+      </w:tblGrid>
+      <w:tr>
+        <w:tblPrEx>
+          <w:tblCellMar>
+            <w:top w:w="0" w:type="dxa"/>
+            <w:bottom w:w="0" w:type="dxa"/>
+          </w:tblCellMar>
+        </w:tblPrEx>
+        <w:tc>
+          <w:tcPr>
+            <w:tcW w:w="0" w:type="auto"/>
+            <w:shd w:val="clear" w:color="auto" w:fill="AAAAFF"/>
           </w:tcPr>
           <w:p>
             <w:r>
@@ -3617,7 +6194,8 @@
         </w:tc>
         <w:tc>
           <w:tcPr>
-            <w:shd w:color="auto" w:val="clear" w:fill="AAAAFF"/>
+            <w:tcW w:w="0" w:type="auto"/>
+            <w:shd w:val="clear" w:color="auto" w:fill="AAAAFF"/>
           </w:tcPr>
           <w:p>
             <w:r>
@@ -3627,7 +6205,8 @@
         </w:tc>
         <w:tc>
           <w:tcPr>
-            <w:shd w:color="auto" w:val="clear" w:fill="AAAAFF"/>
+            <w:tcW w:w="0" w:type="auto"/>
+            <w:shd w:val="clear" w:color="auto" w:fill="AAAAFF"/>
           </w:tcPr>
           <w:p>
             <w:r>
@@ -3637,7 +6216,8 @@
         </w:tc>
         <w:tc>
           <w:tcPr>
-            <w:shd w:color="auto" w:val="clear" w:fill="AAAAFF"/>
+            <w:tcW w:w="0" w:type="auto"/>
+            <w:shd w:val="clear" w:color="auto" w:fill="AAAAFF"/>
           </w:tcPr>
           <w:p>
             <w:r>
@@ -3647,7 +6227,16 @@
         </w:tc>
       </w:tr>
       <w:tr>
-        <w:tc>
+        <w:tblPrEx>
+          <w:tblCellMar>
+            <w:top w:w="0" w:type="dxa"/>
+            <w:bottom w:w="0" w:type="dxa"/>
+          </w:tblCellMar>
+        </w:tblPrEx>
+        <w:tc>
+          <w:tcPr>
+            <w:tcW w:w="0" w:type="auto"/>
+          </w:tcPr>
           <w:p>
             <w:r>
               <w:t>reznr</w:t>
@@ -3655,6 +6244,9 @@
           </w:p>
         </w:tc>
         <w:tc>
+          <w:tcPr>
+            <w:tcW w:w="0" w:type="auto"/>
+          </w:tcPr>
           <w:p>
             <w:r>
               <w:t>numeric</w:t>
@@ -3662,13 +6254,15 @@
           </w:p>
         </w:tc>
         <w:tc>
-          <w:p>
-            <w:r>
-              <w:t xsi:nil="true"/>
-            </w:r>
-          </w:p>
-        </w:tc>
-        <w:tc>
+          <w:tcPr>
+            <w:tcW w:w="0" w:type="auto"/>
+          </w:tcPr>
+          <w:p/>
+        </w:tc>
+        <w:tc>
+          <w:tcPr>
+            <w:tcW w:w="0" w:type="auto"/>
+          </w:tcPr>
           <w:p>
             <w:r>
               <w:t>Join REZ and EZD by reznr  ( not unique (but in 99.996%)  in db, ask KGSV again)</w:t>
@@ -3677,7 +6271,16 @@
         </w:tc>
       </w:tr>
       <w:tr>
-        <w:tc>
+        <w:tblPrEx>
+          <w:tblCellMar>
+            <w:top w:w="0" w:type="dxa"/>
+            <w:bottom w:w="0" w:type="dxa"/>
+          </w:tblCellMar>
+        </w:tblPrEx>
+        <w:tc>
+          <w:tcPr>
+            <w:tcW w:w="0" w:type="auto"/>
+          </w:tcPr>
           <w:p>
             <w:r>
               <w:t>pznezd</w:t>
@@ -3685,6 +6288,9 @@
           </w:p>
         </w:tc>
         <w:tc>
+          <w:tcPr>
+            <w:tcW w:w="0" w:type="auto"/>
+          </w:tcPr>
           <w:p>
             <w:r>
               <w:t>character varying</w:t>
@@ -3692,18 +6298,29 @@
           </w:p>
         </w:tc>
         <w:tc>
-          <w:p>
-            <w:r>
-              <w:t xsi:nil="true"/>
-            </w:r>
-          </w:p>
-        </w:tc>
-        <w:tc>
-          <w:p/>
-        </w:tc>
-      </w:tr>
-      <w:tr>
-        <w:tc>
+          <w:tcPr>
+            <w:tcW w:w="0" w:type="auto"/>
+          </w:tcPr>
+          <w:p/>
+        </w:tc>
+        <w:tc>
+          <w:tcPr>
+            <w:tcW w:w="0" w:type="auto"/>
+          </w:tcPr>
+          <w:p/>
+        </w:tc>
+      </w:tr>
+      <w:tr>
+        <w:tblPrEx>
+          <w:tblCellMar>
+            <w:top w:w="0" w:type="dxa"/>
+            <w:bottom w:w="0" w:type="dxa"/>
+          </w:tblCellMar>
+        </w:tblPrEx>
+        <w:tc>
+          <w:tcPr>
+            <w:tcW w:w="0" w:type="auto"/>
+          </w:tcPr>
           <w:p>
             <w:r>
               <w:t>zaehler</w:t>
@@ -3711,6 +6328,9 @@
           </w:p>
         </w:tc>
         <w:tc>
+          <w:tcPr>
+            <w:tcW w:w="0" w:type="auto"/>
+          </w:tcPr>
           <w:p>
             <w:r>
               <w:t>numeric</w:t>
@@ -3718,13 +6338,15 @@
           </w:p>
         </w:tc>
         <w:tc>
-          <w:p>
-            <w:r>
-              <w:t/>
-            </w:r>
-          </w:p>
-        </w:tc>
-        <w:tc>
+          <w:tcPr>
+            <w:tcW w:w="0" w:type="auto"/>
+          </w:tcPr>
+          <w:p/>
+        </w:tc>
+        <w:tc>
+          <w:tcPr>
+            <w:tcW w:w="0" w:type="auto"/>
+          </w:tcPr>
           <w:p>
             <w:r>
               <w:t>leer bzw NULL =&gt; not transmitted</w:t>
@@ -3733,7 +6355,16 @@
         </w:tc>
       </w:tr>
       <w:tr>
-        <w:tc>
+        <w:tblPrEx>
+          <w:tblCellMar>
+            <w:top w:w="0" w:type="dxa"/>
+            <w:bottom w:w="0" w:type="dxa"/>
+          </w:tblCellMar>
+        </w:tblPrEx>
+        <w:tc>
+          <w:tcPr>
+            <w:tcW w:w="0" w:type="auto"/>
+          </w:tcPr>
           <w:p>
             <w:r>
               <w:t>einheit</w:t>
@@ -3741,6 +6372,9 @@
           </w:p>
         </w:tc>
         <w:tc>
+          <w:tcPr>
+            <w:tcW w:w="0" w:type="auto"/>
+          </w:tcPr>
           <w:p>
             <w:r>
               <w:t>character varying</w:t>
@@ -3748,13 +6382,15 @@
           </w:p>
         </w:tc>
         <w:tc>
-          <w:p>
-            <w:r>
-              <w:t/>
-            </w:r>
-          </w:p>
-        </w:tc>
-        <w:tc>
+          <w:tcPr>
+            <w:tcW w:w="0" w:type="auto"/>
+          </w:tcPr>
+          <w:p/>
+        </w:tc>
+        <w:tc>
+          <w:tcPr>
+            <w:tcW w:w="0" w:type="auto"/>
+          </w:tcPr>
           <w:p>
             <w:r>
               <w:t>leer bzw NULL =&gt; not transmitted</w:t>
@@ -3763,7 +6399,16 @@
         </w:tc>
       </w:tr>
       <w:tr>
-        <w:tc>
+        <w:tblPrEx>
+          <w:tblCellMar>
+            <w:top w:w="0" w:type="dxa"/>
+            <w:bottom w:w="0" w:type="dxa"/>
+          </w:tblCellMar>
+        </w:tblPrEx>
+        <w:tc>
+          <w:tcPr>
+            <w:tcW w:w="0" w:type="auto"/>
+          </w:tcPr>
           <w:p>
             <w:r>
               <w:t>faktor</w:t>
@@ -3771,6 +6416,9 @@
           </w:p>
         </w:tc>
         <w:tc>
+          <w:tcPr>
+            <w:tcW w:w="0" w:type="auto"/>
+          </w:tcPr>
           <w:p>
             <w:r>
               <w:t>numeric</w:t>
@@ -3778,6 +6426,9 @@
           </w:p>
         </w:tc>
         <w:tc>
+          <w:tcPr>
+            <w:tcW w:w="0" w:type="auto"/>
+          </w:tcPr>
           <w:p>
             <w:r>
               <w:t>27</w:t>
@@ -3785,11 +6436,23 @@
           </w:p>
         </w:tc>
         <w:tc>
-          <w:p/>
-        </w:tc>
-      </w:tr>
-      <w:tr>
-        <w:tc>
+          <w:tcPr>
+            <w:tcW w:w="0" w:type="auto"/>
+          </w:tcPr>
+          <w:p/>
+        </w:tc>
+      </w:tr>
+      <w:tr>
+        <w:tblPrEx>
+          <w:tblCellMar>
+            <w:top w:w="0" w:type="dxa"/>
+            <w:bottom w:w="0" w:type="dxa"/>
+          </w:tblCellMar>
+        </w:tblPrEx>
+        <w:tc>
+          <w:tcPr>
+            <w:tcW w:w="0" w:type="auto"/>
+          </w:tcPr>
           <w:p>
             <w:r>
               <w:t>faktorkennzeichen</w:t>
@@ -3797,6 +6460,9 @@
           </w:p>
         </w:tc>
         <w:tc>
+          <w:tcPr>
+            <w:tcW w:w="0" w:type="auto"/>
+          </w:tcPr>
           <w:p>
             <w:r>
               <w:t>character varying</w:t>
@@ -3804,6 +6470,9 @@
           </w:p>
         </w:tc>
         <w:tc>
+          <w:tcPr>
+            <w:tcW w:w="0" w:type="auto"/>
+          </w:tcPr>
           <w:p>
             <w:r>
               <w:t>55</w:t>
@@ -3811,10 +6480,746 @@
           </w:p>
         </w:tc>
         <w:tc>
+          <w:tcPr>
+            <w:tcW w:w="0" w:type="auto"/>
+          </w:tcPr>
           <w:p/>
         </w:tc>
       </w:tr>
     </w:tbl>
+    <w:p/>
+    <w:sectPr>
+      <w:pgSz w:w="11906" w:h="16838"/>
+      <w:pgMar w:top="1417" w:right="1417" w:bottom="1134" w:left="1417" w:header="708" w:footer="708" w:gutter="0"/>
+      <w:cols w:space="708"/>
+      <w:docGrid w:linePitch="360"/>
+    </w:sectPr>
   </w:body>
 </w:document>
+</file>
+
+<file path=word/styles.xml><?xml version="1.0" encoding="utf-8"?>
+<w:styles xmlns:mc="http://schemas.openxmlformats.org/markup-compatibility/2006" xmlns:r="http://schemas.openxmlformats.org/officeDocument/2006/relationships" xmlns:w="http://schemas.openxmlformats.org/wordprocessingml/2006/main" xmlns:w14="http://schemas.microsoft.com/office/word/2010/wordml" xmlns:w15="http://schemas.microsoft.com/office/word/2012/wordml" xmlns:w16cex="http://schemas.microsoft.com/office/word/2018/wordml/cex" xmlns:w16cid="http://schemas.microsoft.com/office/word/2016/wordml/cid" xmlns:w16="http://schemas.microsoft.com/office/word/2018/wordml" xmlns:w16sdtdh="http://schemas.microsoft.com/office/word/2020/wordml/sdtdatahash" xmlns:w16se="http://schemas.microsoft.com/office/word/2015/wordml/symex" mc:Ignorable="w14 w15 w16se w16cid w16 w16cex w16sdtdh">
+  <w:docDefaults>
+    <w:rPrDefault>
+      <w:rPr>
+        <w:rFonts w:asciiTheme="minorHAnsi" w:eastAsiaTheme="minorEastAsia" w:hAnsiTheme="minorHAnsi" w:cstheme="minorBidi"/>
+        <w:kern w:val="2"/>
+        <w:sz w:val="22"/>
+        <w:szCs w:val="22"/>
+        <w:lang w:val="de-DE" w:eastAsia="de-DE" w:bidi="ar-SA"/>
+        <w14:ligatures w14:val="standardContextual"/>
+      </w:rPr>
+    </w:rPrDefault>
+    <w:pPrDefault>
+      <w:pPr>
+        <w:spacing w:after="160" w:line="259" w:lineRule="auto"/>
+      </w:pPr>
+    </w:pPrDefault>
+  </w:docDefaults>
+  <w:latentStyles w:defLockedState="0" w:defUIPriority="99" w:defSemiHidden="0" w:defUnhideWhenUsed="0" w:defQFormat="0" w:count="376">
+    <w:lsdException w:name="Normal" w:uiPriority="0" w:qFormat="1"/>
+    <w:lsdException w:name="heading 1" w:uiPriority="9" w:qFormat="1"/>
+    <w:lsdException w:name="heading 2" w:semiHidden="1" w:uiPriority="9" w:unhideWhenUsed="1" w:qFormat="1"/>
+    <w:lsdException w:name="heading 3" w:semiHidden="1" w:uiPriority="9" w:unhideWhenUsed="1" w:qFormat="1"/>
+    <w:lsdException w:name="heading 4" w:semiHidden="1" w:uiPriority="9" w:unhideWhenUsed="1" w:qFormat="1"/>
+    <w:lsdException w:name="heading 5" w:semiHidden="1" w:uiPriority="9" w:unhideWhenUsed="1" w:qFormat="1"/>
+    <w:lsdException w:name="heading 6" w:semiHidden="1" w:uiPriority="9" w:unhideWhenUsed="1" w:qFormat="1"/>
+    <w:lsdException w:name="heading 7" w:semiHidden="1" w:uiPriority="9" w:unhideWhenUsed="1" w:qFormat="1"/>
+    <w:lsdException w:name="heading 8" w:semiHidden="1" w:uiPriority="9" w:unhideWhenUsed="1" w:qFormat="1"/>
+    <w:lsdException w:name="heading 9" w:semiHidden="1" w:uiPriority="9" w:unhideWhenUsed="1" w:qFormat="1"/>
+    <w:lsdException w:name="index 1" w:semiHidden="1" w:unhideWhenUsed="1"/>
+    <w:lsdException w:name="index 2" w:semiHidden="1" w:unhideWhenUsed="1"/>
+    <w:lsdException w:name="index 3" w:semiHidden="1" w:unhideWhenUsed="1"/>
+    <w:lsdException w:name="index 4" w:semiHidden="1" w:unhideWhenUsed="1"/>
+    <w:lsdException w:name="index 5" w:semiHidden="1" w:unhideWhenUsed="1"/>
+    <w:lsdException w:name="index 6" w:semiHidden="1" w:unhideWhenUsed="1"/>
+    <w:lsdException w:name="index 7" w:semiHidden="1" w:unhideWhenUsed="1"/>
+    <w:lsdException w:name="index 8" w:semiHidden="1" w:unhideWhenUsed="1"/>
+    <w:lsdException w:name="index 9" w:semiHidden="1" w:unhideWhenUsed="1"/>
+    <w:lsdException w:name="toc 1" w:semiHidden="1" w:uiPriority="39" w:unhideWhenUsed="1"/>
+    <w:lsdException w:name="toc 2" w:semiHidden="1" w:uiPriority="39" w:unhideWhenUsed="1"/>
+    <w:lsdException w:name="toc 3" w:semiHidden="1" w:uiPriority="39" w:unhideWhenUsed="1"/>
+    <w:lsdException w:name="toc 4" w:semiHidden="1" w:uiPriority="39" w:unhideWhenUsed="1"/>
+    <w:lsdException w:name="toc 5" w:semiHidden="1" w:uiPriority="39" w:unhideWhenUsed="1"/>
+    <w:lsdException w:name="toc 6" w:semiHidden="1" w:uiPriority="39" w:unhideWhenUsed="1"/>
+    <w:lsdException w:name="toc 7" w:semiHidden="1" w:uiPriority="39" w:unhideWhenUsed="1"/>
+    <w:lsdException w:name="toc 8" w:semiHidden="1" w:uiPriority="39" w:unhideWhenUsed="1"/>
+    <w:lsdException w:name="toc 9" w:semiHidden="1" w:uiPriority="39" w:unhideWhenUsed="1"/>
+    <w:lsdException w:name="Normal Indent" w:semiHidden="1" w:unhideWhenUsed="1"/>
+    <w:lsdException w:name="footnote text" w:semiHidden="1" w:unhideWhenUsed="1"/>
+    <w:lsdException w:name="annotation text" w:semiHidden="1" w:unhideWhenUsed="1"/>
+    <w:lsdException w:name="header" w:semiHidden="1" w:unhideWhenUsed="1"/>
+    <w:lsdException w:name="footer" w:semiHidden="1" w:unhideWhenUsed="1"/>
+    <w:lsdException w:name="index heading" w:semiHidden="1" w:unhideWhenUsed="1"/>
+    <w:lsdException w:name="caption" w:semiHidden="1" w:uiPriority="35" w:unhideWhenUsed="1" w:qFormat="1"/>
+    <w:lsdException w:name="table of figures" w:semiHidden="1" w:unhideWhenUsed="1"/>
+    <w:lsdException w:name="envelope address" w:semiHidden="1" w:unhideWhenUsed="1"/>
+    <w:lsdException w:name="envelope return" w:semiHidden="1" w:unhideWhenUsed="1"/>
+    <w:lsdException w:name="footnote reference" w:semiHidden="1" w:unhideWhenUsed="1"/>
+    <w:lsdException w:name="annotation reference" w:semiHidden="1" w:unhideWhenUsed="1"/>
+    <w:lsdException w:name="line number" w:semiHidden="1" w:unhideWhenUsed="1"/>
+    <w:lsdException w:name="page number" w:semiHidden="1" w:unhideWhenUsed="1"/>
+    <w:lsdException w:name="endnote reference" w:semiHidden="1" w:unhideWhenUsed="1"/>
+    <w:lsdException w:name="endnote text" w:semiHidden="1" w:unhideWhenUsed="1"/>
+    <w:lsdException w:name="table of authorities" w:semiHidden="1" w:unhideWhenUsed="1"/>
+    <w:lsdException w:name="macro" w:semiHidden="1" w:unhideWhenUsed="1"/>
+    <w:lsdException w:name="toa heading" w:semiHidden="1" w:unhideWhenUsed="1"/>
+    <w:lsdException w:name="List" w:semiHidden="1" w:unhideWhenUsed="1"/>
+    <w:lsdException w:name="List Bullet" w:semiHidden="1" w:unhideWhenUsed="1"/>
+    <w:lsdException w:name="List Number" w:semiHidden="1" w:unhideWhenUsed="1"/>
+    <w:lsdException w:name="List 2" w:semiHidden="1" w:unhideWhenUsed="1"/>
+    <w:lsdException w:name="List 3" w:semiHidden="1" w:unhideWhenUsed="1"/>
+    <w:lsdException w:name="List 4" w:semiHidden="1" w:unhideWhenUsed="1"/>
+    <w:lsdException w:name="List 5" w:semiHidden="1" w:unhideWhenUsed="1"/>
+    <w:lsdException w:name="List Bullet 2" w:semiHidden="1" w:unhideWhenUsed="1"/>
+    <w:lsdException w:name="List Bullet 3" w:semiHidden="1" w:unhideWhenUsed="1"/>
+    <w:lsdException w:name="List Bullet 4" w:semiHidden="1" w:unhideWhenUsed="1"/>
+    <w:lsdException w:name="List Bullet 5" w:semiHidden="1" w:unhideWhenUsed="1"/>
+    <w:lsdException w:name="List Number 2" w:semiHidden="1" w:unhideWhenUsed="1"/>
+    <w:lsdException w:name="List Number 3" w:semiHidden="1" w:unhideWhenUsed="1"/>
+    <w:lsdException w:name="List Number 4" w:semiHidden="1" w:unhideWhenUsed="1"/>
+    <w:lsdException w:name="List Number 5" w:semiHidden="1" w:unhideWhenUsed="1"/>
+    <w:lsdException w:name="Title" w:uiPriority="10" w:qFormat="1"/>
+    <w:lsdException w:name="Closing" w:semiHidden="1" w:unhideWhenUsed="1"/>
+    <w:lsdException w:name="Signature" w:semiHidden="1" w:unhideWhenUsed="1"/>
+    <w:lsdException w:name="Default Paragraph Font" w:semiHidden="1" w:uiPriority="1" w:unhideWhenUsed="1"/>
+    <w:lsdException w:name="Body Text" w:semiHidden="1" w:unhideWhenUsed="1"/>
+    <w:lsdException w:name="Body Text Indent" w:semiHidden="1" w:unhideWhenUsed="1"/>
+    <w:lsdException w:name="List Continue" w:semiHidden="1" w:unhideWhenUsed="1"/>
+    <w:lsdException w:name="List Continue 2" w:semiHidden="1" w:unhideWhenUsed="1"/>
+    <w:lsdException w:name="List Continue 3" w:semiHidden="1" w:unhideWhenUsed="1"/>
+    <w:lsdException w:name="List Continue 4" w:semiHidden="1" w:unhideWhenUsed="1"/>
+    <w:lsdException w:name="List Continue 5" w:semiHidden="1" w:unhideWhenUsed="1"/>
+    <w:lsdException w:name="Message Header" w:semiHidden="1" w:unhideWhenUsed="1"/>
+    <w:lsdException w:name="Subtitle" w:uiPriority="11" w:qFormat="1"/>
+    <w:lsdException w:name="Salutation" w:semiHidden="1" w:unhideWhenUsed="1"/>
+    <w:lsdException w:name="Date" w:semiHidden="1" w:unhideWhenUsed="1"/>
+    <w:lsdException w:name="Body Text First Indent" w:semiHidden="1" w:unhideWhenUsed="1"/>
+    <w:lsdException w:name="Body Text First Indent 2" w:semiHidden="1" w:unhideWhenUsed="1"/>
+    <w:lsdException w:name="Note Heading" w:semiHidden="1" w:unhideWhenUsed="1"/>
+    <w:lsdException w:name="Body Text 2" w:semiHidden="1" w:unhideWhenUsed="1"/>
+    <w:lsdException w:name="Body Text 3" w:semiHidden="1" w:unhideWhenUsed="1"/>
+    <w:lsdException w:name="Body Text Indent 2" w:semiHidden="1" w:unhideWhenUsed="1"/>
+    <w:lsdException w:name="Body Text Indent 3" w:semiHidden="1" w:unhideWhenUsed="1"/>
+    <w:lsdException w:name="Block Text" w:semiHidden="1" w:unhideWhenUsed="1"/>
+    <w:lsdException w:name="Hyperlink" w:semiHidden="1" w:unhideWhenUsed="1"/>
+    <w:lsdException w:name="FollowedHyperlink" w:semiHidden="1" w:unhideWhenUsed="1"/>
+    <w:lsdException w:name="Strong" w:uiPriority="22" w:qFormat="1"/>
+    <w:lsdException w:name="Emphasis" w:uiPriority="20" w:qFormat="1"/>
+    <w:lsdException w:name="Document Map" w:semiHidden="1" w:unhideWhenUsed="1"/>
+    <w:lsdException w:name="Plain Text" w:semiHidden="1" w:unhideWhenUsed="1"/>
+    <w:lsdException w:name="E-mail Signature" w:semiHidden="1" w:unhideWhenUsed="1"/>
+    <w:lsdException w:name="HTML Top of Form" w:semiHidden="1" w:unhideWhenUsed="1"/>
+    <w:lsdException w:name="HTML Bottom of Form" w:semiHidden="1" w:unhideWhenUsed="1"/>
+    <w:lsdException w:name="Normal (Web)" w:semiHidden="1" w:unhideWhenUsed="1"/>
+    <w:lsdException w:name="HTML Acronym" w:semiHidden="1" w:unhideWhenUsed="1"/>
+    <w:lsdException w:name="HTML Address" w:semiHidden="1" w:unhideWhenUsed="1"/>
+    <w:lsdException w:name="HTML Cite" w:semiHidden="1" w:unhideWhenUsed="1"/>
+    <w:lsdException w:name="HTML Code" w:semiHidden="1" w:unhideWhenUsed="1"/>
+    <w:lsdException w:name="HTML Definition" w:semiHidden="1" w:unhideWhenUsed="1"/>
+    <w:lsdException w:name="HTML Keyboard" w:semiHidden="1" w:unhideWhenUsed="1"/>
+    <w:lsdException w:name="HTML Preformatted" w:semiHidden="1" w:unhideWhenUsed="1"/>
+    <w:lsdException w:name="HTML Sample" w:semiHidden="1" w:unhideWhenUsed="1"/>
+    <w:lsdException w:name="HTML Typewriter" w:semiHidden="1" w:unhideWhenUsed="1"/>
+    <w:lsdException w:name="HTML Variable" w:semiHidden="1" w:unhideWhenUsed="1"/>
+    <w:lsdException w:name="Normal Table" w:semiHidden="1" w:unhideWhenUsed="1"/>
+    <w:lsdException w:name="annotation subject" w:semiHidden="1" w:unhideWhenUsed="1"/>
+    <w:lsdException w:name="No List" w:semiHidden="1" w:unhideWhenUsed="1"/>
+    <w:lsdException w:name="Outline List 1" w:semiHidden="1" w:unhideWhenUsed="1"/>
+    <w:lsdException w:name="Outline List 2" w:semiHidden="1" w:unhideWhenUsed="1"/>
+    <w:lsdException w:name="Outline List 3" w:semiHidden="1" w:unhideWhenUsed="1"/>
+    <w:lsdException w:name="Table Simple 1" w:semiHidden="1" w:unhideWhenUsed="1"/>
+    <w:lsdException w:name="Table Simple 2" w:semiHidden="1" w:unhideWhenUsed="1"/>
+    <w:lsdException w:name="Table Simple 3" w:semiHidden="1" w:unhideWhenUsed="1"/>
+    <w:lsdException w:name="Table Classic 1" w:semiHidden="1" w:unhideWhenUsed="1"/>
+    <w:lsdException w:name="Table Classic 2" w:semiHidden="1" w:unhideWhenUsed="1"/>
+    <w:lsdException w:name="Table Classic 3" w:semiHidden="1" w:unhideWhenUsed="1"/>
+    <w:lsdException w:name="Table Classic 4" w:semiHidden="1" w:unhideWhenUsed="1"/>
+    <w:lsdException w:name="Table Colorful 1" w:semiHidden="1" w:unhideWhenUsed="1"/>
+    <w:lsdException w:name="Table Colorful 2" w:semiHidden="1" w:unhideWhenUsed="1"/>
+    <w:lsdException w:name="Table Colorful 3" w:semiHidden="1" w:unhideWhenUsed="1"/>
+    <w:lsdException w:name="Table Columns 1" w:semiHidden="1" w:unhideWhenUsed="1"/>
+    <w:lsdException w:name="Table Columns 2" w:semiHidden="1" w:unhideWhenUsed="1"/>
+    <w:lsdException w:name="Table Columns 3" w:semiHidden="1" w:unhideWhenUsed="1"/>
+    <w:lsdException w:name="Table Columns 4" w:semiHidden="1" w:unhideWhenUsed="1"/>
+    <w:lsdException w:name="Table Columns 5" w:semiHidden="1" w:unhideWhenUsed="1"/>
+    <w:lsdException w:name="Table Grid 1" w:semiHidden="1" w:unhideWhenUsed="1"/>
+    <w:lsdException w:name="Table Grid 2" w:semiHidden="1" w:unhideWhenUsed="1"/>
+    <w:lsdException w:name="Table Grid 3" w:semiHidden="1" w:unhideWhenUsed="1"/>
+    <w:lsdException w:name="Table Grid 4" w:semiHidden="1" w:unhideWhenUsed="1"/>
+    <w:lsdException w:name="Table Grid 5" w:semiHidden="1" w:unhideWhenUsed="1"/>
+    <w:lsdException w:name="Table Grid 6" w:semiHidden="1" w:unhideWhenUsed="1"/>
+    <w:lsdException w:name="Table Grid 7" w:semiHidden="1" w:unhideWhenUsed="1"/>
+    <w:lsdException w:name="Table Grid 8" w:semiHidden="1" w:unhideWhenUsed="1"/>
+    <w:lsdException w:name="Table List 1" w:semiHidden="1" w:unhideWhenUsed="1"/>
+    <w:lsdException w:name="Table List 2" w:semiHidden="1" w:unhideWhenUsed="1"/>
+    <w:lsdException w:name="Table List 3" w:semiHidden="1" w:unhideWhenUsed="1"/>
+    <w:lsdException w:name="Table List 4" w:semiHidden="1" w:unhideWhenUsed="1"/>
+    <w:lsdException w:name="Table List 5" w:semiHidden="1" w:unhideWhenUsed="1"/>
+    <w:lsdException w:name="Table List 6" w:semiHidden="1" w:unhideWhenUsed="1"/>
+    <w:lsdException w:name="Table List 7" w:semiHidden="1" w:unhideWhenUsed="1"/>
+    <w:lsdException w:name="Table List 8" w:semiHidden="1" w:unhideWhenUsed="1"/>
+    <w:lsdException w:name="Table 3D effects 1" w:semiHidden="1" w:unhideWhenUsed="1"/>
+    <w:lsdException w:name="Table 3D effects 2" w:semiHidden="1" w:unhideWhenUsed="1"/>
+    <w:lsdException w:name="Table 3D effects 3" w:semiHidden="1" w:unhideWhenUsed="1"/>
+    <w:lsdException w:name="Table Contemporary" w:semiHidden="1" w:unhideWhenUsed="1"/>
+    <w:lsdException w:name="Table Elegant" w:semiHidden="1" w:unhideWhenUsed="1"/>
+    <w:lsdException w:name="Table Professional" w:semiHidden="1" w:unhideWhenUsed="1"/>
+    <w:lsdException w:name="Table Subtle 1" w:semiHidden="1" w:unhideWhenUsed="1"/>
+    <w:lsdException w:name="Table Subtle 2" w:semiHidden="1" w:unhideWhenUsed="1"/>
+    <w:lsdException w:name="Table Web 1" w:semiHidden="1" w:unhideWhenUsed="1"/>
+    <w:lsdException w:name="Table Web 2" w:semiHidden="1" w:unhideWhenUsed="1"/>
+    <w:lsdException w:name="Table Web 3" w:semiHidden="1" w:unhideWhenUsed="1"/>
+    <w:lsdException w:name="Balloon Text" w:semiHidden="1" w:unhideWhenUsed="1"/>
+    <w:lsdException w:name="Table Grid" w:uiPriority="39"/>
+    <w:lsdException w:name="Table Theme" w:semiHidden="1" w:unhideWhenUsed="1"/>
+    <w:lsdException w:name="Placeholder Text" w:semiHidden="1"/>
+    <w:lsdException w:name="No Spacing" w:uiPriority="1" w:qFormat="1"/>
+    <w:lsdException w:name="Light Shading" w:uiPriority="60"/>
+    <w:lsdException w:name="Light List" w:uiPriority="61"/>
+    <w:lsdException w:name="Light Grid" w:uiPriority="62"/>
+    <w:lsdException w:name="Medium Shading 1" w:uiPriority="63"/>
+    <w:lsdException w:name="Medium Shading 2" w:uiPriority="64"/>
+    <w:lsdException w:name="Medium List 1" w:uiPriority="65"/>
+    <w:lsdException w:name="Medium List 2" w:uiPriority="66"/>
+    <w:lsdException w:name="Medium Grid 1" w:uiPriority="67"/>
+    <w:lsdException w:name="Medium Grid 2" w:uiPriority="68"/>
+    <w:lsdException w:name="Medium Grid 3" w:uiPriority="69"/>
+    <w:lsdException w:name="Dark List" w:uiPriority="70"/>
+    <w:lsdException w:name="Colorful Shading" w:uiPriority="71"/>
+    <w:lsdException w:name="Colorful List" w:uiPriority="72"/>
+    <w:lsdException w:name="Colorful Grid" w:uiPriority="73"/>
+    <w:lsdException w:name="Light Shading Accent 1" w:uiPriority="60"/>
+    <w:lsdException w:name="Light List Accent 1" w:uiPriority="61"/>
+    <w:lsdException w:name="Light Grid Accent 1" w:uiPriority="62"/>
+    <w:lsdException w:name="Medium Shading 1 Accent 1" w:uiPriority="63"/>
+    <w:lsdException w:name="Medium Shading 2 Accent 1" w:uiPriority="64"/>
+    <w:lsdException w:name="Medium List 1 Accent 1" w:uiPriority="65"/>
+    <w:lsdException w:name="Revision" w:semiHidden="1"/>
+    <w:lsdException w:name="List Paragraph" w:uiPriority="34" w:qFormat="1"/>
+    <w:lsdException w:name="Quote" w:uiPriority="29" w:qFormat="1"/>
+    <w:lsdException w:name="Intense Quote" w:uiPriority="30" w:qFormat="1"/>
+    <w:lsdException w:name="Medium List 2 Accent 1" w:uiPriority="66"/>
+    <w:lsdException w:name="Medium Grid 1 Accent 1" w:uiPriority="67"/>
+    <w:lsdException w:name="Medium Grid 2 Accent 1" w:uiPriority="68"/>
+    <w:lsdException w:name="Medium Grid 3 Accent 1" w:uiPriority="69"/>
+    <w:lsdException w:name="Dark List Accent 1" w:uiPriority="70"/>
+    <w:lsdException w:name="Colorful Shading Accent 1" w:uiPriority="71"/>
+    <w:lsdException w:name="Colorful List Accent 1" w:uiPriority="72"/>
+    <w:lsdException w:name="Colorful Grid Accent 1" w:uiPriority="73"/>
+    <w:lsdException w:name="Light Shading Accent 2" w:uiPriority="60"/>
+    <w:lsdException w:name="Light List Accent 2" w:uiPriority="61"/>
+    <w:lsdException w:name="Light Grid Accent 2" w:uiPriority="62"/>
+    <w:lsdException w:name="Medium Shading 1 Accent 2" w:uiPriority="63"/>
+    <w:lsdException w:name="Medium Shading 2 Accent 2" w:uiPriority="64"/>
+    <w:lsdException w:name="Medium List 1 Accent 2" w:uiPriority="65"/>
+    <w:lsdException w:name="Medium List 2 Accent 2" w:uiPriority="66"/>
+    <w:lsdException w:name="Medium Grid 1 Accent 2" w:uiPriority="67"/>
+    <w:lsdException w:name="Medium Grid 2 Accent 2" w:uiPriority="68"/>
+    <w:lsdException w:name="Medium Grid 3 Accent 2" w:uiPriority="69"/>
+    <w:lsdException w:name="Dark List Accent 2" w:uiPriority="70"/>
+    <w:lsdException w:name="Colorful Shading Accent 2" w:uiPriority="71"/>
+    <w:lsdException w:name="Colorful List Accent 2" w:uiPriority="72"/>
+    <w:lsdException w:name="Colorful Grid Accent 2" w:uiPriority="73"/>
+    <w:lsdException w:name="Light Shading Accent 3" w:uiPriority="60"/>
+    <w:lsdException w:name="Light List Accent 3" w:uiPriority="61"/>
+    <w:lsdException w:name="Light Grid Accent 3" w:uiPriority="62"/>
+    <w:lsdException w:name="Medium Shading 1 Accent 3" w:uiPriority="63"/>
+    <w:lsdException w:name="Medium Shading 2 Accent 3" w:uiPriority="64"/>
+    <w:lsdException w:name="Medium List 1 Accent 3" w:uiPriority="65"/>
+    <w:lsdException w:name="Medium List 2 Accent 3" w:uiPriority="66"/>
+    <w:lsdException w:name="Medium Grid 1 Accent 3" w:uiPriority="67"/>
+    <w:lsdException w:name="Medium Grid 2 Accent 3" w:uiPriority="68"/>
+    <w:lsdException w:name="Medium Grid 3 Accent 3" w:uiPriority="69"/>
+    <w:lsdException w:name="Dark List Accent 3" w:uiPriority="70"/>
+    <w:lsdException w:name="Colorful Shading Accent 3" w:uiPriority="71"/>
+    <w:lsdException w:name="Colorful List Accent 3" w:uiPriority="72"/>
+    <w:lsdException w:name="Colorful Grid Accent 3" w:uiPriority="73"/>
+    <w:lsdException w:name="Light Shading Accent 4" w:uiPriority="60"/>
+    <w:lsdException w:name="Light List Accent 4" w:uiPriority="61"/>
+    <w:lsdException w:name="Light Grid Accent 4" w:uiPriority="62"/>
+    <w:lsdException w:name="Medium Shading 1 Accent 4" w:uiPriority="63"/>
+    <w:lsdException w:name="Medium Shading 2 Accent 4" w:uiPriority="64"/>
+    <w:lsdException w:name="Medium List 1 Accent 4" w:uiPriority="65"/>
+    <w:lsdException w:name="Medium List 2 Accent 4" w:uiPriority="66"/>
+    <w:lsdException w:name="Medium Grid 1 Accent 4" w:uiPriority="67"/>
+    <w:lsdException w:name="Medium Grid 2 Accent 4" w:uiPriority="68"/>
+    <w:lsdException w:name="Medium Grid 3 Accent 4" w:uiPriority="69"/>
+    <w:lsdException w:name="Dark List Accent 4" w:uiPriority="70"/>
+    <w:lsdException w:name="Colorful Shading Accent 4" w:uiPriority="71"/>
+    <w:lsdException w:name="Colorful List Accent 4" w:uiPriority="72"/>
+    <w:lsdException w:name="Colorful Grid Accent 4" w:uiPriority="73"/>
+    <w:lsdException w:name="Light Shading Accent 5" w:uiPriority="60"/>
+    <w:lsdException w:name="Light List Accent 5" w:uiPriority="61"/>
+    <w:lsdException w:name="Light Grid Accent 5" w:uiPriority="62"/>
+    <w:lsdException w:name="Medium Shading 1 Accent 5" w:uiPriority="63"/>
+    <w:lsdException w:name="Medium Shading 2 Accent 5" w:uiPriority="64"/>
+    <w:lsdException w:name="Medium List 1 Accent 5" w:uiPriority="65"/>
+    <w:lsdException w:name="Medium List 2 Accent 5" w:uiPriority="66"/>
+    <w:lsdException w:name="Medium Grid 1 Accent 5" w:uiPriority="67"/>
+    <w:lsdException w:name="Medium Grid 2 Accent 5" w:uiPriority="68"/>
+    <w:lsdException w:name="Medium Grid 3 Accent 5" w:uiPriority="69"/>
+    <w:lsdException w:name="Dark List Accent 5" w:uiPriority="70"/>
+    <w:lsdException w:name="Colorful Shading Accent 5" w:uiPriority="71"/>
+    <w:lsdException w:name="Colorful List Accent 5" w:uiPriority="72"/>
+    <w:lsdException w:name="Colorful Grid Accent 5" w:uiPriority="73"/>
+    <w:lsdException w:name="Light Shading Accent 6" w:uiPriority="60"/>
+    <w:lsdException w:name="Light List Accent 6" w:uiPriority="61"/>
+    <w:lsdException w:name="Light Grid Accent 6" w:uiPriority="62"/>
+    <w:lsdException w:name="Medium Shading 1 Accent 6" w:uiPriority="63"/>
+    <w:lsdException w:name="Medium Shading 2 Accent 6" w:uiPriority="64"/>
+    <w:lsdException w:name="Medium List 1 Accent 6" w:uiPriority="65"/>
+    <w:lsdException w:name="Medium List 2 Accent 6" w:uiPriority="66"/>
+    <w:lsdException w:name="Medium Grid 1 Accent 6" w:uiPriority="67"/>
+    <w:lsdException w:name="Medium Grid 2 Accent 6" w:uiPriority="68"/>
+    <w:lsdException w:name="Medium Grid 3 Accent 6" w:uiPriority="69"/>
+    <w:lsdException w:name="Dark List Accent 6" w:uiPriority="70"/>
+    <w:lsdException w:name="Colorful Shading Accent 6" w:uiPriority="71"/>
+    <w:lsdException w:name="Colorful List Accent 6" w:uiPriority="72"/>
+    <w:lsdException w:name="Colorful Grid Accent 6" w:uiPriority="73"/>
+    <w:lsdException w:name="Subtle Emphasis" w:uiPriority="19" w:qFormat="1"/>
+    <w:lsdException w:name="Intense Emphasis" w:uiPriority="21" w:qFormat="1"/>
+    <w:lsdException w:name="Subtle Reference" w:uiPriority="31" w:qFormat="1"/>
+    <w:lsdException w:name="Intense Reference" w:uiPriority="32" w:qFormat="1"/>
+    <w:lsdException w:name="Book Title" w:uiPriority="33" w:qFormat="1"/>
+    <w:lsdException w:name="Bibliography" w:semiHidden="1" w:uiPriority="37" w:unhideWhenUsed="1"/>
+    <w:lsdException w:name="TOC Heading" w:semiHidden="1" w:uiPriority="39" w:unhideWhenUsed="1" w:qFormat="1"/>
+    <w:lsdException w:name="Plain Table 1" w:uiPriority="41"/>
+    <w:lsdException w:name="Plain Table 2" w:uiPriority="42"/>
+    <w:lsdException w:name="Plain Table 3" w:uiPriority="43"/>
+    <w:lsdException w:name="Plain Table 4" w:uiPriority="44"/>
+    <w:lsdException w:name="Plain Table 5" w:uiPriority="45"/>
+    <w:lsdException w:name="Grid Table Light" w:uiPriority="40"/>
+    <w:lsdException w:name="Grid Table 1 Light" w:uiPriority="46"/>
+    <w:lsdException w:name="Grid Table 2" w:uiPriority="47"/>
+    <w:lsdException w:name="Grid Table 3" w:uiPriority="48"/>
+    <w:lsdException w:name="Grid Table 4" w:uiPriority="49"/>
+    <w:lsdException w:name="Grid Table 5 Dark" w:uiPriority="50"/>
+    <w:lsdException w:name="Grid Table 6 Colorful" w:uiPriority="51"/>
+    <w:lsdException w:name="Grid Table 7 Colorful" w:uiPriority="52"/>
+    <w:lsdException w:name="Grid Table 1 Light Accent 1" w:uiPriority="46"/>
+    <w:lsdException w:name="Grid Table 2 Accent 1" w:uiPriority="47"/>
+    <w:lsdException w:name="Grid Table 3 Accent 1" w:uiPriority="48"/>
+    <w:lsdException w:name="Grid Table 4 Accent 1" w:uiPriority="49"/>
+    <w:lsdException w:name="Grid Table 5 Dark Accent 1" w:uiPriority="50"/>
+    <w:lsdException w:name="Grid Table 6 Colorful Accent 1" w:uiPriority="51"/>
+    <w:lsdException w:name="Grid Table 7 Colorful Accent 1" w:uiPriority="52"/>
+    <w:lsdException w:name="Grid Table 1 Light Accent 2" w:uiPriority="46"/>
+    <w:lsdException w:name="Grid Table 2 Accent 2" w:uiPriority="47"/>
+    <w:lsdException w:name="Grid Table 3 Accent 2" w:uiPriority="48"/>
+    <w:lsdException w:name="Grid Table 4 Accent 2" w:uiPriority="49"/>
+    <w:lsdException w:name="Grid Table 5 Dark Accent 2" w:uiPriority="50"/>
+    <w:lsdException w:name="Grid Table 6 Colorful Accent 2" w:uiPriority="51"/>
+    <w:lsdException w:name="Grid Table 7 Colorful Accent 2" w:uiPriority="52"/>
+    <w:lsdException w:name="Grid Table 1 Light Accent 3" w:uiPriority="46"/>
+    <w:lsdException w:name="Grid Table 2 Accent 3" w:uiPriority="47"/>
+    <w:lsdException w:name="Grid Table 3 Accent 3" w:uiPriority="48"/>
+    <w:lsdException w:name="Grid Table 4 Accent 3" w:uiPriority="49"/>
+    <w:lsdException w:name="Grid Table 5 Dark Accent 3" w:uiPriority="50"/>
+    <w:lsdException w:name="Grid Table 6 Colorful Accent 3" w:uiPriority="51"/>
+    <w:lsdException w:name="Grid Table 7 Colorful Accent 3" w:uiPriority="52"/>
+    <w:lsdException w:name="Grid Table 1 Light Accent 4" w:uiPriority="46"/>
+    <w:lsdException w:name="Grid Table 2 Accent 4" w:uiPriority="47"/>
+    <w:lsdException w:name="Grid Table 3 Accent 4" w:uiPriority="48"/>
+    <w:lsdException w:name="Grid Table 4 Accent 4" w:uiPriority="49"/>
+    <w:lsdException w:name="Grid Table 5 Dark Accent 4" w:uiPriority="50"/>
+    <w:lsdException w:name="Grid Table 6 Colorful Accent 4" w:uiPriority="51"/>
+    <w:lsdException w:name="Grid Table 7 Colorful Accent 4" w:uiPriority="52"/>
+    <w:lsdException w:name="Grid Table 1 Light Accent 5" w:uiPriority="46"/>
+    <w:lsdException w:name="Grid Table 2 Accent 5" w:uiPriority="47"/>
+    <w:lsdException w:name="Grid Table 3 Accent 5" w:uiPriority="48"/>
+    <w:lsdException w:name="Grid Table 4 Accent 5" w:uiPriority="49"/>
+    <w:lsdException w:name="Grid Table 5 Dark Accent 5" w:uiPriority="50"/>
+    <w:lsdException w:name="Grid Table 6 Colorful Accent 5" w:uiPriority="51"/>
+    <w:lsdException w:name="Grid Table 7 Colorful Accent 5" w:uiPriority="52"/>
+    <w:lsdException w:name="Grid Table 1 Light Accent 6" w:uiPriority="46"/>
+    <w:lsdException w:name="Grid Table 2 Accent 6" w:uiPriority="47"/>
+    <w:lsdException w:name="Grid Table 3 Accent 6" w:uiPriority="48"/>
+    <w:lsdException w:name="Grid Table 4 Accent 6" w:uiPriority="49"/>
+    <w:lsdException w:name="Grid Table 5 Dark Accent 6" w:uiPriority="50"/>
+    <w:lsdException w:name="Grid Table 6 Colorful Accent 6" w:uiPriority="51"/>
+    <w:lsdException w:name="Grid Table 7 Colorful Accent 6" w:uiPriority="52"/>
+    <w:lsdException w:name="List Table 1 Light" w:uiPriority="46"/>
+    <w:lsdException w:name="List Table 2" w:uiPriority="47"/>
+    <w:lsdException w:name="List Table 3" w:uiPriority="48"/>
+    <w:lsdException w:name="List Table 4" w:uiPriority="49"/>
+    <w:lsdException w:name="List Table 5 Dark" w:uiPriority="50"/>
+    <w:lsdException w:name="List Table 6 Colorful" w:uiPriority="51"/>
+    <w:lsdException w:name="List Table 7 Colorful" w:uiPriority="52"/>
+    <w:lsdException w:name="List Table 1 Light Accent 1" w:uiPriority="46"/>
+    <w:lsdException w:name="List Table 2 Accent 1" w:uiPriority="47"/>
+    <w:lsdException w:name="List Table 3 Accent 1" w:uiPriority="48"/>
+    <w:lsdException w:name="List Table 4 Accent 1" w:uiPriority="49"/>
+    <w:lsdException w:name="List Table 5 Dark Accent 1" w:uiPriority="50"/>
+    <w:lsdException w:name="List Table 6 Colorful Accent 1" w:uiPriority="51"/>
+    <w:lsdException w:name="List Table 7 Colorful Accent 1" w:uiPriority="52"/>
+    <w:lsdException w:name="List Table 1 Light Accent 2" w:uiPriority="46"/>
+    <w:lsdException w:name="List Table 2 Accent 2" w:uiPriority="47"/>
+    <w:lsdException w:name="List Table 3 Accent 2" w:uiPriority="48"/>
+    <w:lsdException w:name="List Table 4 Accent 2" w:uiPriority="49"/>
+    <w:lsdException w:name="List Table 5 Dark Accent 2" w:uiPriority="50"/>
+    <w:lsdException w:name="List Table 6 Colorful Accent 2" w:uiPriority="51"/>
+    <w:lsdException w:name="List Table 7 Colorful Accent 2" w:uiPriority="52"/>
+    <w:lsdException w:name="List Table 1 Light Accent 3" w:uiPriority="46"/>
+    <w:lsdException w:name="List Table 2 Accent 3" w:uiPriority="47"/>
+    <w:lsdException w:name="List Table 3 Accent 3" w:uiPriority="48"/>
+    <w:lsdException w:name="List Table 4 Accent 3" w:uiPriority="49"/>
+    <w:lsdException w:name="List Table 5 Dark Accent 3" w:uiPriority="50"/>
+    <w:lsdException w:name="List Table 6 Colorful Accent 3" w:uiPriority="51"/>
+    <w:lsdException w:name="List Table 7 Colorful Accent 3" w:uiPriority="52"/>
+    <w:lsdException w:name="List Table 1 Light Accent 4" w:uiPriority="46"/>
+    <w:lsdException w:name="List Table 2 Accent 4" w:uiPriority="47"/>
+    <w:lsdException w:name="List Table 3 Accent 4" w:uiPriority="48"/>
+    <w:lsdException w:name="List Table 4 Accent 4" w:uiPriority="49"/>
+    <w:lsdException w:name="List Table 5 Dark Accent 4" w:uiPriority="50"/>
+    <w:lsdException w:name="List Table 6 Colorful Accent 4" w:uiPriority="51"/>
+    <w:lsdException w:name="List Table 7 Colorful Accent 4" w:uiPriority="52"/>
+    <w:lsdException w:name="List Table 1 Light Accent 5" w:uiPriority="46"/>
+    <w:lsdException w:name="List Table 2 Accent 5" w:uiPriority="47"/>
+    <w:lsdException w:name="List Table 3 Accent 5" w:uiPriority="48"/>
+    <w:lsdException w:name="List Table 4 Accent 5" w:uiPriority="49"/>
+    <w:lsdException w:name="List Table 5 Dark Accent 5" w:uiPriority="50"/>
+    <w:lsdException w:name="List Table 6 Colorful Accent 5" w:uiPriority="51"/>
+    <w:lsdException w:name="List Table 7 Colorful Accent 5" w:uiPriority="52"/>
+    <w:lsdException w:name="List Table 1 Light Accent 6" w:uiPriority="46"/>
+    <w:lsdException w:name="List Table 2 Accent 6" w:uiPriority="47"/>
+    <w:lsdException w:name="List Table 3 Accent 6" w:uiPriority="48"/>
+    <w:lsdException w:name="List Table 4 Accent 6" w:uiPriority="49"/>
+    <w:lsdException w:name="List Table 5 Dark Accent 6" w:uiPriority="50"/>
+    <w:lsdException w:name="List Table 6 Colorful Accent 6" w:uiPriority="51"/>
+    <w:lsdException w:name="List Table 7 Colorful Accent 6" w:uiPriority="52"/>
+    <w:lsdException w:name="Mention" w:semiHidden="1" w:unhideWhenUsed="1"/>
+    <w:lsdException w:name="Smart Hyperlink" w:semiHidden="1" w:unhideWhenUsed="1"/>
+    <w:lsdException w:name="Hashtag" w:semiHidden="1" w:unhideWhenUsed="1"/>
+    <w:lsdException w:name="Unresolved Mention" w:semiHidden="1" w:unhideWhenUsed="1"/>
+    <w:lsdException w:name="Smart Link" w:semiHidden="1" w:unhideWhenUsed="1"/>
+  </w:latentStyles>
+  <w:style w:type="paragraph" w:default="1" w:styleId="Normal">
+    <w:name w:val="Normal"/>
+    <w:qFormat/>
+  </w:style>
+  <w:style w:type="character" w:default="1" w:styleId="DefaultParagraphFont">
+    <w:name w:val="Default Paragraph Font"/>
+    <w:uiPriority w:val="1"/>
+    <w:semiHidden/>
+    <w:unhideWhenUsed/>
+  </w:style>
+  <w:style w:type="table" w:default="1" w:styleId="TableNormal">
+    <w:name w:val="Normal Table"/>
+    <w:uiPriority w:val="99"/>
+    <w:semiHidden/>
+    <w:unhideWhenUsed/>
+    <w:tblPr>
+      <w:tblInd w:w="0" w:type="dxa"/>
+      <w:tblCellMar>
+        <w:top w:w="0" w:type="dxa"/>
+        <w:left w:w="108" w:type="dxa"/>
+        <w:bottom w:w="0" w:type="dxa"/>
+        <w:right w:w="108" w:type="dxa"/>
+      </w:tblCellMar>
+    </w:tblPr>
+  </w:style>
+  <w:style w:type="numbering" w:default="1" w:styleId="NoList">
+    <w:name w:val="No List"/>
+    <w:uiPriority w:val="99"/>
+    <w:semiHidden/>
+    <w:unhideWhenUsed/>
+  </w:style>
+</w:styles>
+</file>
+
+<file path=word/theme/theme1.xml><?xml version="1.0" encoding="utf-8"?>
+<a:theme xmlns:a="http://schemas.openxmlformats.org/drawingml/2006/main" name="Office Theme">
+  <a:themeElements>
+    <a:clrScheme name="Office">
+      <a:dk1>
+        <a:sysClr val="windowText" lastClr="000000"/>
+      </a:dk1>
+      <a:lt1>
+        <a:sysClr val="window" lastClr="FFFFFF"/>
+      </a:lt1>
+      <a:dk2>
+        <a:srgbClr val="44546A"/>
+      </a:dk2>
+      <a:lt2>
+        <a:srgbClr val="E7E6E6"/>
+      </a:lt2>
+      <a:accent1>
+        <a:srgbClr val="4472C4"/>
+      </a:accent1>
+      <a:accent2>
+        <a:srgbClr val="ED7D31"/>
+      </a:accent2>
+      <a:accent3>
+        <a:srgbClr val="A5A5A5"/>
+      </a:accent3>
+      <a:accent4>
+        <a:srgbClr val="FFC000"/>
+      </a:accent4>
+      <a:accent5>
+        <a:srgbClr val="5B9BD5"/>
+      </a:accent5>
+      <a:accent6>
+        <a:srgbClr val="70AD47"/>
+      </a:accent6>
+      <a:hlink>
+        <a:srgbClr val="0563C1"/>
+      </a:hlink>
+      <a:folHlink>
+        <a:srgbClr val="954F72"/>
+      </a:folHlink>
+    </a:clrScheme>
+    <a:fontScheme name="Office">
+      <a:majorFont>
+        <a:latin typeface="Calibri Light" panose="020F0302020204030204"/>
+        <a:ea typeface=""/>
+        <a:cs typeface=""/>
+        <a:font script="Jpan" typeface="游ゴシック Light"/>
+        <a:font script="Hang" typeface="맑은 고딕"/>
+        <a:font script="Hans" typeface="等线 Light"/>
+        <a:font script="Hant" typeface="新細明體"/>
+        <a:font script="Arab" typeface="Times New Roman"/>
+        <a:font script="Hebr" typeface="Times New Roman"/>
+        <a:font script="Thai" typeface="Angsana New"/>
+        <a:font script="Ethi" typeface="Nyala"/>
+        <a:font script="Beng" typeface="Vrinda"/>
+        <a:font script="Gujr" typeface="Shruti"/>
+        <a:font script="Khmr" typeface="MoolBoran"/>
+        <a:font script="Knda" typeface="Tunga"/>
+        <a:font script="Guru" typeface="Raavi"/>
+        <a:font script="Cans" typeface="Euphemia"/>
+        <a:font script="Cher" typeface="Plantagenet Cherokee"/>
+        <a:font script="Yiii" typeface="Microsoft Yi Baiti"/>
+        <a:font script="Tibt" typeface="Microsoft Himalaya"/>
+        <a:font script="Thaa" typeface="MV Boli"/>
+        <a:font script="Deva" typeface="Mangal"/>
+        <a:font script="Telu" typeface="Gautami"/>
+        <a:font script="Taml" typeface="Latha"/>
+        <a:font script="Syrc" typeface="Estrangelo Edessa"/>
+        <a:font script="Orya" typeface="Kalinga"/>
+        <a:font script="Mlym" typeface="Kartika"/>
+        <a:font script="Laoo" typeface="DokChampa"/>
+        <a:font script="Sinh" typeface="Iskoola Pota"/>
+        <a:font script="Mong" typeface="Mongolian Baiti"/>
+        <a:font script="Viet" typeface="Times New Roman"/>
+        <a:font script="Uigh" typeface="Microsoft Uighur"/>
+        <a:font script="Geor" typeface="Sylfaen"/>
+        <a:font script="Armn" typeface="Arial"/>
+        <a:font script="Bugi" typeface="Leelawadee UI"/>
+        <a:font script="Bopo" typeface="Microsoft JhengHei"/>
+        <a:font script="Java" typeface="Javanese Text"/>
+        <a:font script="Lisu" typeface="Segoe UI"/>
+        <a:font script="Mymr" typeface="Myanmar Text"/>
+        <a:font script="Nkoo" typeface="Ebrima"/>
+        <a:font script="Olck" typeface="Nirmala UI"/>
+        <a:font script="Osma" typeface="Ebrima"/>
+        <a:font script="Phag" typeface="Phagspa"/>
+        <a:font script="Syrn" typeface="Estrangelo Edessa"/>
+        <a:font script="Syrj" typeface="Estrangelo Edessa"/>
+        <a:font script="Syre" typeface="Estrangelo Edessa"/>
+        <a:font script="Sora" typeface="Nirmala UI"/>
+        <a:font script="Tale" typeface="Microsoft Tai Le"/>
+        <a:font script="Talu" typeface="Microsoft New Tai Lue"/>
+        <a:font script="Tfng" typeface="Ebrima"/>
+      </a:majorFont>
+      <a:minorFont>
+        <a:latin typeface="Calibri" panose="020F0502020204030204"/>
+        <a:ea typeface=""/>
+        <a:cs typeface=""/>
+        <a:font script="Jpan" typeface="游明朝"/>
+        <a:font script="Hang" typeface="맑은 고딕"/>
+        <a:font script="Hans" typeface="等线"/>
+        <a:font script="Hant" typeface="新細明體"/>
+        <a:font script="Arab" typeface="Arial"/>
+        <a:font script="Hebr" typeface="Arial"/>
+        <a:font script="Thai" typeface="Cordia New"/>
+        <a:font script="Ethi" typeface="Nyala"/>
+        <a:font script="Beng" typeface="Vrinda"/>
+        <a:font script="Gujr" typeface="Shruti"/>
+        <a:font script="Khmr" typeface="DaunPenh"/>
+        <a:font script="Knda" typeface="Tunga"/>
+        <a:font script="Guru" typeface="Raavi"/>
+        <a:font script="Cans" typeface="Euphemia"/>
+        <a:font script="Cher" typeface="Plantagenet Cherokee"/>
+        <a:font script="Yiii" typeface="Microsoft Yi Baiti"/>
+        <a:font script="Tibt" typeface="Microsoft Himalaya"/>
+        <a:font script="Thaa" typeface="MV Boli"/>
+        <a:font script="Deva" typeface="Mangal"/>
+        <a:font script="Telu" typeface="Gautami"/>
+        <a:font script="Taml" typeface="Latha"/>
+        <a:font script="Syrc" typeface="Estrangelo Edessa"/>
+        <a:font script="Orya" typeface="Kalinga"/>
+        <a:font script="Mlym" typeface="Kartika"/>
+        <a:font script="Laoo" typeface="DokChampa"/>
+        <a:font script="Sinh" typeface="Iskoola Pota"/>
+        <a:font script="Mong" typeface="Mongolian Baiti"/>
+        <a:font script="Viet" typeface="Arial"/>
+        <a:font script="Uigh" typeface="Microsoft Uighur"/>
+        <a:font script="Geor" typeface="Sylfaen"/>
+        <a:font script="Armn" typeface="Arial"/>
+        <a:font script="Bugi" typeface="Leelawadee UI"/>
+        <a:font script="Bopo" typeface="Microsoft JhengHei"/>
+        <a:font script="Java" typeface="Javanese Text"/>
+        <a:font script="Lisu" typeface="Segoe UI"/>
+        <a:font script="Mymr" typeface="Myanmar Text"/>
+        <a:font script="Nkoo" typeface="Ebrima"/>
+        <a:font script="Olck" typeface="Nirmala UI"/>
+        <a:font script="Osma" typeface="Ebrima"/>
+        <a:font script="Phag" typeface="Phagspa"/>
+        <a:font script="Syrn" typeface="Estrangelo Edessa"/>
+        <a:font script="Syrj" typeface="Estrangelo Edessa"/>
+        <a:font script="Syre" typeface="Estrangelo Edessa"/>
+        <a:font script="Sora" typeface="Nirmala UI"/>
+        <a:font script="Tale" typeface="Microsoft Tai Le"/>
+        <a:font script="Talu" typeface="Microsoft New Tai Lue"/>
+        <a:font script="Tfng" typeface="Ebrima"/>
+      </a:minorFont>
+    </a:fontScheme>
+    <a:fmtScheme name="Office">
+      <a:fillStyleLst>
+        <a:solidFill>
+          <a:schemeClr val="phClr"/>
+        </a:solidFill>
+        <a:gradFill rotWithShape="1">
+          <a:gsLst>
+            <a:gs pos="0">
+              <a:schemeClr val="phClr">
+                <a:lumMod val="110000"/>
+                <a:satMod val="105000"/>
+                <a:tint val="67000"/>
+              </a:schemeClr>
+            </a:gs>
+            <a:gs pos="50000">
+              <a:schemeClr val="phClr">
+                <a:lumMod val="105000"/>
+                <a:satMod val="103000"/>
+                <a:tint val="73000"/>
+              </a:schemeClr>
+            </a:gs>
+            <a:gs pos="100000">
+              <a:schemeClr val="phClr">
+                <a:lumMod val="105000"/>
+                <a:satMod val="109000"/>
+                <a:tint val="81000"/>
+              </a:schemeClr>
+            </a:gs>
+          </a:gsLst>
+          <a:lin ang="5400000" scaled="0"/>
+        </a:gradFill>
+        <a:gradFill rotWithShape="1">
+          <a:gsLst>
+            <a:gs pos="0">
+              <a:schemeClr val="phClr">
+                <a:satMod val="103000"/>
+                <a:lumMod val="102000"/>
+                <a:tint val="94000"/>
+              </a:schemeClr>
+            </a:gs>
+            <a:gs pos="50000">
+              <a:schemeClr val="phClr">
+                <a:satMod val="110000"/>
+                <a:lumMod val="100000"/>
+                <a:shade val="100000"/>
+              </a:schemeClr>
+            </a:gs>
+            <a:gs pos="100000">
+              <a:schemeClr val="phClr">
+                <a:lumMod val="99000"/>
+                <a:satMod val="120000"/>
+                <a:shade val="78000"/>
+              </a:schemeClr>
+            </a:gs>
+          </a:gsLst>
+          <a:lin ang="5400000" scaled="0"/>
+        </a:gradFill>
+      </a:fillStyleLst>
+      <a:lnStyleLst>
+        <a:ln w="6350" cap="flat" cmpd="sng" algn="ctr">
+          <a:solidFill>
+            <a:schemeClr val="phClr"/>
+          </a:solidFill>
+          <a:prstDash val="solid"/>
+          <a:miter lim="800000"/>
+        </a:ln>
+        <a:ln w="12700" cap="flat" cmpd="sng" algn="ctr">
+          <a:solidFill>
+            <a:schemeClr val="phClr"/>
+          </a:solidFill>
+          <a:prstDash val="solid"/>
+          <a:miter lim="800000"/>
+        </a:ln>
+        <a:ln w="19050" cap="flat" cmpd="sng" algn="ctr">
+          <a:solidFill>
+            <a:schemeClr val="phClr"/>
+          </a:solidFill>
+          <a:prstDash val="solid"/>
+          <a:miter lim="800000"/>
+        </a:ln>
+      </a:lnStyleLst>
+      <a:effectStyleLst>
+        <a:effectStyle>
+          <a:effectLst/>
+        </a:effectStyle>
+        <a:effectStyle>
+          <a:effectLst/>
+        </a:effectStyle>
+        <a:effectStyle>
+          <a:effectLst>
+            <a:outerShdw blurRad="57150" dist="19050" dir="5400000" algn="ctr" rotWithShape="0">
+              <a:srgbClr val="000000">
+                <a:alpha val="63000"/>
+              </a:srgbClr>
+            </a:outerShdw>
+          </a:effectLst>
+        </a:effectStyle>
+      </a:effectStyleLst>
+      <a:bgFillStyleLst>
+        <a:solidFill>
+          <a:schemeClr val="phClr"/>
+        </a:solidFill>
+        <a:solidFill>
+          <a:schemeClr val="phClr">
+            <a:tint val="95000"/>
+            <a:satMod val="170000"/>
+          </a:schemeClr>
+        </a:solidFill>
+        <a:gradFill rotWithShape="1">
+          <a:gsLst>
+            <a:gs pos="0">
+              <a:schemeClr val="phClr">
+                <a:tint val="93000"/>
+                <a:satMod val="150000"/>
+                <a:shade val="98000"/>
+                <a:lumMod val="102000"/>
+              </a:schemeClr>
+            </a:gs>
+            <a:gs pos="50000">
+              <a:schemeClr val="phClr">
+                <a:tint val="98000"/>
+                <a:satMod val="130000"/>
+                <a:shade val="90000"/>
+                <a:lumMod val="103000"/>
+              </a:schemeClr>
+            </a:gs>
+            <a:gs pos="100000">
+              <a:schemeClr val="phClr">
+                <a:shade val="63000"/>
+                <a:satMod val="120000"/>
+              </a:schemeClr>
+            </a:gs>
+          </a:gsLst>
+          <a:lin ang="5400000" scaled="0"/>
+        </a:gradFill>
+      </a:bgFillStyleLst>
+    </a:fmtScheme>
+  </a:themeElements>
+  <a:objectDefaults/>
+  <a:extraClrSchemeLst/>
+  <a:extLst>
+    <a:ext uri="{05A4C25C-085E-4340-85A3-A5531E510DB2}">
+      <thm15:themeFamily xmlns:thm15="http://schemas.microsoft.com/office/thememl/2012/main" name="Office Theme" id="{62F939B6-93AF-4DB8-9C6B-D6C7DFDC589F}" vid="{4A3C46E8-61CC-4603-A589-7422A47A8E4A}"/>
+    </a:ext>
+  </a:extLst>
+</a:theme>
 </file>